--- a/lam_viec/hsdt/hsdt_vong1.docx
+++ b/lam_viec/hsdt/hsdt_vong1.docx
@@ -274,7 +274,7 @@
                 <w:color w:val="000000"/>
                 <w:sz w:val="24"/>
               </w:rPr>
-              <w:t>0.2</w:t>
+              <w:t>0.10</w:t>
             </w:r>
           </w:p>
         </w:tc>
@@ -8821,7 +8821,7 @@
                 <w:color w:val="000000"/>
                 <w:sz w:val="24"/>
               </w:rPr>
-              <w:t>quản trị dự án Xây dựng hệ thống thương mại điện tử và tích hợp hệ thống bán hàng cho Công ty CP Thời trang Hoàng Gia (1,15 tỷ đồng, khoảng 550 MD, 10 nhân sự)</w:t>
+              <w:t>Quản trị dự án Xây dựng hệ thống thương mại điện tử và tích hợp hệ thống bán hàng cho Công ty CP Thời trang Hoàng Gia (1,15 tỷ đồng, khoảng 550 MD, 10 nhân sự)</w:t>
             </w:r>
           </w:p>
         </w:tc>
@@ -8933,7 +8933,7 @@
                 <w:color w:val="000000"/>
                 <w:sz w:val="24"/>
               </w:rPr>
-              <w:t>quản trị dự án Website bán hàng trực tuyến và tích hợp ERP cho Công ty TNHH Nội thất An Phát (860 triệu đồng, sprint 2 tuần)</w:t>
+              <w:t>Quản trị dự án Website bán hàng trực tuyến và tích hợp ERP cho Công ty TNHH Nội thất An Phát (860 triệu đồng, sprint 2 tuần)</w:t>
             </w:r>
           </w:p>
         </w:tc>
@@ -9045,7 +9045,7 @@
                 <w:color w:val="000000"/>
                 <w:sz w:val="24"/>
               </w:rPr>
-              <w:t>quản lý dự án, kiến trúc sư nâng cấp cổng bán hàng và cổng thanh toán cho khách hàng bán lẻ</w:t>
+              <w:t>Quản lý dự án, kiến trúc sư nâng cấp cổng bán hàng và cổng thanh toán cho khách hàng bán lẻ</w:t>
             </w:r>
           </w:p>
         </w:tc>
@@ -9157,7 +9157,7 @@
                 <w:color w:val="000000"/>
                 <w:sz w:val="24"/>
               </w:rPr>
-              <w:t>kỹ sư backend dự án Hoàng Gia (API khách hàng, đơn hàng; thiết kế cơ sở dữ liệu; unit test)</w:t>
+              <w:t>Kỹ sư backend dự án Hoàng Gia (API khách hàng, đơn hàng; thiết kế cơ sở dữ liệu; unit test)</w:t>
             </w:r>
           </w:p>
         </w:tc>
@@ -9269,7 +9269,7 @@
                 <w:color w:val="000000"/>
                 <w:sz w:val="24"/>
               </w:rPr>
-              <w:t>trưởng nhóm backend dự án An Phát (đồng bộ tồn kho với ERP, xác thực và phân quyền)</w:t>
+              <w:t>Trưởng nhóm backend dự án An Phát (đồng bộ tồn kho với ERP, xác thực và phân quyền)</w:t>
             </w:r>
           </w:p>
         </w:tc>
@@ -9293,7 +9293,7 @@
                 <w:color w:val="000000"/>
                 <w:sz w:val="24"/>
               </w:rPr>
-              <w:t>3</w:t>
+              <w:t>2</w:t>
             </w:r>
           </w:p>
         </w:tc>
@@ -9315,7 +9315,7 @@
                 <w:color w:val="000000"/>
                 <w:sz w:val="24"/>
               </w:rPr>
-              <w:t>Ninh Đức Toàn</w:t>
+              <w:t>Phạm Tuấn Anh</w:t>
             </w:r>
           </w:p>
         </w:tc>
@@ -9337,7 +9337,7 @@
                 <w:color w:val="000000"/>
                 <w:sz w:val="24"/>
               </w:rPr>
-              <w:t>03/2024</w:t>
+              <w:t>09/2025</w:t>
             </w:r>
           </w:p>
         </w:tc>
@@ -9359,7 +9359,7 @@
                 <w:color w:val="000000"/>
                 <w:sz w:val="24"/>
               </w:rPr>
-              <w:t>11/2024</w:t>
+              <w:t>12/2026</w:t>
             </w:r>
           </w:p>
         </w:tc>
@@ -9381,7 +9381,7 @@
                 <w:color w:val="000000"/>
                 <w:sz w:val="24"/>
               </w:rPr>
-              <w:t>kỹ sư backend dự án Hoàng Gia (tìm kiếm và bộ lọc sản phẩm, chỉ mục tìm kiếm)</w:t>
+              <w:t>Kỹ sư backend dự án nâng cấp cổng bán hàng và cổng thanh toán cho khách hàng bán lẻ (lập trình API giỏ hàng, thanh toán và đơn hàng của ứng dụng web; tích hợp hệ thống quản lý bán hàng)</w:t>
             </w:r>
           </w:p>
         </w:tc>
@@ -9405,7 +9405,7 @@
                 <w:color w:val="000000"/>
                 <w:sz w:val="24"/>
               </w:rPr>
-              <w:t>3</w:t>
+              <w:t>2</w:t>
             </w:r>
           </w:p>
         </w:tc>
@@ -9427,7 +9427,7 @@
                 <w:color w:val="000000"/>
                 <w:sz w:val="24"/>
               </w:rPr>
-              <w:t>Ninh Đức Toàn</w:t>
+              <w:t>Phạm Tuấn Anh</w:t>
             </w:r>
           </w:p>
         </w:tc>
@@ -9449,7 +9449,7 @@
                 <w:color w:val="000000"/>
                 <w:sz w:val="24"/>
               </w:rPr>
-              <w:t>01/2025</w:t>
+              <w:t>01/2027</w:t>
             </w:r>
           </w:p>
         </w:tc>
@@ -9471,7 +9471,7 @@
                 <w:color w:val="000000"/>
                 <w:sz w:val="24"/>
               </w:rPr>
-              <w:t>12/2026</w:t>
+              <w:t>nay</w:t>
             </w:r>
           </w:p>
         </w:tc>
@@ -9493,7 +9493,7 @@
                 <w:color w:val="000000"/>
                 <w:sz w:val="24"/>
               </w:rPr>
-              <w:t>kỹ sư DevOps cho các dự án thương mại điện tử (pipeline CI/CD, môi trường staging và production, giám sát, sao lưu và khôi phục; tham gia cut over dự án An Phát)</w:t>
+              <w:t>Kỹ sư backend bảo trì cổng bán hàng sau nâng cấp (khắc phục lỗi, tối ưu truy vấn)</w:t>
             </w:r>
           </w:p>
         </w:tc>
@@ -9517,7 +9517,7 @@
                 <w:color w:val="000000"/>
                 <w:sz w:val="24"/>
               </w:rPr>
-              <w:t>4</w:t>
+              <w:t>3</w:t>
             </w:r>
           </w:p>
         </w:tc>
@@ -9539,7 +9539,7 @@
                 <w:color w:val="000000"/>
                 <w:sz w:val="24"/>
               </w:rPr>
-              <w:t>Vũ Đức Minh</w:t>
+              <w:t>Ninh Đức Toàn</w:t>
             </w:r>
           </w:p>
         </w:tc>
@@ -9605,7 +9605,7 @@
                 <w:color w:val="000000"/>
                 <w:sz w:val="24"/>
               </w:rPr>
-              <w:t>kỹ sư frontend dự án Hoàng Gia (giao diện danh mục, giỏ hàng, đặt hàng trên máy tính và điện thoại)</w:t>
+              <w:t>Kỹ sư backend dự án Hoàng Gia (tìm kiếm và bộ lọc sản phẩm, chỉ mục tìm kiếm)</w:t>
             </w:r>
           </w:p>
         </w:tc>
@@ -9629,7 +9629,7 @@
                 <w:color w:val="000000"/>
                 <w:sz w:val="24"/>
               </w:rPr>
-              <w:t>4</w:t>
+              <w:t>3</w:t>
             </w:r>
           </w:p>
         </w:tc>
@@ -9651,7 +9651,7 @@
                 <w:color w:val="000000"/>
                 <w:sz w:val="24"/>
               </w:rPr>
-              <w:t>Vũ Đức Minh</w:t>
+              <w:t>Ninh Đức Toàn</w:t>
             </w:r>
           </w:p>
         </w:tc>
@@ -9695,7 +9695,7 @@
                 <w:color w:val="000000"/>
                 <w:sz w:val="24"/>
               </w:rPr>
-              <w:t>07/2025</w:t>
+              <w:t>12/2026</w:t>
             </w:r>
           </w:p>
         </w:tc>
@@ -9717,7 +9717,7 @@
                 <w:color w:val="000000"/>
                 <w:sz w:val="24"/>
               </w:rPr>
-              <w:t>thiết kế UX/UI và lập trình giao diện dự án An Phát (prototype, quy chuẩn hiển thị, tối ưu tải trang)</w:t>
+              <w:t>Kỹ sư backend kiêm DevOps cho các dự án thương mại điện tử (lập trình API ứng dụng web và dịch vụ tìm kiếm sản phẩm của dự án An Phát và dự án nâng cấp cổng bán hàng, cổng thanh toán; pipeline CI/CD, môi trường staging và production, giám sát, sao lưu và khôi phục; tham gia cut over dự án An Phát)</w:t>
             </w:r>
           </w:p>
         </w:tc>
@@ -9741,7 +9741,7 @@
                 <w:color w:val="000000"/>
                 <w:sz w:val="24"/>
               </w:rPr>
-              <w:t>5</w:t>
+              <w:t>4</w:t>
             </w:r>
           </w:p>
         </w:tc>
@@ -9763,7 +9763,7 @@
                 <w:color w:val="000000"/>
                 <w:sz w:val="24"/>
               </w:rPr>
-              <w:t>Nguyễn Thị Phương Liên</w:t>
+              <w:t>Vũ Đức Minh</w:t>
             </w:r>
           </w:p>
         </w:tc>
@@ -9829,7 +9829,7 @@
                 <w:color w:val="000000"/>
                 <w:sz w:val="24"/>
               </w:rPr>
-              <w:t>chuyên viên phân tích nghiệp vụ dự án Hoàng Gia (khảo sát, SRS, use case, quy trình bán hàng trực tuyến)</w:t>
+              <w:t>Kỹ sư frontend dự án Hoàng Gia (giao diện danh mục, giỏ hàng, đặt hàng trên máy tính và điện thoại)</w:t>
             </w:r>
           </w:p>
         </w:tc>
@@ -9853,6 +9853,342 @@
                 <w:color w:val="000000"/>
                 <w:sz w:val="24"/>
               </w:rPr>
+              <w:t>4</w:t>
+            </w:r>
+          </w:p>
+        </w:tc>
+        <w:tc>
+          <w:tcPr>
+            <w:tcW w:type="dxa" w:w="1800"/>
+          </w:tcPr>
+          <w:p>
+            <w:pPr>
+              <w:spacing w:before="0" w:after="40"/>
+              <w:jc w:val="left"/>
+            </w:pPr>
+            <w:r>
+              <w:rPr>
+                <w:rFonts w:ascii="Times New Roman" w:hAnsi="Times New Roman" w:eastAsia="Times New Roman" w:cs="Times New Roman"/>
+                <w:b w:val="0"/>
+                <w:i w:val="0"/>
+                <w:caps w:val="0"/>
+                <w:color w:val="000000"/>
+                <w:sz w:val="24"/>
+              </w:rPr>
+              <w:t>Vũ Đức Minh</w:t>
+            </w:r>
+          </w:p>
+        </w:tc>
+        <w:tc>
+          <w:tcPr>
+            <w:tcW w:type="dxa" w:w="1000"/>
+          </w:tcPr>
+          <w:p>
+            <w:pPr>
+              <w:spacing w:before="0" w:after="40"/>
+              <w:jc w:val="center"/>
+            </w:pPr>
+            <w:r>
+              <w:rPr>
+                <w:rFonts w:ascii="Times New Roman" w:hAnsi="Times New Roman" w:eastAsia="Times New Roman" w:cs="Times New Roman"/>
+                <w:b w:val="0"/>
+                <w:i w:val="0"/>
+                <w:caps w:val="0"/>
+                <w:color w:val="000000"/>
+                <w:sz w:val="24"/>
+              </w:rPr>
+              <w:t>01/2025</w:t>
+            </w:r>
+          </w:p>
+        </w:tc>
+        <w:tc>
+          <w:tcPr>
+            <w:tcW w:type="dxa" w:w="1000"/>
+          </w:tcPr>
+          <w:p>
+            <w:pPr>
+              <w:spacing w:before="0" w:after="40"/>
+              <w:jc w:val="center"/>
+            </w:pPr>
+            <w:r>
+              <w:rPr>
+                <w:rFonts w:ascii="Times New Roman" w:hAnsi="Times New Roman" w:eastAsia="Times New Roman" w:cs="Times New Roman"/>
+                <w:b w:val="0"/>
+                <w:i w:val="0"/>
+                <w:caps w:val="0"/>
+                <w:color w:val="000000"/>
+                <w:sz w:val="24"/>
+              </w:rPr>
+              <w:t>07/2025</w:t>
+            </w:r>
+          </w:p>
+        </w:tc>
+        <w:tc>
+          <w:tcPr>
+            <w:tcW w:type="dxa" w:w="4900"/>
+          </w:tcPr>
+          <w:p>
+            <w:pPr>
+              <w:spacing w:before="0" w:after="40"/>
+              <w:jc w:val="left"/>
+            </w:pPr>
+            <w:r>
+              <w:rPr>
+                <w:rFonts w:ascii="Times New Roman" w:hAnsi="Times New Roman" w:eastAsia="Times New Roman" w:cs="Times New Roman"/>
+                <w:b w:val="0"/>
+                <w:i w:val="0"/>
+                <w:caps w:val="0"/>
+                <w:color w:val="000000"/>
+                <w:sz w:val="24"/>
+              </w:rPr>
+              <w:t>Thiết kế UX/UI và lập trình giao diện dự án An Phát (prototype, quy chuẩn hiển thị, tối ưu tải trang)</w:t>
+            </w:r>
+          </w:p>
+        </w:tc>
+      </w:tr>
+      <w:tr>
+        <w:tc>
+          <w:tcPr>
+            <w:tcW w:type="dxa" w:w="600"/>
+          </w:tcPr>
+          <w:p>
+            <w:pPr>
+              <w:spacing w:before="0" w:after="40"/>
+              <w:jc w:val="center"/>
+            </w:pPr>
+            <w:r>
+              <w:rPr>
+                <w:rFonts w:ascii="Times New Roman" w:hAnsi="Times New Roman" w:eastAsia="Times New Roman" w:cs="Times New Roman"/>
+                <w:b w:val="0"/>
+                <w:i w:val="0"/>
+                <w:caps w:val="0"/>
+                <w:color w:val="000000"/>
+                <w:sz w:val="24"/>
+              </w:rPr>
+              <w:t>4</w:t>
+            </w:r>
+          </w:p>
+        </w:tc>
+        <w:tc>
+          <w:tcPr>
+            <w:tcW w:type="dxa" w:w="1800"/>
+          </w:tcPr>
+          <w:p>
+            <w:pPr>
+              <w:spacing w:before="0" w:after="40"/>
+              <w:jc w:val="left"/>
+            </w:pPr>
+            <w:r>
+              <w:rPr>
+                <w:rFonts w:ascii="Times New Roman" w:hAnsi="Times New Roman" w:eastAsia="Times New Roman" w:cs="Times New Roman"/>
+                <w:b w:val="0"/>
+                <w:i w:val="0"/>
+                <w:caps w:val="0"/>
+                <w:color w:val="000000"/>
+                <w:sz w:val="24"/>
+              </w:rPr>
+              <w:t>Vũ Đức Minh</w:t>
+            </w:r>
+          </w:p>
+        </w:tc>
+        <w:tc>
+          <w:tcPr>
+            <w:tcW w:type="dxa" w:w="1000"/>
+          </w:tcPr>
+          <w:p>
+            <w:pPr>
+              <w:spacing w:before="0" w:after="40"/>
+              <w:jc w:val="center"/>
+            </w:pPr>
+            <w:r>
+              <w:rPr>
+                <w:rFonts w:ascii="Times New Roman" w:hAnsi="Times New Roman" w:eastAsia="Times New Roman" w:cs="Times New Roman"/>
+                <w:b w:val="0"/>
+                <w:i w:val="0"/>
+                <w:caps w:val="0"/>
+                <w:color w:val="000000"/>
+                <w:sz w:val="24"/>
+              </w:rPr>
+              <w:t>09/2025</w:t>
+            </w:r>
+          </w:p>
+        </w:tc>
+        <w:tc>
+          <w:tcPr>
+            <w:tcW w:type="dxa" w:w="1000"/>
+          </w:tcPr>
+          <w:p>
+            <w:pPr>
+              <w:spacing w:before="0" w:after="40"/>
+              <w:jc w:val="center"/>
+            </w:pPr>
+            <w:r>
+              <w:rPr>
+                <w:rFonts w:ascii="Times New Roman" w:hAnsi="Times New Roman" w:eastAsia="Times New Roman" w:cs="Times New Roman"/>
+                <w:b w:val="0"/>
+                <w:i w:val="0"/>
+                <w:caps w:val="0"/>
+                <w:color w:val="000000"/>
+                <w:sz w:val="24"/>
+              </w:rPr>
+              <w:t>12/2026</w:t>
+            </w:r>
+          </w:p>
+        </w:tc>
+        <w:tc>
+          <w:tcPr>
+            <w:tcW w:type="dxa" w:w="4900"/>
+          </w:tcPr>
+          <w:p>
+            <w:pPr>
+              <w:spacing w:before="0" w:after="40"/>
+              <w:jc w:val="left"/>
+            </w:pPr>
+            <w:r>
+              <w:rPr>
+                <w:rFonts w:ascii="Times New Roman" w:hAnsi="Times New Roman" w:eastAsia="Times New Roman" w:cs="Times New Roman"/>
+                <w:b w:val="0"/>
+                <w:i w:val="0"/>
+                <w:caps w:val="0"/>
+                <w:color w:val="000000"/>
+                <w:sz w:val="24"/>
+              </w:rPr>
+              <w:t>Kỹ sư frontend dự án nâng cấp cổng bán hàng và cổng thanh toán cho khách hàng bán lẻ (lập trình giao diện web trang sản phẩm, giỏ hàng, thanh toán tương thích thiết bị di động)</w:t>
+            </w:r>
+          </w:p>
+        </w:tc>
+      </w:tr>
+      <w:tr>
+        <w:tc>
+          <w:tcPr>
+            <w:tcW w:type="dxa" w:w="600"/>
+          </w:tcPr>
+          <w:p>
+            <w:pPr>
+              <w:spacing w:before="0" w:after="40"/>
+              <w:jc w:val="center"/>
+            </w:pPr>
+            <w:r>
+              <w:rPr>
+                <w:rFonts w:ascii="Times New Roman" w:hAnsi="Times New Roman" w:eastAsia="Times New Roman" w:cs="Times New Roman"/>
+                <w:b w:val="0"/>
+                <w:i w:val="0"/>
+                <w:caps w:val="0"/>
+                <w:color w:val="000000"/>
+                <w:sz w:val="24"/>
+              </w:rPr>
+              <w:t>4</w:t>
+            </w:r>
+          </w:p>
+        </w:tc>
+        <w:tc>
+          <w:tcPr>
+            <w:tcW w:type="dxa" w:w="1800"/>
+          </w:tcPr>
+          <w:p>
+            <w:pPr>
+              <w:spacing w:before="0" w:after="40"/>
+              <w:jc w:val="left"/>
+            </w:pPr>
+            <w:r>
+              <w:rPr>
+                <w:rFonts w:ascii="Times New Roman" w:hAnsi="Times New Roman" w:eastAsia="Times New Roman" w:cs="Times New Roman"/>
+                <w:b w:val="0"/>
+                <w:i w:val="0"/>
+                <w:caps w:val="0"/>
+                <w:color w:val="000000"/>
+                <w:sz w:val="24"/>
+              </w:rPr>
+              <w:t>Vũ Đức Minh</w:t>
+            </w:r>
+          </w:p>
+        </w:tc>
+        <w:tc>
+          <w:tcPr>
+            <w:tcW w:type="dxa" w:w="1000"/>
+          </w:tcPr>
+          <w:p>
+            <w:pPr>
+              <w:spacing w:before="0" w:after="40"/>
+              <w:jc w:val="center"/>
+            </w:pPr>
+            <w:r>
+              <w:rPr>
+                <w:rFonts w:ascii="Times New Roman" w:hAnsi="Times New Roman" w:eastAsia="Times New Roman" w:cs="Times New Roman"/>
+                <w:b w:val="0"/>
+                <w:i w:val="0"/>
+                <w:caps w:val="0"/>
+                <w:color w:val="000000"/>
+                <w:sz w:val="24"/>
+              </w:rPr>
+              <w:t>01/2027</w:t>
+            </w:r>
+          </w:p>
+        </w:tc>
+        <w:tc>
+          <w:tcPr>
+            <w:tcW w:type="dxa" w:w="1000"/>
+          </w:tcPr>
+          <w:p>
+            <w:pPr>
+              <w:spacing w:before="0" w:after="40"/>
+              <w:jc w:val="center"/>
+            </w:pPr>
+            <w:r>
+              <w:rPr>
+                <w:rFonts w:ascii="Times New Roman" w:hAnsi="Times New Roman" w:eastAsia="Times New Roman" w:cs="Times New Roman"/>
+                <w:b w:val="0"/>
+                <w:i w:val="0"/>
+                <w:caps w:val="0"/>
+                <w:color w:val="000000"/>
+                <w:sz w:val="24"/>
+              </w:rPr>
+              <w:t>nay</w:t>
+            </w:r>
+          </w:p>
+        </w:tc>
+        <w:tc>
+          <w:tcPr>
+            <w:tcW w:type="dxa" w:w="4900"/>
+          </w:tcPr>
+          <w:p>
+            <w:pPr>
+              <w:spacing w:before="0" w:after="40"/>
+              <w:jc w:val="left"/>
+            </w:pPr>
+            <w:r>
+              <w:rPr>
+                <w:rFonts w:ascii="Times New Roman" w:hAnsi="Times New Roman" w:eastAsia="Times New Roman" w:cs="Times New Roman"/>
+                <w:b w:val="0"/>
+                <w:i w:val="0"/>
+                <w:caps w:val="0"/>
+                <w:color w:val="000000"/>
+                <w:sz w:val="24"/>
+              </w:rPr>
+              <w:t>Kỹ sư frontend bảo trì cổng bán hàng sau nâng cấp (khắc phục lỗi giao diện, cải thiện khả năng sử dụng)</w:t>
+            </w:r>
+          </w:p>
+        </w:tc>
+      </w:tr>
+      <w:tr>
+        <w:tc>
+          <w:tcPr>
+            <w:tcW w:type="dxa" w:w="600"/>
+          </w:tcPr>
+          <w:p>
+            <w:pPr>
+              <w:spacing w:before="0" w:after="40"/>
+              <w:jc w:val="center"/>
+            </w:pPr>
+            <w:r>
+              <w:rPr>
+                <w:rFonts w:ascii="Times New Roman" w:hAnsi="Times New Roman" w:eastAsia="Times New Roman" w:cs="Times New Roman"/>
+                <w:b w:val="0"/>
+                <w:i w:val="0"/>
+                <w:caps w:val="0"/>
+                <w:color w:val="000000"/>
+                <w:sz w:val="24"/>
+              </w:rPr>
               <w:t>5</w:t>
             </w:r>
           </w:p>
@@ -9897,6 +10233,118 @@
                 <w:color w:val="000000"/>
                 <w:sz w:val="24"/>
               </w:rPr>
+              <w:t>03/2024</w:t>
+            </w:r>
+          </w:p>
+        </w:tc>
+        <w:tc>
+          <w:tcPr>
+            <w:tcW w:type="dxa" w:w="1000"/>
+          </w:tcPr>
+          <w:p>
+            <w:pPr>
+              <w:spacing w:before="0" w:after="40"/>
+              <w:jc w:val="center"/>
+            </w:pPr>
+            <w:r>
+              <w:rPr>
+                <w:rFonts w:ascii="Times New Roman" w:hAnsi="Times New Roman" w:eastAsia="Times New Roman" w:cs="Times New Roman"/>
+                <w:b w:val="0"/>
+                <w:i w:val="0"/>
+                <w:caps w:val="0"/>
+                <w:color w:val="000000"/>
+                <w:sz w:val="24"/>
+              </w:rPr>
+              <w:t>11/2024</w:t>
+            </w:r>
+          </w:p>
+        </w:tc>
+        <w:tc>
+          <w:tcPr>
+            <w:tcW w:type="dxa" w:w="4900"/>
+          </w:tcPr>
+          <w:p>
+            <w:pPr>
+              <w:spacing w:before="0" w:after="40"/>
+              <w:jc w:val="left"/>
+            </w:pPr>
+            <w:r>
+              <w:rPr>
+                <w:rFonts w:ascii="Times New Roman" w:hAnsi="Times New Roman" w:eastAsia="Times New Roman" w:cs="Times New Roman"/>
+                <w:b w:val="0"/>
+                <w:i w:val="0"/>
+                <w:caps w:val="0"/>
+                <w:color w:val="000000"/>
+                <w:sz w:val="24"/>
+              </w:rPr>
+              <w:t>Chuyên viên phân tích nghiệp vụ dự án Hoàng Gia (khảo sát, SRS, use case, quy trình bán hàng trực tuyến)</w:t>
+            </w:r>
+          </w:p>
+        </w:tc>
+      </w:tr>
+      <w:tr>
+        <w:tc>
+          <w:tcPr>
+            <w:tcW w:type="dxa" w:w="600"/>
+          </w:tcPr>
+          <w:p>
+            <w:pPr>
+              <w:spacing w:before="0" w:after="40"/>
+              <w:jc w:val="center"/>
+            </w:pPr>
+            <w:r>
+              <w:rPr>
+                <w:rFonts w:ascii="Times New Roman" w:hAnsi="Times New Roman" w:eastAsia="Times New Roman" w:cs="Times New Roman"/>
+                <w:b w:val="0"/>
+                <w:i w:val="0"/>
+                <w:caps w:val="0"/>
+                <w:color w:val="000000"/>
+                <w:sz w:val="24"/>
+              </w:rPr>
+              <w:t>5</w:t>
+            </w:r>
+          </w:p>
+        </w:tc>
+        <w:tc>
+          <w:tcPr>
+            <w:tcW w:type="dxa" w:w="1800"/>
+          </w:tcPr>
+          <w:p>
+            <w:pPr>
+              <w:spacing w:before="0" w:after="40"/>
+              <w:jc w:val="left"/>
+            </w:pPr>
+            <w:r>
+              <w:rPr>
+                <w:rFonts w:ascii="Times New Roman" w:hAnsi="Times New Roman" w:eastAsia="Times New Roman" w:cs="Times New Roman"/>
+                <w:b w:val="0"/>
+                <w:i w:val="0"/>
+                <w:caps w:val="0"/>
+                <w:color w:val="000000"/>
+                <w:sz w:val="24"/>
+              </w:rPr>
+              <w:t>Nguyễn Thị Phương Liên</w:t>
+            </w:r>
+          </w:p>
+        </w:tc>
+        <w:tc>
+          <w:tcPr>
+            <w:tcW w:type="dxa" w:w="1000"/>
+          </w:tcPr>
+          <w:p>
+            <w:pPr>
+              <w:spacing w:before="0" w:after="40"/>
+              <w:jc w:val="center"/>
+            </w:pPr>
+            <w:r>
+              <w:rPr>
+                <w:rFonts w:ascii="Times New Roman" w:hAnsi="Times New Roman" w:eastAsia="Times New Roman" w:cs="Times New Roman"/>
+                <w:b w:val="0"/>
+                <w:i w:val="0"/>
+                <w:caps w:val="0"/>
+                <w:color w:val="000000"/>
+                <w:sz w:val="24"/>
+              </w:rPr>
               <w:t>01/2025</w:t>
             </w:r>
           </w:p>
@@ -9942,6 +10390,230 @@
                 <w:sz w:val="24"/>
               </w:rPr>
               <w:t>BA kiêm trưởng nhóm kiểm thử dự án An Phát (test case, quản lý lỗi, tổ chức UAT với khách hàng)</w:t>
+            </w:r>
+          </w:p>
+        </w:tc>
+      </w:tr>
+      <w:tr>
+        <w:tc>
+          <w:tcPr>
+            <w:tcW w:type="dxa" w:w="600"/>
+          </w:tcPr>
+          <w:p>
+            <w:pPr>
+              <w:spacing w:before="0" w:after="40"/>
+              <w:jc w:val="center"/>
+            </w:pPr>
+            <w:r>
+              <w:rPr>
+                <w:rFonts w:ascii="Times New Roman" w:hAnsi="Times New Roman" w:eastAsia="Times New Roman" w:cs="Times New Roman"/>
+                <w:b w:val="0"/>
+                <w:i w:val="0"/>
+                <w:caps w:val="0"/>
+                <w:color w:val="000000"/>
+                <w:sz w:val="24"/>
+              </w:rPr>
+              <w:t>5</w:t>
+            </w:r>
+          </w:p>
+        </w:tc>
+        <w:tc>
+          <w:tcPr>
+            <w:tcW w:type="dxa" w:w="1800"/>
+          </w:tcPr>
+          <w:p>
+            <w:pPr>
+              <w:spacing w:before="0" w:after="40"/>
+              <w:jc w:val="left"/>
+            </w:pPr>
+            <w:r>
+              <w:rPr>
+                <w:rFonts w:ascii="Times New Roman" w:hAnsi="Times New Roman" w:eastAsia="Times New Roman" w:cs="Times New Roman"/>
+                <w:b w:val="0"/>
+                <w:i w:val="0"/>
+                <w:caps w:val="0"/>
+                <w:color w:val="000000"/>
+                <w:sz w:val="24"/>
+              </w:rPr>
+              <w:t>Nguyễn Thị Phương Liên</w:t>
+            </w:r>
+          </w:p>
+        </w:tc>
+        <w:tc>
+          <w:tcPr>
+            <w:tcW w:type="dxa" w:w="1000"/>
+          </w:tcPr>
+          <w:p>
+            <w:pPr>
+              <w:spacing w:before="0" w:after="40"/>
+              <w:jc w:val="center"/>
+            </w:pPr>
+            <w:r>
+              <w:rPr>
+                <w:rFonts w:ascii="Times New Roman" w:hAnsi="Times New Roman" w:eastAsia="Times New Roman" w:cs="Times New Roman"/>
+                <w:b w:val="0"/>
+                <w:i w:val="0"/>
+                <w:caps w:val="0"/>
+                <w:color w:val="000000"/>
+                <w:sz w:val="24"/>
+              </w:rPr>
+              <w:t>09/2025</w:t>
+            </w:r>
+          </w:p>
+        </w:tc>
+        <w:tc>
+          <w:tcPr>
+            <w:tcW w:type="dxa" w:w="1000"/>
+          </w:tcPr>
+          <w:p>
+            <w:pPr>
+              <w:spacing w:before="0" w:after="40"/>
+              <w:jc w:val="center"/>
+            </w:pPr>
+            <w:r>
+              <w:rPr>
+                <w:rFonts w:ascii="Times New Roman" w:hAnsi="Times New Roman" w:eastAsia="Times New Roman" w:cs="Times New Roman"/>
+                <w:b w:val="0"/>
+                <w:i w:val="0"/>
+                <w:caps w:val="0"/>
+                <w:color w:val="000000"/>
+                <w:sz w:val="24"/>
+              </w:rPr>
+              <w:t>12/2026</w:t>
+            </w:r>
+          </w:p>
+        </w:tc>
+        <w:tc>
+          <w:tcPr>
+            <w:tcW w:type="dxa" w:w="4900"/>
+          </w:tcPr>
+          <w:p>
+            <w:pPr>
+              <w:spacing w:before="0" w:after="40"/>
+              <w:jc w:val="left"/>
+            </w:pPr>
+            <w:r>
+              <w:rPr>
+                <w:rFonts w:ascii="Times New Roman" w:hAnsi="Times New Roman" w:eastAsia="Times New Roman" w:cs="Times New Roman"/>
+                <w:b w:val="0"/>
+                <w:i w:val="0"/>
+                <w:caps w:val="0"/>
+                <w:color w:val="000000"/>
+                <w:sz w:val="24"/>
+              </w:rPr>
+              <w:t>Phân tích nghiệp vụ kiêm kiểm thử dự án nâng cấp cổng bán hàng và cổng thanh toán cho khách hàng bán lẻ (đặc tả use case, kịch bản kiểm thử, tổ chức kiểm thử chấp nhận)</w:t>
+            </w:r>
+          </w:p>
+        </w:tc>
+      </w:tr>
+      <w:tr>
+        <w:tc>
+          <w:tcPr>
+            <w:tcW w:type="dxa" w:w="600"/>
+          </w:tcPr>
+          <w:p>
+            <w:pPr>
+              <w:spacing w:before="0" w:after="40"/>
+              <w:jc w:val="center"/>
+            </w:pPr>
+            <w:r>
+              <w:rPr>
+                <w:rFonts w:ascii="Times New Roman" w:hAnsi="Times New Roman" w:eastAsia="Times New Roman" w:cs="Times New Roman"/>
+                <w:b w:val="0"/>
+                <w:i w:val="0"/>
+                <w:caps w:val="0"/>
+                <w:color w:val="000000"/>
+                <w:sz w:val="24"/>
+              </w:rPr>
+              <w:t>5</w:t>
+            </w:r>
+          </w:p>
+        </w:tc>
+        <w:tc>
+          <w:tcPr>
+            <w:tcW w:type="dxa" w:w="1800"/>
+          </w:tcPr>
+          <w:p>
+            <w:pPr>
+              <w:spacing w:before="0" w:after="40"/>
+              <w:jc w:val="left"/>
+            </w:pPr>
+            <w:r>
+              <w:rPr>
+                <w:rFonts w:ascii="Times New Roman" w:hAnsi="Times New Roman" w:eastAsia="Times New Roman" w:cs="Times New Roman"/>
+                <w:b w:val="0"/>
+                <w:i w:val="0"/>
+                <w:caps w:val="0"/>
+                <w:color w:val="000000"/>
+                <w:sz w:val="24"/>
+              </w:rPr>
+              <w:t>Nguyễn Thị Phương Liên</w:t>
+            </w:r>
+          </w:p>
+        </w:tc>
+        <w:tc>
+          <w:tcPr>
+            <w:tcW w:type="dxa" w:w="1000"/>
+          </w:tcPr>
+          <w:p>
+            <w:pPr>
+              <w:spacing w:before="0" w:after="40"/>
+              <w:jc w:val="center"/>
+            </w:pPr>
+            <w:r>
+              <w:rPr>
+                <w:rFonts w:ascii="Times New Roman" w:hAnsi="Times New Roman" w:eastAsia="Times New Roman" w:cs="Times New Roman"/>
+                <w:b w:val="0"/>
+                <w:i w:val="0"/>
+                <w:caps w:val="0"/>
+                <w:color w:val="000000"/>
+                <w:sz w:val="24"/>
+              </w:rPr>
+              <w:t>01/2027</w:t>
+            </w:r>
+          </w:p>
+        </w:tc>
+        <w:tc>
+          <w:tcPr>
+            <w:tcW w:type="dxa" w:w="1000"/>
+          </w:tcPr>
+          <w:p>
+            <w:pPr>
+              <w:spacing w:before="0" w:after="40"/>
+              <w:jc w:val="center"/>
+            </w:pPr>
+            <w:r>
+              <w:rPr>
+                <w:rFonts w:ascii="Times New Roman" w:hAnsi="Times New Roman" w:eastAsia="Times New Roman" w:cs="Times New Roman"/>
+                <w:b w:val="0"/>
+                <w:i w:val="0"/>
+                <w:caps w:val="0"/>
+                <w:color w:val="000000"/>
+                <w:sz w:val="24"/>
+              </w:rPr>
+              <w:t>nay</w:t>
+            </w:r>
+          </w:p>
+        </w:tc>
+        <w:tc>
+          <w:tcPr>
+            <w:tcW w:type="dxa" w:w="4900"/>
+          </w:tcPr>
+          <w:p>
+            <w:pPr>
+              <w:spacing w:before="0" w:after="40"/>
+              <w:jc w:val="left"/>
+            </w:pPr>
+            <w:r>
+              <w:rPr>
+                <w:rFonts w:ascii="Times New Roman" w:hAnsi="Times New Roman" w:eastAsia="Times New Roman" w:cs="Times New Roman"/>
+                <w:b w:val="0"/>
+                <w:i w:val="0"/>
+                <w:caps w:val="0"/>
+                <w:color w:val="000000"/>
+                <w:sz w:val="24"/>
+              </w:rPr>
+              <w:t>Kỹ sư kiểm thử bảo trì cổng bán hàng sau nâng cấp (kiểm thử hồi quy, quản lý lỗi)</w:t>
             </w:r>
           </w:p>
         </w:tc>
@@ -10237,7 +10909,7 @@
                 <w:color w:val="000000"/>
                 <w:sz w:val="24"/>
               </w:rPr>
-              <w:t>Từ 03/2024 đến ngày đóng thầu 08/03/2027</w:t>
+              <w:t>Từ 03/2024 đến ngày đóng thầu 08/03/2027. Đã quản trị 2 hợp đồng tương tự kê khai tại Mẫu số 05</w:t>
             </w:r>
           </w:p>
         </w:tc>
@@ -10837,7 +11509,7 @@
           <w:color w:val="000000"/>
           <w:sz w:val="26"/>
         </w:rPr>
-        <w:t>Nhân sự chủ chốt được giao phụ trách các nhóm công việc phù hợp với kinh nghiệm: Trần Bá Đạt chịu trách nhiệm quản lý dự án (nhóm WBS 1), Nguyễn Thị Phương Liên chịu trách nhiệm khảo sát, đặc tả, kiểm thử và chuyển giao (nhóm 2, 7 và gói 8.2), Vũ Đức Minh chịu trách nhiệm thiết kế giao diện và phân hệ tìm kiếm sản phẩm (gói 2.3, nhóm 3), Phạm Tuấn Anh chịu trách nhiệm phân hệ thành viên và phân hệ đặt hàng (nhóm 4, 5), Ninh Đức Toàn chịu trách nhiệm Selling DB, tích hợp với Main System và triển khai (nhóm 6, 8). Toàn bộ nhân sự chủ chốt được huy động từ sprint đầu tiên đến ngày cut over 01/07/2027.</w:t>
+        <w:t>Nhân sự chủ chốt được giao phụ trách các phần công việc phù hợp với kinh nghiệm theo cấu trúc WBS gồm 4 phân hệ: Trần Bá Đạt chịu trách nhiệm quản lý dự án (mục 1.1, 2.1, 3.1, 4.1 của bốn phân hệ), Nguyễn Thị Phương Liên chịu trách nhiệm phân tích, đặc tả và kiểm thử (mục 1.2, 2.2, 3.2, 1.4, 2.4, 3.4, 4.4) và tài liệu chuyển giao (mục 2.5), Vũ Đức Minh chịu trách nhiệm phân hệ quản lý sản phẩm (nhóm 1) và lập trình giao diện, Phạm Tuấn Anh chịu trách nhiệm phân hệ quản lý khách hàng và phân hệ quản lý đơn hàng (nhóm 2, 3), Ninh Đức Toàn chịu trách nhiệm phân hệ tích hợp hệ thống gồm Selling DB và tích hợp với Main System (nhóm 4) và triển khai (mục 1.5, 3.5, 4.5). Toàn bộ nhân sự chủ chốt được huy động từ sprint đầu tiên đến ngày cut over 01/07/2027.</w:t>
       </w:r>
     </w:p>
     <w:p>
@@ -10854,7 +11526,7 @@
           <w:color w:val="000000"/>
           <w:sz w:val="26"/>
         </w:rPr>
-        <w:t>Nhà thầu cam kết huy động đúng nhân sự chủ chốt đã kê khai. Trường hợp phải thay thế, nhà thầu đề xuất người thay thế có trình độ, kinh nghiệm tương đương hoặc cao hơn và chỉ thay thế khi được Chủ đầu tư chấp thuận, trong thời hạn 7 ngày theo quy định của E-HSMT. Đối với các vị trí bổ sung, nhà thầu áp dụng biện pháp phòng ngừa của rủi ro RR04: Ký hợp đồng với người giữ vị trí bổ sung chậm nhất 10 ngày làm việc trước sprint huy động, duy trì danh sách người dự phòng cho từng vị trí.</w:t>
+        <w:t>Nhà thầu cam kết huy động đúng nhân sự chủ chốt đã kê khai. Trường hợp phải thay thế, nhà thầu đề xuất người thay thế có trình độ, kinh nghiệm tương đương hoặc cao hơn và chỉ thay thế khi được Chủ đầu tư chấp thuận, trong thời hạn 7 ngày theo quy định của E-HSMT. Các vị trí bổ sung là nhân sự của nhà thầu, được người đại diện của nhà thầu ban hành quyết định điều động nội bộ vào dự án trước ngày hợp đồng có hiệu lực, mỗi vị trí có người dự phòng (biện pháp phòng ngừa của rủi ro RR04).</w:t>
       </w:r>
     </w:p>
     <w:p>
@@ -11245,7 +11917,7 @@
           <w:color w:val="000000"/>
           <w:sz w:val="26"/>
         </w:rPr>
-        <w:t>Mục tiêu của dự án là mở rộng khách hàng của ABC Wear qua internet và tạo kênh bán hàng mới. Hệ thống Web Selling Site System gồm 3 chức năng Product Search, Member Administration, Order cùng cơ sở dữ liệu bán hàng Selling DB. Khách hàng truy cập hệ thống qua internet. Main System là hệ thống hiện có quản trị bán hàng, sản phẩm, logistics, giao dịch (Administration of Selling, Products, Logistics, Dealing), trao đổi dữ liệu với Selling DB. Nghiệp vụ vận chuyển (Transportation Operation) là nghiệp vụ vận chuyển nhận thông tin từ Main System và giao hàng tới khách hàng. Chức năng quản trị nội bộ nằm ngoài phạm vi theo RFP. Các yếu tố này quyết định giải pháp: mục tiêu kênh bán hàng mới đòi hỏi giao diện dễ thao tác và khả năng truy cập liên tục, vai trò của Main System đòi hỏi Selling DB đồng bộ sản phẩm, giá, tồn kho và chuyển đơn hàng hai chiều, nghiệp vụ vận chuyển đòi hỏi hệ thống nhận trạng thái vận chuyển từ Main System để khách hàng theo dõi đơn hàng (gói 6.2.6).</w:t>
+        <w:t>Mục tiêu của dự án là mở rộng khách hàng của ABC Wear qua internet và tạo kênh bán hàng mới. Hệ thống Web Selling Site System gồm 3 chức năng Product Search, Member Administration, Order cùng cơ sở dữ liệu bán hàng Selling DB. Khách hàng truy cập hệ thống qua internet. Main System là hệ thống hiện có quản trị bán hàng, sản phẩm, logistics, giao dịch (Administration of Selling, Products, Logistics, Dealing), trao đổi dữ liệu với Selling DB. Nghiệp vụ vận chuyển (Transportation Operation) là nghiệp vụ vận chuyển nhận thông tin từ Main System và giao hàng tới khách hàng. Chức năng quản trị nội bộ nằm ngoài phạm vi theo RFP. Các yếu tố này quyết định giải pháp: mục tiêu kênh bán hàng mới đòi hỏi giao diện dễ thao tác và khả năng truy cập liên tục, vai trò của Main System đòi hỏi Selling DB đồng bộ sản phẩm, giá, tồn kho và chuyển đơn hàng hai chiều, nghiệp vụ vận chuyển đòi hỏi hệ thống nhận trạng thái vận chuyển từ Main System để khách hàng theo dõi đơn hàng (gói 4.3.8).</w:t>
       </w:r>
     </w:p>
     <w:p>
@@ -11262,7 +11934,7 @@
           <w:color w:val="000000"/>
           <w:sz w:val="26"/>
         </w:rPr>
-        <w:t>Kiến trúc hệ thống gồm khung ứng dụng phía máy chủ với các thành phần dùng chung về xác thực, phân quyền, ghi nhật ký, xử lý lỗi (gói 6.1.1), khung ứng dụng giao diện (6.1.3), Selling DB và tầng truy cập dữ liệu (6.1.2), tầng tích hợp với Main System (6.2). Tài liệu kiến trúc, cấu trúc và cấu hình Selling DB được lập tại các gói 2.2.2, 2.2.3, 2.2.4. Tích hợp với Main System gồm đặc tả giao diện trao đổi dữ liệu (6.2.1), thiết kế ánh xạ dữ liệu, xử lý lỗi và gửi lại (6.2.2), đồng bộ sản phẩm, giá, tồn kho (6.2.3, 6.2.4), chuyển đơn hàng và nhận trạng thái (6.2.5, 6.2.6), giám sát tích hợp và cảnh báo lỗi đồng bộ (6.2.7). Phương án dự phòng cho rủi ro tích hợp RR02: Đề nghị Chủ đầu tư bàn giao tài liệu giao diện và dữ liệu mẫu tại họp khởi động, lập dịch vụ giả lập theo đặc tả giao diện, thống nhất đặc tả giao diện bằng biên bản (6.2.13). Cấu hình hạ tầng vận hành đề xuất gồm hai nút ứng dụng sau bộ cân bằng tải, cơ sở dữ liệu chính và dự phòng (gói 8.1.2), giám sát, cảnh báo và sao lưu tự động (8.1.3), theo giải pháp của chỉ tiêu KT01. Máy chủ, đường truyền và phần mềm nền do Chủ đầu tư cung cấp theo cấu hình hai bên thống nhất khi xác nhận đặc tả, phù hợp phân định tại mục 3.5 Chương V. Bảo mật dữ liệu khách hàng theo chỉ tiêu KT04. Kết nối dùng HTTPS, mật khẩu được băm, quyền truy cập phân theo vai trò. Dữ liệu đầu vào được kiểm soát, phiên làm việc được bảo vệ và số lần đăng nhập sai được giới hạn. Khóa và cấu hình bí mật được tách khỏi mã nguồn, thao tác nhạy cảm được ghi nhật ký. Giải pháp được kiểm chứng bằng báo cáo rà soát lỗ hổng và kết quả kiểm thử lại (gói 7.2.5).</w:t>
+        <w:t>Kiến trúc hệ thống gồm khung ứng dụng phía máy chủ với các thành phần dùng chung về xác thực, phân quyền, ghi nhật ký, xử lý lỗi (gói 4.3.1), khung ứng dụng giao diện (4.3.3), Selling DB và tầng truy cập dữ liệu (4.3.2), tầng tích hợp với Main System (4.3.5 đến 4.3.9). Tài liệu kiến trúc, cấu trúc và cấu hình Selling DB được lập tại các gói 4.2.2, 4.2.3, 4.2.4. Tích hợp với Main System gồm đặc tả giao diện trao đổi dữ liệu (4.2.5), thiết kế ánh xạ dữ liệu, xử lý lỗi và gửi lại (4.2.7), đồng bộ sản phẩm, giá, tồn kho (4.3.5, 4.3.6), chuyển đơn hàng và nhận trạng thái (4.3.7, 4.3.8), giám sát tích hợp và cảnh báo lỗi đồng bộ (4.3.9). Phương án dự phòng cho rủi ro tích hợp RR02: Đề nghị Chủ đầu tư bàn giao tài liệu giao diện và dữ liệu mẫu tại họp khởi động, lập dịch vụ giả lập theo đặc tả giao diện, thống nhất đặc tả giao diện bằng biên bản (4.2.6), lập trình tích hợp song song với bước xác nhận 4.2.6 chỉ trên các trường dữ liệu đã thống nhất từng phần tại họp làm rõ yêu cầu. Cấu hình hạ tầng vận hành đề xuất gồm hai nút ứng dụng sau bộ cân bằng tải, cơ sở dữ liệu chính và dự phòng (gói 4.5.1), giám sát, cảnh báo và sao lưu tự động (4.5.2), theo giải pháp của chỉ tiêu KT01. Máy chủ, đường truyền và phần mềm nền do Chủ đầu tư cung cấp theo phân định tại mục 3.5 Chương V, cấu hình tối thiểu do nhà thầu đề xuất tại bảng cấu hình hạ tầng vận hành dưới đây (hai máy chủ ứng dụng, cặp cân bằng tải, hai máy chủ cơ sở dữ liệu chính và dự phòng, máy chủ chỉ mục tìm kiếm và bộ nhớ đệm, lưu trữ sao lưu, hai đường truyền internet, kết nối với Main System, phần mềm nền mã nguồn mở), được tính cho chỉ tiêu KT01, KT02, KT03 và hai bên thống nhất khi xác nhận đặc tả. Công nghệ của từng tầng và lý do lựa chọn nêu tại bảng công nghệ đề xuất. Bảo mật dữ liệu khách hàng theo chỉ tiêu KT04. Kết nối dùng HTTPS, mật khẩu được băm, quyền truy cập phân theo vai trò. Dữ liệu đầu vào được kiểm soát, phiên làm việc được bảo vệ và số lần đăng nhập sai được giới hạn. Khóa và cấu hình bí mật được tách khỏi mã nguồn, thao tác nhạy cảm được ghi nhật ký. Giải pháp được kiểm chứng bằng báo cáo rà soát lỗ hổng và kết quả kiểm thử lại (gói 2.4.10).</w:t>
       </w:r>
     </w:p>
     <w:p>
@@ -11279,7 +11951,7 @@
           <w:color w:val="000000"/>
           <w:sz w:val="26"/>
         </w:rPr>
-        <w:t>Yêu cầu hoạt động liên tục 24 giờ mỗi ngày, 365 ngày mỗi năm được đáp ứng theo chỉ tiêu KT01: Tỷ lệ sẵn sàng từ 99,5% mỗi tháng, không tính khung bảo trì đã thống nhất. Cách tính thời gian hoạt động liên tục là tỷ lệ thời gian hệ thống sẵn sàng phục vụ trong tháng, không tính khung bảo trì đã thống nhất, dùng làm điều kiện đo trong đặc tả. Giải pháp gồm tối thiểu hai nút ứng dụng sau bộ cân bằng tải và cơ sở dữ liệu cấu hình chính và dự phòng. Phiên bản mới được triển khai cuốn chiếu không dừng dịch vụ. Hệ thống có kiểm tra sức khỏe và cảnh báo tự động. Sao lưu và khôi phục theo chỉ tiêu KT05: Sao lưu toàn phần hằng ngày, sao lưu nhật ký giao dịch theo giờ. Thời gian khôi phục mục tiêu và điểm khôi phục mục tiêu do hai bên thống nhất khi xác nhận đặc tả. Trước khi đưa hệ thống vào vận hành, nhà thầu kiểm thử chứng minh bằng diễn tập chuyển đổi dự phòng, sao lưu và khôi phục trên môi trường vận hành (gói 7.3.6).</w:t>
+        <w:t>Yêu cầu hoạt động liên tục 24 giờ mỗi ngày, 365 ngày mỗi năm được đáp ứng theo chỉ tiêu KT01: Tỷ lệ sẵn sàng từ 99,5% mỗi tháng, không tính khung bảo trì đã thống nhất. Tỷ lệ sẵn sàng được tính bằng thời gian hệ thống phục vụ được trên tổng thời gian trong tháng, không tính khung bảo trì đã thống nhất, và là điều kiện đo trong đặc tả. Giải pháp gồm tối thiểu hai nút ứng dụng sau bộ cân bằng tải và cơ sở dữ liệu cấu hình chính và dự phòng. Phiên bản mới được triển khai cuốn chiếu không dừng dịch vụ. Hệ thống có kiểm tra sức khỏe và cảnh báo tự động. Sao lưu và khôi phục theo chỉ tiêu KT05: Sao lưu toàn phần hằng ngày, sao lưu nhật ký giao dịch theo giờ. Thời gian khôi phục mục tiêu và điểm khôi phục mục tiêu do hai bên thống nhất khi xác nhận đặc tả. Trước khi đưa hệ thống vào vận hành, nhà thầu kiểm thử chứng minh bằng diễn tập chuyển đổi dự phòng, sao lưu và khôi phục trên môi trường vận hành (gói 4.4.8).</w:t>
       </w:r>
     </w:p>
     <w:p>
@@ -11296,7 +11968,7 @@
           <w:color w:val="000000"/>
           <w:sz w:val="26"/>
         </w:rPr>
-        <w:t>Yêu cầu thời gian phản hồi không quá 2 giây được đáp ứng theo chỉ tiêu KT02: Mọi thao tác cốt lõi (tìm kiếm, xem sản phẩm, đăng nhập, giỏ hàng, đặt hàng) không quá 2 giây, báo cáo kèm phân vị 95. Giải pháp hiệu năng áp dụng cho tìm kiếm sản phẩm, quản lý thành viên, đặt hàng và truy cập Selling DB như sau. Tìm kiếm sản phẩm dùng chỉ mục tìm kiếm riêng. Trang danh mục và chi tiết sản phẩm dùng bộ nhớ đệm. Truy vấn và chỉ mục cơ sở dữ liệu được tối ưu. Các tác vụ gọi hệ thống ngoài được xử lý bất đồng bộ. Điều kiện đo về tải theo chỉ tiêu KT03: Chịu tải 500 người dùng đồng thời, đạt được nhờ mở rộng theo chiều ngang ở lớp ứng dụng. Điểm đo là các thao tác cốt lõi nêu tại KT02. Phương pháp kiểm thử hiệu năng: đo thời gian phản hồi trong kiểm thử phân hệ, thử tải 500 người dùng đồng thời và đo lại sau tối ưu trên môi trường kiểm thử (gói 7.1.4, 7.2.3) và kiểm thử lại trên môi trường vận hành (7.3.4). Tiêu chí đạt là mọi thao tác cốt lõi không quá 2 giây với 500 người dùng đồng thời, báo cáo kèm phân vị 95. Điều kiện đo được hai bên xác nhận trong đặc tả yêu cầu trước khi thanh toán Đợt 2.</w:t>
+        <w:t>Yêu cầu thời gian phản hồi không quá 2 giây được đáp ứng theo chỉ tiêu KT02: Mọi thao tác cốt lõi (tìm kiếm, xem sản phẩm, đăng nhập, giỏ hàng, đặt hàng) không quá 2 giây, báo cáo kèm phân vị 95. Giải pháp hiệu năng áp dụng cho tìm kiếm sản phẩm, quản lý thành viên, đặt hàng và truy cập Selling DB như sau. Tìm kiếm sản phẩm dùng chỉ mục tìm kiếm riêng. Trang danh mục và chi tiết sản phẩm dùng bộ nhớ đệm. Quản lý thành viên lưu phiên làm việc trong bộ nhớ đệm dùng chung giữa hai nút ứng dụng, tra cứu tài khoản theo chỉ mục địa chỉ thư điện tử, gửi thư xác thực và khôi phục mật khẩu qua hàng đợi để thao tác đăng ký, đăng nhập không phải chờ máy chủ thư. Truy vấn và chỉ mục cơ sở dữ liệu được tối ưu. Các tác vụ gọi hệ thống ngoài được xử lý bất đồng bộ. Điều kiện đo về tải theo chỉ tiêu KT03: Chịu tải 500 người dùng đồng thời, đạt được nhờ mở rộng theo chiều ngang ở lớp ứng dụng. Điểm đo là các thao tác cốt lõi nêu tại KT02. Phương pháp kiểm thử hiệu năng: đo thời gian phản hồi trong kiểm thử phân hệ, thử tải 500 người dùng đồng thời và đo lại sau tối ưu trên môi trường kiểm thử (gói 1.4.8, 1.4.9) và kiểm thử lại trên môi trường vận hành (4.4.7). Tiêu chí đạt là mọi thao tác cốt lõi không quá 2 giây với 500 người dùng đồng thời, báo cáo kèm phân vị 95. Điều kiện đo được hai bên xác nhận trong đặc tả yêu cầu trước khi thanh toán Đợt 2.</w:t>
       </w:r>
     </w:p>
     <w:p>
@@ -11313,7 +11985,7 @@
           <w:color w:val="000000"/>
           <w:sz w:val="26"/>
         </w:rPr>
-        <w:t>Giao diện được thiết kế theo chính sách khách hàng thao tác dễ dàng (Easy Operation for the Customer): lập sơ đồ phân cấp menu (Menu Layer, gói 2.3.1), nghiên cứu hành vi người dùng và khung giao diện các trang chính (2.3.2), thiết kế giao diện ưu tiên cho ba trình tự thao tác tìm kiếm và xem chi tiết sản phẩm (2.3.3), đăng ký, đăng nhập và trang thành viên (2.3.4), giỏ hàng, đặt hàng và theo dõi đơn hàng (2.3.5), thư viện thành phần giao diện dùng chung tương thích thiết bị di động (2.3.6). Chủ đầu tư tham gia xem xét giao diện ưu tiên tại trình diễn cuối sprint và xác nhận tại mốc M2. Mức độ thao tác dễ dàng được đánh giá tại gói 7.2.2 và trong kiểm thử chấp nhận cùng người dùng nghiệp vụ của Chủ đầu tư.</w:t>
+        <w:t>Giao diện được thiết kế theo chính sách khách hàng thao tác dễ dàng (Easy Operation for the Customer): lập sơ đồ phân cấp menu (Menu Layer, gói 1.2.2), nghiên cứu hành vi người dùng và khung giao diện các trang chính (2.2.3), thiết kế giao diện ưu tiên cho ba trình tự thao tác tìm kiếm và xem chi tiết sản phẩm (1.2.3), đăng ký, đăng nhập và trang thành viên (2.2.4), giỏ hàng, đặt hàng và theo dõi đơn hàng (3.2.4), thư viện thành phần giao diện dùng chung tương thích thiết bị di động (1.2.4). Sơ đồ phân cấp menu dự kiến gồm ba cấp: cấp 1 là trang chủ, danh mục sản phẩm, tìm kiếm, giỏ hàng và tài khoản thành viên, cấp 2 là nhóm sản phẩm, đơn hàng của tôi, sổ địa chỉ, cấp 3 là chi tiết sản phẩm và chi tiết đơn hàng. Trình tự thao tác được rút gọn: từ trang chủ đến trang chi tiết sản phẩm không quá ba thao tác, đặt hàng gồm ba bước (giỏ hàng, địa chỉ và phí vận chuyển, xác nhận), khách hàng đã đăng nhập dùng lại địa chỉ đã lưu. Chủ đầu tư tham gia xem xét giao diện ưu tiên tại trình diễn cuối sprint và xác nhận tại mốc M2. Mức độ thao tác dễ dàng được đánh giá tại gói 2.4.9 và trong kiểm thử chấp nhận cùng người dùng nghiệp vụ của Chủ đầu tư.</w:t>
       </w:r>
     </w:p>
     <w:p>
@@ -11330,7 +12002,7 @@
           <w:color w:val="000000"/>
           <w:sz w:val="26"/>
         </w:rPr>
-        <w:t>Giải pháp dựa trên các điều kiện tiền đề nhất quán với phân định tại mục 3.5 Chương V: Chủ đầu tư cung cấp tài liệu đặc tả giao diện trao đổi dữ liệu của Main System chậm nhất 14/04/2027 (tiền đề của gói 6.2.1), môi trường thử của Main System chậm nhất 20/05/2027 (tiền đề của gói 6.2.10), hạ tầng vận hành chính thức chậm nhất 10/06/2027, dữ liệu sản phẩm, tồn kho phục vụ chuyển đổi và nội dung, hình ảnh sản phẩm chậm nhất 10/06/2027 (tiền đề của gói 6.3.2, 6.3.3). Chủ đầu tư thực hiện thay đổi phía Main System, nhà thầu chịu trách nhiệm phía hệ thống mới. Môi trường phát triển và kiểm thử do nhà thầu cung cấp. Chủ sản phẩm của Chủ đầu tư tham gia làm rõ yêu cầu và trình diễn cuối sprint (CK5), người dùng nghiệp vụ tham gia kiểm thử chấp nhận (CK6). Các tiền đề này không phát sinh nghĩa vụ cho Chủ đầu tư ngoài phân định tại mục 3.5 Chương V.</w:t>
+        <w:t>Giải pháp dựa trên các điều kiện tiền đề sau. Theo phân định tại mục 3.5 Chương V, Chủ đầu tư cung cấp tài liệu đặc tả giao diện trao đổi dữ liệu của Main System chậm nhất 14/04/2027 (tiền đề của gói 4.2.5), môi trường thử của Main System chậm nhất 20/05/2027 (tiền đề của gói 4.4.3), hoàn thành thay đổi phía Main System chậm nhất 20/05/2027 (CK8, tiền đề của gói 4.4.3) và cung cấp hạ tầng vận hành chính thức gồm máy chủ, đường truyền, phần mềm nền chậm nhất 10/06/2027. Ngoài phân định của HSMT, nhà thầu đề nghị Chủ đầu tư cung cấp dữ liệu sản phẩm, tồn kho phục vụ chuyển đổi (CK3) và nội dung, hình ảnh sản phẩm (CK4) chậm nhất 10/06/2027 (tiền đề của gói 4.5.3, 4.5.4), cung cấp chậm được xử lý theo rủi ro RR14. Nhà thầu chịu trách nhiệm phía hệ thống mới. Môi trường phát triển và kiểm thử do nhà thầu cung cấp. Chủ sản phẩm của Chủ đầu tư tham gia làm rõ yêu cầu và trình diễn cuối sprint (CK5), người dùng nghiệp vụ tham gia kiểm thử chấp nhận (CK6). Để thiết lập môi trường vận hành (gói 4.5.1) theo tiến độ, nhà thầu đề nghị Chủ đầu tư bàn giao hạ tầng vận hành chính thức chậm nhất 9 giờ 00 ngày 20/05/2027 (CK7), sớm hơn thời hạn chậm nhất của HSMT. Đây là đề nghị của nhà thầu, không thay đổi thời hạn tại mục 3.5 Chương V. Trường hợp hạ tầng được bàn giao sau ngày đề nghị, nhà thầu xử lý theo kế hoạch ứng phó của rủi ro RR16, thiết lập môi trường tạm có cấu hình tương đương để tiếp tục cấu hình và kiểm thử, chuyển sang hạ tầng chính thức ngay khi được bàn giao.</w:t>
       </w:r>
     </w:p>
     <w:p>
@@ -12279,7 +12951,1384 @@
                 <w:color w:val="000000"/>
                 <w:sz w:val="24"/>
               </w:rPr>
-              <w:t>Chạy thử khôi phục trước nghiệm thu</w:t>
+              <w:t>Diễn tập sao lưu và khôi phục trên môi trường vận hành trước nghiệm thu (gói 4.4.8)</w:t>
+            </w:r>
+          </w:p>
+        </w:tc>
+      </w:tr>
+    </w:tbl>
+    <w:p>
+      <w:pPr>
+        <w:spacing w:after="40"/>
+      </w:pPr>
+    </w:p>
+    <w:p>
+      <w:pPr>
+        <w:spacing w:before="0" w:after="100" w:line="300" w:lineRule="auto"/>
+        <w:jc w:val="both"/>
+      </w:pPr>
+      <w:r>
+        <w:rPr>
+          <w:rFonts w:ascii="Times New Roman" w:hAnsi="Times New Roman" w:eastAsia="Times New Roman" w:cs="Times New Roman"/>
+          <w:b w:val="0"/>
+          <w:i w:val="0"/>
+          <w:caps w:val="0"/>
+          <w:color w:val="000000"/>
+          <w:sz w:val="26"/>
+        </w:rPr>
+        <w:t>Cấu hình tối thiểu của hạ tầng vận hành (máy chủ, đường truyền, phần mềm nền) do nhà thầu đề xuất theo mục 3.5 Chương V như bảng sau, hai bên thống nhất khi xác nhận đặc tả yêu cầu.</w:t>
+      </w:r>
+    </w:p>
+    <w:tbl>
+      <w:tblPr>
+        <w:tblStyle w:val="TableGrid"/>
+        <w:tblW w:type="auto" w:w="0"/>
+        <w:jc w:val="left"/>
+        <w:tblLayout w:type="fixed"/>
+        <w:tblLook w:firstColumn="1" w:firstRow="1" w:lastColumn="0" w:lastRow="0" w:noHBand="0" w:noVBand="1" w:val="04A0"/>
+        <w:tblCellMar>
+          <w:top w:w="40" w:type="dxa"/>
+          <w:left w:w="70" w:type="dxa"/>
+          <w:bottom w:w="40" w:type="dxa"/>
+          <w:right w:w="70" w:type="dxa"/>
+        </w:tblCellMar>
+      </w:tblPr>
+      <w:tblGrid>
+        <w:gridCol w:w="2000"/>
+        <w:gridCol w:w="1300"/>
+        <w:gridCol w:w="3300"/>
+        <w:gridCol w:w="2700"/>
+      </w:tblGrid>
+      <w:tr>
+        <w:trPr>
+          <w:tblHeader w:val="true"/>
+        </w:trPr>
+        <w:tc>
+          <w:tcPr>
+            <w:tcW w:type="dxa" w:w="2000"/>
+          </w:tcPr>
+          <w:p>
+            <w:pPr>
+              <w:spacing w:before="0" w:after="40"/>
+              <w:jc w:val="left"/>
+            </w:pPr>
+            <w:r>
+              <w:rPr>
+                <w:rFonts w:ascii="Times New Roman" w:hAnsi="Times New Roman" w:eastAsia="Times New Roman" w:cs="Times New Roman"/>
+                <w:b w:val="0"/>
+                <w:i w:val="0"/>
+                <w:caps w:val="0"/>
+                <w:color w:val="000000"/>
+                <w:sz w:val="24"/>
+              </w:rPr>
+              <w:t>Thành phần</w:t>
+            </w:r>
+          </w:p>
+        </w:tc>
+        <w:tc>
+          <w:tcPr>
+            <w:tcW w:type="dxa" w:w="1300"/>
+          </w:tcPr>
+          <w:p>
+            <w:pPr>
+              <w:spacing w:before="0" w:after="40"/>
+              <w:jc w:val="center"/>
+            </w:pPr>
+            <w:r>
+              <w:rPr>
+                <w:rFonts w:ascii="Times New Roman" w:hAnsi="Times New Roman" w:eastAsia="Times New Roman" w:cs="Times New Roman"/>
+                <w:b w:val="0"/>
+                <w:i w:val="0"/>
+                <w:caps w:val="0"/>
+                <w:color w:val="000000"/>
+                <w:sz w:val="24"/>
+              </w:rPr>
+              <w:t>Số lượng</w:t>
+            </w:r>
+          </w:p>
+        </w:tc>
+        <w:tc>
+          <w:tcPr>
+            <w:tcW w:type="dxa" w:w="3300"/>
+          </w:tcPr>
+          <w:p>
+            <w:pPr>
+              <w:spacing w:before="0" w:after="40"/>
+              <w:jc w:val="left"/>
+            </w:pPr>
+            <w:r>
+              <w:rPr>
+                <w:rFonts w:ascii="Times New Roman" w:hAnsi="Times New Roman" w:eastAsia="Times New Roman" w:cs="Times New Roman"/>
+                <w:b w:val="0"/>
+                <w:i w:val="0"/>
+                <w:caps w:val="0"/>
+                <w:color w:val="000000"/>
+                <w:sz w:val="24"/>
+              </w:rPr>
+              <w:t>Cấu hình tối thiểu</w:t>
+            </w:r>
+          </w:p>
+        </w:tc>
+        <w:tc>
+          <w:tcPr>
+            <w:tcW w:type="dxa" w:w="2700"/>
+          </w:tcPr>
+          <w:p>
+            <w:pPr>
+              <w:spacing w:before="0" w:after="40"/>
+              <w:jc w:val="left"/>
+            </w:pPr>
+            <w:r>
+              <w:rPr>
+                <w:rFonts w:ascii="Times New Roman" w:hAnsi="Times New Roman" w:eastAsia="Times New Roman" w:cs="Times New Roman"/>
+                <w:b w:val="0"/>
+                <w:i w:val="0"/>
+                <w:caps w:val="0"/>
+                <w:color w:val="000000"/>
+                <w:sz w:val="24"/>
+              </w:rPr>
+              <w:t>Ghi chú</w:t>
+            </w:r>
+          </w:p>
+        </w:tc>
+      </w:tr>
+      <w:tr>
+        <w:tc>
+          <w:tcPr>
+            <w:tcW w:type="dxa" w:w="2000"/>
+          </w:tcPr>
+          <w:p>
+            <w:pPr>
+              <w:spacing w:before="0" w:after="40"/>
+              <w:jc w:val="left"/>
+            </w:pPr>
+            <w:r>
+              <w:rPr>
+                <w:rFonts w:ascii="Times New Roman" w:hAnsi="Times New Roman" w:eastAsia="Times New Roman" w:cs="Times New Roman"/>
+                <w:b w:val="0"/>
+                <w:i w:val="0"/>
+                <w:caps w:val="0"/>
+                <w:color w:val="000000"/>
+                <w:sz w:val="24"/>
+              </w:rPr>
+              <w:t>Máy chủ ứng dụng</w:t>
+            </w:r>
+          </w:p>
+        </w:tc>
+        <w:tc>
+          <w:tcPr>
+            <w:tcW w:type="dxa" w:w="1300"/>
+          </w:tcPr>
+          <w:p>
+            <w:pPr>
+              <w:spacing w:before="0" w:after="40"/>
+              <w:jc w:val="center"/>
+            </w:pPr>
+            <w:r>
+              <w:rPr>
+                <w:rFonts w:ascii="Times New Roman" w:hAnsi="Times New Roman" w:eastAsia="Times New Roman" w:cs="Times New Roman"/>
+                <w:b w:val="0"/>
+                <w:i w:val="0"/>
+                <w:caps w:val="0"/>
+                <w:color w:val="000000"/>
+                <w:sz w:val="24"/>
+              </w:rPr>
+              <w:t>2</w:t>
+            </w:r>
+          </w:p>
+        </w:tc>
+        <w:tc>
+          <w:tcPr>
+            <w:tcW w:type="dxa" w:w="3300"/>
+          </w:tcPr>
+          <w:p>
+            <w:pPr>
+              <w:spacing w:before="0" w:after="40"/>
+              <w:jc w:val="left"/>
+            </w:pPr>
+            <w:r>
+              <w:rPr>
+                <w:rFonts w:ascii="Times New Roman" w:hAnsi="Times New Roman" w:eastAsia="Times New Roman" w:cs="Times New Roman"/>
+                <w:b w:val="0"/>
+                <w:i w:val="0"/>
+                <w:caps w:val="0"/>
+                <w:color w:val="000000"/>
+                <w:sz w:val="24"/>
+              </w:rPr>
+              <w:t>8 vCPU, 16 GB RAM, 200 GB SSD mỗi máy, hệ điều hành Ubuntu Server 22.04 LTS</w:t>
+            </w:r>
+          </w:p>
+        </w:tc>
+        <w:tc>
+          <w:tcPr>
+            <w:tcW w:type="dxa" w:w="2700"/>
+          </w:tcPr>
+          <w:p>
+            <w:pPr>
+              <w:spacing w:before="0" w:after="40"/>
+              <w:jc w:val="left"/>
+            </w:pPr>
+            <w:r>
+              <w:rPr>
+                <w:rFonts w:ascii="Times New Roman" w:hAnsi="Times New Roman" w:eastAsia="Times New Roman" w:cs="Times New Roman"/>
+                <w:b w:val="0"/>
+                <w:i w:val="0"/>
+                <w:caps w:val="0"/>
+                <w:color w:val="000000"/>
+                <w:sz w:val="24"/>
+              </w:rPr>
+              <w:t>Hai nút sau cân bằng tải, mở rộng ngang khi tải tăng (KT01, KT03)</w:t>
+            </w:r>
+          </w:p>
+        </w:tc>
+      </w:tr>
+      <w:tr>
+        <w:tc>
+          <w:tcPr>
+            <w:tcW w:type="dxa" w:w="2000"/>
+          </w:tcPr>
+          <w:p>
+            <w:pPr>
+              <w:spacing w:before="0" w:after="40"/>
+              <w:jc w:val="left"/>
+            </w:pPr>
+            <w:r>
+              <w:rPr>
+                <w:rFonts w:ascii="Times New Roman" w:hAnsi="Times New Roman" w:eastAsia="Times New Roman" w:cs="Times New Roman"/>
+                <w:b w:val="0"/>
+                <w:i w:val="0"/>
+                <w:caps w:val="0"/>
+                <w:color w:val="000000"/>
+                <w:sz w:val="24"/>
+              </w:rPr>
+              <w:t>Cân bằng tải</w:t>
+            </w:r>
+          </w:p>
+        </w:tc>
+        <w:tc>
+          <w:tcPr>
+            <w:tcW w:type="dxa" w:w="1300"/>
+          </w:tcPr>
+          <w:p>
+            <w:pPr>
+              <w:spacing w:before="0" w:after="40"/>
+              <w:jc w:val="center"/>
+            </w:pPr>
+            <w:r>
+              <w:rPr>
+                <w:rFonts w:ascii="Times New Roman" w:hAnsi="Times New Roman" w:eastAsia="Times New Roman" w:cs="Times New Roman"/>
+                <w:b w:val="0"/>
+                <w:i w:val="0"/>
+                <w:caps w:val="0"/>
+                <w:color w:val="000000"/>
+                <w:sz w:val="24"/>
+              </w:rPr>
+              <w:t>1 cặp chế độ dự phòng</w:t>
+            </w:r>
+          </w:p>
+        </w:tc>
+        <w:tc>
+          <w:tcPr>
+            <w:tcW w:type="dxa" w:w="3300"/>
+          </w:tcPr>
+          <w:p>
+            <w:pPr>
+              <w:spacing w:before="0" w:after="40"/>
+              <w:jc w:val="left"/>
+            </w:pPr>
+            <w:r>
+              <w:rPr>
+                <w:rFonts w:ascii="Times New Roman" w:hAnsi="Times New Roman" w:eastAsia="Times New Roman" w:cs="Times New Roman"/>
+                <w:b w:val="0"/>
+                <w:i w:val="0"/>
+                <w:caps w:val="0"/>
+                <w:color w:val="000000"/>
+                <w:sz w:val="24"/>
+              </w:rPr>
+              <w:t>Hỗ trợ HTTPS (TLS 1.2 trở lên), kiểm tra sức khỏe nút ứng dụng</w:t>
+            </w:r>
+          </w:p>
+        </w:tc>
+        <w:tc>
+          <w:tcPr>
+            <w:tcW w:type="dxa" w:w="2700"/>
+          </w:tcPr>
+          <w:p>
+            <w:pPr>
+              <w:spacing w:before="0" w:after="40"/>
+              <w:jc w:val="left"/>
+            </w:pPr>
+            <w:r>
+              <w:rPr>
+                <w:rFonts w:ascii="Times New Roman" w:hAnsi="Times New Roman" w:eastAsia="Times New Roman" w:cs="Times New Roman"/>
+                <w:b w:val="0"/>
+                <w:i w:val="0"/>
+                <w:caps w:val="0"/>
+                <w:color w:val="000000"/>
+                <w:sz w:val="24"/>
+              </w:rPr>
+              <w:t>Có thể dùng thiết bị hoặc dịch vụ cân bằng tải của hạ tầng Chủ đầu tư</w:t>
+            </w:r>
+          </w:p>
+        </w:tc>
+      </w:tr>
+      <w:tr>
+        <w:tc>
+          <w:tcPr>
+            <w:tcW w:type="dxa" w:w="2000"/>
+          </w:tcPr>
+          <w:p>
+            <w:pPr>
+              <w:spacing w:before="0" w:after="40"/>
+              <w:jc w:val="left"/>
+            </w:pPr>
+            <w:r>
+              <w:rPr>
+                <w:rFonts w:ascii="Times New Roman" w:hAnsi="Times New Roman" w:eastAsia="Times New Roman" w:cs="Times New Roman"/>
+                <w:b w:val="0"/>
+                <w:i w:val="0"/>
+                <w:caps w:val="0"/>
+                <w:color w:val="000000"/>
+                <w:sz w:val="24"/>
+              </w:rPr>
+              <w:t>Máy chủ cơ sở dữ liệu</w:t>
+            </w:r>
+          </w:p>
+        </w:tc>
+        <w:tc>
+          <w:tcPr>
+            <w:tcW w:type="dxa" w:w="1300"/>
+          </w:tcPr>
+          <w:p>
+            <w:pPr>
+              <w:spacing w:before="0" w:after="40"/>
+              <w:jc w:val="center"/>
+            </w:pPr>
+            <w:r>
+              <w:rPr>
+                <w:rFonts w:ascii="Times New Roman" w:hAnsi="Times New Roman" w:eastAsia="Times New Roman" w:cs="Times New Roman"/>
+                <w:b w:val="0"/>
+                <w:i w:val="0"/>
+                <w:caps w:val="0"/>
+                <w:color w:val="000000"/>
+                <w:sz w:val="24"/>
+              </w:rPr>
+              <w:t>2</w:t>
+            </w:r>
+          </w:p>
+        </w:tc>
+        <w:tc>
+          <w:tcPr>
+            <w:tcW w:type="dxa" w:w="3300"/>
+          </w:tcPr>
+          <w:p>
+            <w:pPr>
+              <w:spacing w:before="0" w:after="40"/>
+              <w:jc w:val="left"/>
+            </w:pPr>
+            <w:r>
+              <w:rPr>
+                <w:rFonts w:ascii="Times New Roman" w:hAnsi="Times New Roman" w:eastAsia="Times New Roman" w:cs="Times New Roman"/>
+                <w:b w:val="0"/>
+                <w:i w:val="0"/>
+                <w:caps w:val="0"/>
+                <w:color w:val="000000"/>
+                <w:sz w:val="24"/>
+              </w:rPr>
+              <w:t>8 vCPU, 32 GB RAM, 500 GB SSD mỗi máy, PostgreSQL 16</w:t>
+            </w:r>
+          </w:p>
+        </w:tc>
+        <w:tc>
+          <w:tcPr>
+            <w:tcW w:type="dxa" w:w="2700"/>
+          </w:tcPr>
+          <w:p>
+            <w:pPr>
+              <w:spacing w:before="0" w:after="40"/>
+              <w:jc w:val="left"/>
+            </w:pPr>
+            <w:r>
+              <w:rPr>
+                <w:rFonts w:ascii="Times New Roman" w:hAnsi="Times New Roman" w:eastAsia="Times New Roman" w:cs="Times New Roman"/>
+                <w:b w:val="0"/>
+                <w:i w:val="0"/>
+                <w:caps w:val="0"/>
+                <w:color w:val="000000"/>
+                <w:sz w:val="24"/>
+              </w:rPr>
+              <w:t>Chính và dự phòng, nhân bản liên tục (KT01, KT05)</w:t>
+            </w:r>
+          </w:p>
+        </w:tc>
+      </w:tr>
+      <w:tr>
+        <w:tc>
+          <w:tcPr>
+            <w:tcW w:type="dxa" w:w="2000"/>
+          </w:tcPr>
+          <w:p>
+            <w:pPr>
+              <w:spacing w:before="0" w:after="40"/>
+              <w:jc w:val="left"/>
+            </w:pPr>
+            <w:r>
+              <w:rPr>
+                <w:rFonts w:ascii="Times New Roman" w:hAnsi="Times New Roman" w:eastAsia="Times New Roman" w:cs="Times New Roman"/>
+                <w:b w:val="0"/>
+                <w:i w:val="0"/>
+                <w:caps w:val="0"/>
+                <w:color w:val="000000"/>
+                <w:sz w:val="24"/>
+              </w:rPr>
+              <w:t>Máy chủ chỉ mục tìm kiếm và bộ nhớ đệm</w:t>
+            </w:r>
+          </w:p>
+        </w:tc>
+        <w:tc>
+          <w:tcPr>
+            <w:tcW w:type="dxa" w:w="1300"/>
+          </w:tcPr>
+          <w:p>
+            <w:pPr>
+              <w:spacing w:before="0" w:after="40"/>
+              <w:jc w:val="center"/>
+            </w:pPr>
+            <w:r>
+              <w:rPr>
+                <w:rFonts w:ascii="Times New Roman" w:hAnsi="Times New Roman" w:eastAsia="Times New Roman" w:cs="Times New Roman"/>
+                <w:b w:val="0"/>
+                <w:i w:val="0"/>
+                <w:caps w:val="0"/>
+                <w:color w:val="000000"/>
+                <w:sz w:val="24"/>
+              </w:rPr>
+              <w:t>1</w:t>
+            </w:r>
+          </w:p>
+        </w:tc>
+        <w:tc>
+          <w:tcPr>
+            <w:tcW w:type="dxa" w:w="3300"/>
+          </w:tcPr>
+          <w:p>
+            <w:pPr>
+              <w:spacing w:before="0" w:after="40"/>
+              <w:jc w:val="left"/>
+            </w:pPr>
+            <w:r>
+              <w:rPr>
+                <w:rFonts w:ascii="Times New Roman" w:hAnsi="Times New Roman" w:eastAsia="Times New Roman" w:cs="Times New Roman"/>
+                <w:b w:val="0"/>
+                <w:i w:val="0"/>
+                <w:caps w:val="0"/>
+                <w:color w:val="000000"/>
+                <w:sz w:val="24"/>
+              </w:rPr>
+              <w:t>4 vCPU, 16 GB RAM, 100 GB SSD, OpenSearch 2 và Redis 7</w:t>
+            </w:r>
+          </w:p>
+        </w:tc>
+        <w:tc>
+          <w:tcPr>
+            <w:tcW w:type="dxa" w:w="2700"/>
+          </w:tcPr>
+          <w:p>
+            <w:pPr>
+              <w:spacing w:before="0" w:after="40"/>
+              <w:jc w:val="left"/>
+            </w:pPr>
+            <w:r>
+              <w:rPr>
+                <w:rFonts w:ascii="Times New Roman" w:hAnsi="Times New Roman" w:eastAsia="Times New Roman" w:cs="Times New Roman"/>
+                <w:b w:val="0"/>
+                <w:i w:val="0"/>
+                <w:caps w:val="0"/>
+                <w:color w:val="000000"/>
+                <w:sz w:val="24"/>
+              </w:rPr>
+              <w:t>Bảo đảm thời gian phản hồi tìm kiếm, trang danh mục (KT02)</w:t>
+            </w:r>
+          </w:p>
+        </w:tc>
+      </w:tr>
+      <w:tr>
+        <w:tc>
+          <w:tcPr>
+            <w:tcW w:type="dxa" w:w="2000"/>
+          </w:tcPr>
+          <w:p>
+            <w:pPr>
+              <w:spacing w:before="0" w:after="40"/>
+              <w:jc w:val="left"/>
+            </w:pPr>
+            <w:r>
+              <w:rPr>
+                <w:rFonts w:ascii="Times New Roman" w:hAnsi="Times New Roman" w:eastAsia="Times New Roman" w:cs="Times New Roman"/>
+                <w:b w:val="0"/>
+                <w:i w:val="0"/>
+                <w:caps w:val="0"/>
+                <w:color w:val="000000"/>
+                <w:sz w:val="24"/>
+              </w:rPr>
+              <w:t>Lưu trữ sao lưu</w:t>
+            </w:r>
+          </w:p>
+        </w:tc>
+        <w:tc>
+          <w:tcPr>
+            <w:tcW w:type="dxa" w:w="1300"/>
+          </w:tcPr>
+          <w:p>
+            <w:pPr>
+              <w:spacing w:before="0" w:after="40"/>
+              <w:jc w:val="center"/>
+            </w:pPr>
+            <w:r>
+              <w:rPr>
+                <w:rFonts w:ascii="Times New Roman" w:hAnsi="Times New Roman" w:eastAsia="Times New Roman" w:cs="Times New Roman"/>
+                <w:b w:val="0"/>
+                <w:i w:val="0"/>
+                <w:caps w:val="0"/>
+                <w:color w:val="000000"/>
+                <w:sz w:val="24"/>
+              </w:rPr>
+              <w:t>1</w:t>
+            </w:r>
+          </w:p>
+        </w:tc>
+        <w:tc>
+          <w:tcPr>
+            <w:tcW w:type="dxa" w:w="3300"/>
+          </w:tcPr>
+          <w:p>
+            <w:pPr>
+              <w:spacing w:before="0" w:after="40"/>
+              <w:jc w:val="left"/>
+            </w:pPr>
+            <w:r>
+              <w:rPr>
+                <w:rFonts w:ascii="Times New Roman" w:hAnsi="Times New Roman" w:eastAsia="Times New Roman" w:cs="Times New Roman"/>
+                <w:b w:val="0"/>
+                <w:i w:val="0"/>
+                <w:caps w:val="0"/>
+                <w:color w:val="000000"/>
+                <w:sz w:val="24"/>
+              </w:rPr>
+              <w:t>Dung lượng 2 TB, tách biệt máy chủ cơ sở dữ liệu, lưu bản sao lưu tối thiểu 30 ngày</w:t>
+            </w:r>
+          </w:p>
+        </w:tc>
+        <w:tc>
+          <w:tcPr>
+            <w:tcW w:type="dxa" w:w="2700"/>
+          </w:tcPr>
+          <w:p>
+            <w:pPr>
+              <w:spacing w:before="0" w:after="40"/>
+              <w:jc w:val="left"/>
+            </w:pPr>
+            <w:r>
+              <w:rPr>
+                <w:rFonts w:ascii="Times New Roman" w:hAnsi="Times New Roman" w:eastAsia="Times New Roman" w:cs="Times New Roman"/>
+                <w:b w:val="0"/>
+                <w:i w:val="0"/>
+                <w:caps w:val="0"/>
+                <w:color w:val="000000"/>
+                <w:sz w:val="24"/>
+              </w:rPr>
+              <w:t>Sao lưu toàn phần hằng ngày, nhật ký giao dịch theo giờ (KT05)</w:t>
+            </w:r>
+          </w:p>
+        </w:tc>
+      </w:tr>
+      <w:tr>
+        <w:tc>
+          <w:tcPr>
+            <w:tcW w:type="dxa" w:w="2000"/>
+          </w:tcPr>
+          <w:p>
+            <w:pPr>
+              <w:spacing w:before="0" w:after="40"/>
+              <w:jc w:val="left"/>
+            </w:pPr>
+            <w:r>
+              <w:rPr>
+                <w:rFonts w:ascii="Times New Roman" w:hAnsi="Times New Roman" w:eastAsia="Times New Roman" w:cs="Times New Roman"/>
+                <w:b w:val="0"/>
+                <w:i w:val="0"/>
+                <w:caps w:val="0"/>
+                <w:color w:val="000000"/>
+                <w:sz w:val="24"/>
+              </w:rPr>
+              <w:t>Đường truyền internet</w:t>
+            </w:r>
+          </w:p>
+        </w:tc>
+        <w:tc>
+          <w:tcPr>
+            <w:tcW w:type="dxa" w:w="1300"/>
+          </w:tcPr>
+          <w:p>
+            <w:pPr>
+              <w:spacing w:before="0" w:after="40"/>
+              <w:jc w:val="center"/>
+            </w:pPr>
+            <w:r>
+              <w:rPr>
+                <w:rFonts w:ascii="Times New Roman" w:hAnsi="Times New Roman" w:eastAsia="Times New Roman" w:cs="Times New Roman"/>
+                <w:b w:val="0"/>
+                <w:i w:val="0"/>
+                <w:caps w:val="0"/>
+                <w:color w:val="000000"/>
+                <w:sz w:val="24"/>
+              </w:rPr>
+              <w:t>2 đường</w:t>
+            </w:r>
+          </w:p>
+        </w:tc>
+        <w:tc>
+          <w:tcPr>
+            <w:tcW w:type="dxa" w:w="3300"/>
+          </w:tcPr>
+          <w:p>
+            <w:pPr>
+              <w:spacing w:before="0" w:after="40"/>
+              <w:jc w:val="left"/>
+            </w:pPr>
+            <w:r>
+              <w:rPr>
+                <w:rFonts w:ascii="Times New Roman" w:hAnsi="Times New Roman" w:eastAsia="Times New Roman" w:cs="Times New Roman"/>
+                <w:b w:val="0"/>
+                <w:i w:val="0"/>
+                <w:caps w:val="0"/>
+                <w:color w:val="000000"/>
+                <w:sz w:val="24"/>
+              </w:rPr>
+              <w:t>Tối thiểu 100 Mbps mỗi đường, hai nhà cung cấp, địa chỉ IP tĩnh, chứng thư số SSL cho tên miền</w:t>
+            </w:r>
+          </w:p>
+        </w:tc>
+        <w:tc>
+          <w:tcPr>
+            <w:tcW w:type="dxa" w:w="2700"/>
+          </w:tcPr>
+          <w:p>
+            <w:pPr>
+              <w:spacing w:before="0" w:after="40"/>
+              <w:jc w:val="left"/>
+            </w:pPr>
+            <w:r>
+              <w:rPr>
+                <w:rFonts w:ascii="Times New Roman" w:hAnsi="Times New Roman" w:eastAsia="Times New Roman" w:cs="Times New Roman"/>
+                <w:b w:val="0"/>
+                <w:i w:val="0"/>
+                <w:caps w:val="0"/>
+                <w:color w:val="000000"/>
+                <w:sz w:val="24"/>
+              </w:rPr>
+              <w:t>Đường thứ hai dự phòng khi đường chính sự cố (KT01)</w:t>
+            </w:r>
+          </w:p>
+        </w:tc>
+      </w:tr>
+      <w:tr>
+        <w:tc>
+          <w:tcPr>
+            <w:tcW w:type="dxa" w:w="2000"/>
+          </w:tcPr>
+          <w:p>
+            <w:pPr>
+              <w:spacing w:before="0" w:after="40"/>
+              <w:jc w:val="left"/>
+            </w:pPr>
+            <w:r>
+              <w:rPr>
+                <w:rFonts w:ascii="Times New Roman" w:hAnsi="Times New Roman" w:eastAsia="Times New Roman" w:cs="Times New Roman"/>
+                <w:b w:val="0"/>
+                <w:i w:val="0"/>
+                <w:caps w:val="0"/>
+                <w:color w:val="000000"/>
+                <w:sz w:val="24"/>
+              </w:rPr>
+              <w:t>Kết nối với Main System</w:t>
+            </w:r>
+          </w:p>
+        </w:tc>
+        <w:tc>
+          <w:tcPr>
+            <w:tcW w:type="dxa" w:w="1300"/>
+          </w:tcPr>
+          <w:p>
+            <w:pPr>
+              <w:spacing w:before="0" w:after="40"/>
+              <w:jc w:val="center"/>
+            </w:pPr>
+            <w:r>
+              <w:rPr>
+                <w:rFonts w:ascii="Times New Roman" w:hAnsi="Times New Roman" w:eastAsia="Times New Roman" w:cs="Times New Roman"/>
+                <w:b w:val="0"/>
+                <w:i w:val="0"/>
+                <w:caps w:val="0"/>
+                <w:color w:val="000000"/>
+                <w:sz w:val="24"/>
+              </w:rPr>
+              <w:t>1</w:t>
+            </w:r>
+          </w:p>
+        </w:tc>
+        <w:tc>
+          <w:tcPr>
+            <w:tcW w:type="dxa" w:w="3300"/>
+          </w:tcPr>
+          <w:p>
+            <w:pPr>
+              <w:spacing w:before="0" w:after="40"/>
+              <w:jc w:val="left"/>
+            </w:pPr>
+            <w:r>
+              <w:rPr>
+                <w:rFonts w:ascii="Times New Roman" w:hAnsi="Times New Roman" w:eastAsia="Times New Roman" w:cs="Times New Roman"/>
+                <w:b w:val="0"/>
+                <w:i w:val="0"/>
+                <w:caps w:val="0"/>
+                <w:color w:val="000000"/>
+                <w:sz w:val="24"/>
+              </w:rPr>
+              <w:t>Mạng nội bộ hoặc kênh VPN riêng, tối thiểu 10 Mbps</w:t>
+            </w:r>
+          </w:p>
+        </w:tc>
+        <w:tc>
+          <w:tcPr>
+            <w:tcW w:type="dxa" w:w="2700"/>
+          </w:tcPr>
+          <w:p>
+            <w:pPr>
+              <w:spacing w:before="0" w:after="40"/>
+              <w:jc w:val="left"/>
+            </w:pPr>
+            <w:r>
+              <w:rPr>
+                <w:rFonts w:ascii="Times New Roman" w:hAnsi="Times New Roman" w:eastAsia="Times New Roman" w:cs="Times New Roman"/>
+                <w:b w:val="0"/>
+                <w:i w:val="0"/>
+                <w:caps w:val="0"/>
+                <w:color w:val="000000"/>
+                <w:sz w:val="24"/>
+              </w:rPr>
+              <w:t>Đồng bộ sản phẩm, tồn kho, chuyển đơn hàng và trạng thái vận chuyển</w:t>
+            </w:r>
+          </w:p>
+        </w:tc>
+      </w:tr>
+      <w:tr>
+        <w:tc>
+          <w:tcPr>
+            <w:tcW w:type="dxa" w:w="2000"/>
+          </w:tcPr>
+          <w:p>
+            <w:pPr>
+              <w:spacing w:before="0" w:after="40"/>
+              <w:jc w:val="left"/>
+            </w:pPr>
+            <w:r>
+              <w:rPr>
+                <w:rFonts w:ascii="Times New Roman" w:hAnsi="Times New Roman" w:eastAsia="Times New Roman" w:cs="Times New Roman"/>
+                <w:b w:val="0"/>
+                <w:i w:val="0"/>
+                <w:caps w:val="0"/>
+                <w:color w:val="000000"/>
+                <w:sz w:val="24"/>
+              </w:rPr>
+              <w:t>Phần mềm nền</w:t>
+            </w:r>
+          </w:p>
+        </w:tc>
+        <w:tc>
+          <w:tcPr>
+            <w:tcW w:type="dxa" w:w="1300"/>
+          </w:tcPr>
+          <w:p>
+            <w:pPr>
+              <w:spacing w:before="0" w:after="40"/>
+              <w:jc w:val="center"/>
+            </w:pPr>
+            <w:r>
+              <w:rPr>
+                <w:rFonts w:ascii="Times New Roman" w:hAnsi="Times New Roman" w:eastAsia="Times New Roman" w:cs="Times New Roman"/>
+                <w:b w:val="0"/>
+                <w:i w:val="0"/>
+                <w:caps w:val="0"/>
+                <w:color w:val="000000"/>
+                <w:sz w:val="24"/>
+              </w:rPr>
+              <w:t>Theo số máy chủ</w:t>
+            </w:r>
+          </w:p>
+        </w:tc>
+        <w:tc>
+          <w:tcPr>
+            <w:tcW w:type="dxa" w:w="3300"/>
+          </w:tcPr>
+          <w:p>
+            <w:pPr>
+              <w:spacing w:before="0" w:after="40"/>
+              <w:jc w:val="left"/>
+            </w:pPr>
+            <w:r>
+              <w:rPr>
+                <w:rFonts w:ascii="Times New Roman" w:hAnsi="Times New Roman" w:eastAsia="Times New Roman" w:cs="Times New Roman"/>
+                <w:b w:val="0"/>
+                <w:i w:val="0"/>
+                <w:caps w:val="0"/>
+                <w:color w:val="000000"/>
+                <w:sz w:val="24"/>
+              </w:rPr>
+              <w:t>Ubuntu Server 22.04 LTS, Nginx, OpenJDK 21, PostgreSQL 16, OpenSearch 2, Redis 7, Docker, Prometheus và Grafana (mã nguồn mở, không phát sinh bản quyền)</w:t>
+            </w:r>
+          </w:p>
+        </w:tc>
+        <w:tc>
+          <w:tcPr>
+            <w:tcW w:type="dxa" w:w="2700"/>
+          </w:tcPr>
+          <w:p>
+            <w:pPr>
+              <w:spacing w:before="0" w:after="40"/>
+              <w:jc w:val="left"/>
+            </w:pPr>
+            <w:r>
+              <w:rPr>
+                <w:rFonts w:ascii="Times New Roman" w:hAnsi="Times New Roman" w:eastAsia="Times New Roman" w:cs="Times New Roman"/>
+                <w:b w:val="0"/>
+                <w:i w:val="0"/>
+                <w:caps w:val="0"/>
+                <w:color w:val="000000"/>
+                <w:sz w:val="24"/>
+              </w:rPr>
+              <w:t>Nhà thầu cài đặt, cấu hình tại gói 4.5.1, 4.5.2</w:t>
+            </w:r>
+          </w:p>
+        </w:tc>
+      </w:tr>
+    </w:tbl>
+    <w:p>
+      <w:pPr>
+        <w:spacing w:after="40"/>
+      </w:pPr>
+    </w:p>
+    <w:p>
+      <w:pPr>
+        <w:spacing w:before="0" w:after="100" w:line="300" w:lineRule="auto"/>
+        <w:jc w:val="both"/>
+      </w:pPr>
+      <w:r>
+        <w:rPr>
+          <w:rFonts w:ascii="Times New Roman" w:hAnsi="Times New Roman" w:eastAsia="Times New Roman" w:cs="Times New Roman"/>
+          <w:b w:val="0"/>
+          <w:i w:val="0"/>
+          <w:caps w:val="0"/>
+          <w:color w:val="000000"/>
+          <w:sz w:val="26"/>
+        </w:rPr>
+        <w:t>Công nghệ đề xuất cho từng tầng của hệ thống và lý do lựa chọn như bảng sau.</w:t>
+      </w:r>
+    </w:p>
+    <w:tbl>
+      <w:tblPr>
+        <w:tblStyle w:val="TableGrid"/>
+        <w:tblW w:type="auto" w:w="0"/>
+        <w:jc w:val="left"/>
+        <w:tblLayout w:type="fixed"/>
+        <w:tblLook w:firstColumn="1" w:firstRow="1" w:lastColumn="0" w:lastRow="0" w:noHBand="0" w:noVBand="1" w:val="04A0"/>
+        <w:tblCellMar>
+          <w:top w:w="40" w:type="dxa"/>
+          <w:left w:w="70" w:type="dxa"/>
+          <w:bottom w:w="40" w:type="dxa"/>
+          <w:right w:w="70" w:type="dxa"/>
+        </w:tblCellMar>
+      </w:tblPr>
+      <w:tblGrid>
+        <w:gridCol w:w="2200"/>
+        <w:gridCol w:w="2900"/>
+        <w:gridCol w:w="4200"/>
+      </w:tblGrid>
+      <w:tr>
+        <w:trPr>
+          <w:tblHeader w:val="true"/>
+        </w:trPr>
+        <w:tc>
+          <w:tcPr>
+            <w:tcW w:type="dxa" w:w="2200"/>
+          </w:tcPr>
+          <w:p>
+            <w:pPr>
+              <w:spacing w:before="0" w:after="40"/>
+              <w:jc w:val="left"/>
+            </w:pPr>
+            <w:r>
+              <w:rPr>
+                <w:rFonts w:ascii="Times New Roman" w:hAnsi="Times New Roman" w:eastAsia="Times New Roman" w:cs="Times New Roman"/>
+                <w:b w:val="0"/>
+                <w:i w:val="0"/>
+                <w:caps w:val="0"/>
+                <w:color w:val="000000"/>
+                <w:sz w:val="24"/>
+              </w:rPr>
+              <w:t>Tầng</w:t>
+            </w:r>
+          </w:p>
+        </w:tc>
+        <w:tc>
+          <w:tcPr>
+            <w:tcW w:type="dxa" w:w="2900"/>
+          </w:tcPr>
+          <w:p>
+            <w:pPr>
+              <w:spacing w:before="0" w:after="40"/>
+              <w:jc w:val="left"/>
+            </w:pPr>
+            <w:r>
+              <w:rPr>
+                <w:rFonts w:ascii="Times New Roman" w:hAnsi="Times New Roman" w:eastAsia="Times New Roman" w:cs="Times New Roman"/>
+                <w:b w:val="0"/>
+                <w:i w:val="0"/>
+                <w:caps w:val="0"/>
+                <w:color w:val="000000"/>
+                <w:sz w:val="24"/>
+              </w:rPr>
+              <w:t>Công nghệ</w:t>
+            </w:r>
+          </w:p>
+        </w:tc>
+        <w:tc>
+          <w:tcPr>
+            <w:tcW w:type="dxa" w:w="4200"/>
+          </w:tcPr>
+          <w:p>
+            <w:pPr>
+              <w:spacing w:before="0" w:after="40"/>
+              <w:jc w:val="left"/>
+            </w:pPr>
+            <w:r>
+              <w:rPr>
+                <w:rFonts w:ascii="Times New Roman" w:hAnsi="Times New Roman" w:eastAsia="Times New Roman" w:cs="Times New Roman"/>
+                <w:b w:val="0"/>
+                <w:i w:val="0"/>
+                <w:caps w:val="0"/>
+                <w:color w:val="000000"/>
+                <w:sz w:val="24"/>
+              </w:rPr>
+              <w:t>Lý do lựa chọn</w:t>
+            </w:r>
+          </w:p>
+        </w:tc>
+      </w:tr>
+      <w:tr>
+        <w:tc>
+          <w:tcPr>
+            <w:tcW w:type="dxa" w:w="2200"/>
+          </w:tcPr>
+          <w:p>
+            <w:pPr>
+              <w:spacing w:before="0" w:after="40"/>
+              <w:jc w:val="left"/>
+            </w:pPr>
+            <w:r>
+              <w:rPr>
+                <w:rFonts w:ascii="Times New Roman" w:hAnsi="Times New Roman" w:eastAsia="Times New Roman" w:cs="Times New Roman"/>
+                <w:b w:val="0"/>
+                <w:i w:val="0"/>
+                <w:caps w:val="0"/>
+                <w:color w:val="000000"/>
+                <w:sz w:val="24"/>
+              </w:rPr>
+              <w:t>Giao diện web</w:t>
+            </w:r>
+          </w:p>
+        </w:tc>
+        <w:tc>
+          <w:tcPr>
+            <w:tcW w:type="dxa" w:w="2900"/>
+          </w:tcPr>
+          <w:p>
+            <w:pPr>
+              <w:spacing w:before="0" w:after="40"/>
+              <w:jc w:val="left"/>
+            </w:pPr>
+            <w:r>
+              <w:rPr>
+                <w:rFonts w:ascii="Times New Roman" w:hAnsi="Times New Roman" w:eastAsia="Times New Roman" w:cs="Times New Roman"/>
+                <w:b w:val="0"/>
+                <w:i w:val="0"/>
+                <w:caps w:val="0"/>
+                <w:color w:val="000000"/>
+                <w:sz w:val="24"/>
+              </w:rPr>
+              <w:t>React 18, TypeScript, thiết kế đáp ứng (responsive)</w:t>
+            </w:r>
+          </w:p>
+        </w:tc>
+        <w:tc>
+          <w:tcPr>
+            <w:tcW w:type="dxa" w:w="4200"/>
+          </w:tcPr>
+          <w:p>
+            <w:pPr>
+              <w:spacing w:before="0" w:after="40"/>
+              <w:jc w:val="left"/>
+            </w:pPr>
+            <w:r>
+              <w:rPr>
+                <w:rFonts w:ascii="Times New Roman" w:hAnsi="Times New Roman" w:eastAsia="Times New Roman" w:cs="Times New Roman"/>
+                <w:b w:val="0"/>
+                <w:i w:val="0"/>
+                <w:caps w:val="0"/>
+                <w:color w:val="000000"/>
+                <w:sz w:val="24"/>
+              </w:rPr>
+              <w:t>Thư viện thành phần dùng lại được, hiển thị tốt trên máy tính và điện thoại, nhóm đã dùng trong hai hợp đồng tương tự</w:t>
+            </w:r>
+          </w:p>
+        </w:tc>
+      </w:tr>
+      <w:tr>
+        <w:tc>
+          <w:tcPr>
+            <w:tcW w:type="dxa" w:w="2200"/>
+          </w:tcPr>
+          <w:p>
+            <w:pPr>
+              <w:spacing w:before="0" w:after="40"/>
+              <w:jc w:val="left"/>
+            </w:pPr>
+            <w:r>
+              <w:rPr>
+                <w:rFonts w:ascii="Times New Roman" w:hAnsi="Times New Roman" w:eastAsia="Times New Roman" w:cs="Times New Roman"/>
+                <w:b w:val="0"/>
+                <w:i w:val="0"/>
+                <w:caps w:val="0"/>
+                <w:color w:val="000000"/>
+                <w:sz w:val="24"/>
+              </w:rPr>
+              <w:t>Dịch vụ phía máy chủ</w:t>
+            </w:r>
+          </w:p>
+        </w:tc>
+        <w:tc>
+          <w:tcPr>
+            <w:tcW w:type="dxa" w:w="2900"/>
+          </w:tcPr>
+          <w:p>
+            <w:pPr>
+              <w:spacing w:before="0" w:after="40"/>
+              <w:jc w:val="left"/>
+            </w:pPr>
+            <w:r>
+              <w:rPr>
+                <w:rFonts w:ascii="Times New Roman" w:hAnsi="Times New Roman" w:eastAsia="Times New Roman" w:cs="Times New Roman"/>
+                <w:b w:val="0"/>
+                <w:i w:val="0"/>
+                <w:caps w:val="0"/>
+                <w:color w:val="000000"/>
+                <w:sz w:val="24"/>
+              </w:rPr>
+              <w:t>Java 21, Spring Boot 3, API REST</w:t>
+            </w:r>
+          </w:p>
+        </w:tc>
+        <w:tc>
+          <w:tcPr>
+            <w:tcW w:type="dxa" w:w="4200"/>
+          </w:tcPr>
+          <w:p>
+            <w:pPr>
+              <w:spacing w:before="0" w:after="40"/>
+              <w:jc w:val="left"/>
+            </w:pPr>
+            <w:r>
+              <w:rPr>
+                <w:rFonts w:ascii="Times New Roman" w:hAnsi="Times New Roman" w:eastAsia="Times New Roman" w:cs="Times New Roman"/>
+                <w:b w:val="0"/>
+                <w:i w:val="0"/>
+                <w:caps w:val="0"/>
+                <w:color w:val="000000"/>
+                <w:sz w:val="24"/>
+              </w:rPr>
+              <w:t>Ổn định, hỗ trợ bảo mật, phân quyền và xử lý bất đồng bộ, mở rộng ngang theo nút ứng dụng</w:t>
+            </w:r>
+          </w:p>
+        </w:tc>
+      </w:tr>
+      <w:tr>
+        <w:tc>
+          <w:tcPr>
+            <w:tcW w:type="dxa" w:w="2200"/>
+          </w:tcPr>
+          <w:p>
+            <w:pPr>
+              <w:spacing w:before="0" w:after="40"/>
+              <w:jc w:val="left"/>
+            </w:pPr>
+            <w:r>
+              <w:rPr>
+                <w:rFonts w:ascii="Times New Roman" w:hAnsi="Times New Roman" w:eastAsia="Times New Roman" w:cs="Times New Roman"/>
+                <w:b w:val="0"/>
+                <w:i w:val="0"/>
+                <w:caps w:val="0"/>
+                <w:color w:val="000000"/>
+                <w:sz w:val="24"/>
+              </w:rPr>
+              <w:t>Cơ sở dữ liệu bán hàng (Selling DB)</w:t>
+            </w:r>
+          </w:p>
+        </w:tc>
+        <w:tc>
+          <w:tcPr>
+            <w:tcW w:type="dxa" w:w="2900"/>
+          </w:tcPr>
+          <w:p>
+            <w:pPr>
+              <w:spacing w:before="0" w:after="40"/>
+              <w:jc w:val="left"/>
+            </w:pPr>
+            <w:r>
+              <w:rPr>
+                <w:rFonts w:ascii="Times New Roman" w:hAnsi="Times New Roman" w:eastAsia="Times New Roman" w:cs="Times New Roman"/>
+                <w:b w:val="0"/>
+                <w:i w:val="0"/>
+                <w:caps w:val="0"/>
+                <w:color w:val="000000"/>
+                <w:sz w:val="24"/>
+              </w:rPr>
+              <w:t>PostgreSQL 16</w:t>
+            </w:r>
+          </w:p>
+        </w:tc>
+        <w:tc>
+          <w:tcPr>
+            <w:tcW w:type="dxa" w:w="4200"/>
+          </w:tcPr>
+          <w:p>
+            <w:pPr>
+              <w:spacing w:before="0" w:after="40"/>
+              <w:jc w:val="left"/>
+            </w:pPr>
+            <w:r>
+              <w:rPr>
+                <w:rFonts w:ascii="Times New Roman" w:hAnsi="Times New Roman" w:eastAsia="Times New Roman" w:cs="Times New Roman"/>
+                <w:b w:val="0"/>
+                <w:i w:val="0"/>
+                <w:caps w:val="0"/>
+                <w:color w:val="000000"/>
+                <w:sz w:val="24"/>
+              </w:rPr>
+              <w:t>Hỗ trợ nhân bản chính và dự phòng, sao lưu nhật ký giao dịch theo giờ, không phát sinh bản quyền</w:t>
+            </w:r>
+          </w:p>
+        </w:tc>
+      </w:tr>
+      <w:tr>
+        <w:tc>
+          <w:tcPr>
+            <w:tcW w:type="dxa" w:w="2200"/>
+          </w:tcPr>
+          <w:p>
+            <w:pPr>
+              <w:spacing w:before="0" w:after="40"/>
+              <w:jc w:val="left"/>
+            </w:pPr>
+            <w:r>
+              <w:rPr>
+                <w:rFonts w:ascii="Times New Roman" w:hAnsi="Times New Roman" w:eastAsia="Times New Roman" w:cs="Times New Roman"/>
+                <w:b w:val="0"/>
+                <w:i w:val="0"/>
+                <w:caps w:val="0"/>
+                <w:color w:val="000000"/>
+                <w:sz w:val="24"/>
+              </w:rPr>
+              <w:t>Tìm kiếm và bộ nhớ đệm</w:t>
+            </w:r>
+          </w:p>
+        </w:tc>
+        <w:tc>
+          <w:tcPr>
+            <w:tcW w:type="dxa" w:w="2900"/>
+          </w:tcPr>
+          <w:p>
+            <w:pPr>
+              <w:spacing w:before="0" w:after="40"/>
+              <w:jc w:val="left"/>
+            </w:pPr>
+            <w:r>
+              <w:rPr>
+                <w:rFonts w:ascii="Times New Roman" w:hAnsi="Times New Roman" w:eastAsia="Times New Roman" w:cs="Times New Roman"/>
+                <w:b w:val="0"/>
+                <w:i w:val="0"/>
+                <w:caps w:val="0"/>
+                <w:color w:val="000000"/>
+                <w:sz w:val="24"/>
+              </w:rPr>
+              <w:t>OpenSearch 2, Redis 7</w:t>
+            </w:r>
+          </w:p>
+        </w:tc>
+        <w:tc>
+          <w:tcPr>
+            <w:tcW w:type="dxa" w:w="4200"/>
+          </w:tcPr>
+          <w:p>
+            <w:pPr>
+              <w:spacing w:before="0" w:after="40"/>
+              <w:jc w:val="left"/>
+            </w:pPr>
+            <w:r>
+              <w:rPr>
+                <w:rFonts w:ascii="Times New Roman" w:hAnsi="Times New Roman" w:eastAsia="Times New Roman" w:cs="Times New Roman"/>
+                <w:b w:val="0"/>
+                <w:i w:val="0"/>
+                <w:caps w:val="0"/>
+                <w:color w:val="000000"/>
+                <w:sz w:val="24"/>
+              </w:rPr>
+              <w:t>Chỉ mục tìm kiếm riêng và bộ nhớ đệm trang, phiên làm việc để đạt thời gian phản hồi không quá 2 giây</w:t>
+            </w:r>
+          </w:p>
+        </w:tc>
+      </w:tr>
+      <w:tr>
+        <w:tc>
+          <w:tcPr>
+            <w:tcW w:type="dxa" w:w="2200"/>
+          </w:tcPr>
+          <w:p>
+            <w:pPr>
+              <w:spacing w:before="0" w:after="40"/>
+              <w:jc w:val="left"/>
+            </w:pPr>
+            <w:r>
+              <w:rPr>
+                <w:rFonts w:ascii="Times New Roman" w:hAnsi="Times New Roman" w:eastAsia="Times New Roman" w:cs="Times New Roman"/>
+                <w:b w:val="0"/>
+                <w:i w:val="0"/>
+                <w:caps w:val="0"/>
+                <w:color w:val="000000"/>
+                <w:sz w:val="24"/>
+              </w:rPr>
+              <w:t>Tích hợp với Main System</w:t>
+            </w:r>
+          </w:p>
+        </w:tc>
+        <w:tc>
+          <w:tcPr>
+            <w:tcW w:type="dxa" w:w="2900"/>
+          </w:tcPr>
+          <w:p>
+            <w:pPr>
+              <w:spacing w:before="0" w:after="40"/>
+              <w:jc w:val="left"/>
+            </w:pPr>
+            <w:r>
+              <w:rPr>
+                <w:rFonts w:ascii="Times New Roman" w:hAnsi="Times New Roman" w:eastAsia="Times New Roman" w:cs="Times New Roman"/>
+                <w:b w:val="0"/>
+                <w:i w:val="0"/>
+                <w:caps w:val="0"/>
+                <w:color w:val="000000"/>
+                <w:sz w:val="24"/>
+              </w:rPr>
+              <w:t>Dịch vụ tích hợp theo API hoặc tệp theo đặc tả giao diện, hàng đợi gửi lại</w:t>
+            </w:r>
+          </w:p>
+        </w:tc>
+        <w:tc>
+          <w:tcPr>
+            <w:tcW w:type="dxa" w:w="4200"/>
+          </w:tcPr>
+          <w:p>
+            <w:pPr>
+              <w:spacing w:before="0" w:after="40"/>
+              <w:jc w:val="left"/>
+            </w:pPr>
+            <w:r>
+              <w:rPr>
+                <w:rFonts w:ascii="Times New Roman" w:hAnsi="Times New Roman" w:eastAsia="Times New Roman" w:cs="Times New Roman"/>
+                <w:b w:val="0"/>
+                <w:i w:val="0"/>
+                <w:caps w:val="0"/>
+                <w:color w:val="000000"/>
+                <w:sz w:val="24"/>
+              </w:rPr>
+              <w:t>Không phụ thuộc nền tảng Main System chưa được mô tả, có cơ chế gửi lại khi lỗi</w:t>
+            </w:r>
+          </w:p>
+        </w:tc>
+      </w:tr>
+      <w:tr>
+        <w:tc>
+          <w:tcPr>
+            <w:tcW w:type="dxa" w:w="2200"/>
+          </w:tcPr>
+          <w:p>
+            <w:pPr>
+              <w:spacing w:before="0" w:after="40"/>
+              <w:jc w:val="left"/>
+            </w:pPr>
+            <w:r>
+              <w:rPr>
+                <w:rFonts w:ascii="Times New Roman" w:hAnsi="Times New Roman" w:eastAsia="Times New Roman" w:cs="Times New Roman"/>
+                <w:b w:val="0"/>
+                <w:i w:val="0"/>
+                <w:caps w:val="0"/>
+                <w:color w:val="000000"/>
+                <w:sz w:val="24"/>
+              </w:rPr>
+              <w:t>Triển khai và giám sát</w:t>
+            </w:r>
+          </w:p>
+        </w:tc>
+        <w:tc>
+          <w:tcPr>
+            <w:tcW w:type="dxa" w:w="2900"/>
+          </w:tcPr>
+          <w:p>
+            <w:pPr>
+              <w:spacing w:before="0" w:after="40"/>
+              <w:jc w:val="left"/>
+            </w:pPr>
+            <w:r>
+              <w:rPr>
+                <w:rFonts w:ascii="Times New Roman" w:hAnsi="Times New Roman" w:eastAsia="Times New Roman" w:cs="Times New Roman"/>
+                <w:b w:val="0"/>
+                <w:i w:val="0"/>
+                <w:caps w:val="0"/>
+                <w:color w:val="000000"/>
+                <w:sz w:val="24"/>
+              </w:rPr>
+              <w:t>Docker, quy trình tích hợp và triển khai tự động, Prometheus và Grafana</w:t>
+            </w:r>
+          </w:p>
+        </w:tc>
+        <w:tc>
+          <w:tcPr>
+            <w:tcW w:type="dxa" w:w="4200"/>
+          </w:tcPr>
+          <w:p>
+            <w:pPr>
+              <w:spacing w:before="0" w:after="40"/>
+              <w:jc w:val="left"/>
+            </w:pPr>
+            <w:r>
+              <w:rPr>
+                <w:rFonts w:ascii="Times New Roman" w:hAnsi="Times New Roman" w:eastAsia="Times New Roman" w:cs="Times New Roman"/>
+                <w:b w:val="0"/>
+                <w:i w:val="0"/>
+                <w:caps w:val="0"/>
+                <w:color w:val="000000"/>
+                <w:sz w:val="24"/>
+              </w:rPr>
+              <w:t>Triển khai cuốn chiếu không dừng dịch vụ, cảnh báo tự động</w:t>
             </w:r>
           </w:p>
         </w:tc>
@@ -13443,7 +15492,7 @@
                 <w:color w:val="000000"/>
                 <w:sz w:val="24"/>
               </w:rPr>
-              <w:t>Quản lý dự án</w:t>
+              <w:t>Phân hệ quản lý sản phẩm</w:t>
             </w:r>
           </w:p>
         </w:tc>
@@ -13465,7 +15514,7 @@
                 <w:color w:val="000000"/>
                 <w:sz w:val="24"/>
               </w:rPr>
-              <w:t>60</w:t>
+              <w:t>151,00</w:t>
             </w:r>
           </w:p>
         </w:tc>
@@ -13487,7 +15536,7 @@
                 <w:color w:val="000000"/>
                 <w:sz w:val="24"/>
               </w:rPr>
-              <w:t>9,1%</w:t>
+              <w:t>23,0%</w:t>
             </w:r>
           </w:p>
         </w:tc>
@@ -13533,7 +15582,7 @@
                 <w:color w:val="000000"/>
                 <w:sz w:val="24"/>
               </w:rPr>
-              <w:t>Phân tích và thiết kế chung</w:t>
+              <w:t>Phân hệ quản lý khách hàng (thành viên)</w:t>
             </w:r>
           </w:p>
         </w:tc>
@@ -13555,7 +15604,7 @@
                 <w:color w:val="000000"/>
                 <w:sz w:val="24"/>
               </w:rPr>
-              <w:t>66</w:t>
+              <w:t>146,50</w:t>
             </w:r>
           </w:p>
         </w:tc>
@@ -13577,7 +15626,7 @@
                 <w:color w:val="000000"/>
                 <w:sz w:val="24"/>
               </w:rPr>
-              <w:t>10,0%</w:t>
+              <w:t>22,3%</w:t>
             </w:r>
           </w:p>
         </w:tc>
@@ -13623,7 +15672,7 @@
                 <w:color w:val="000000"/>
                 <w:sz w:val="24"/>
               </w:rPr>
-              <w:t>Phân hệ tìm kiếm và hiển thị sản phẩm (Product Search)</w:t>
+              <w:t>Phân hệ quản lý đơn hàng (đặt hàng)</w:t>
             </w:r>
           </w:p>
         </w:tc>
@@ -13645,7 +15694,7 @@
                 <w:color w:val="000000"/>
                 <w:sz w:val="24"/>
               </w:rPr>
-              <w:t>95</w:t>
+              <w:t>207,50</w:t>
             </w:r>
           </w:p>
         </w:tc>
@@ -13667,7 +15716,7 @@
                 <w:color w:val="000000"/>
                 <w:sz w:val="24"/>
               </w:rPr>
-              <w:t>14,5%</w:t>
+              <w:t>31,6%</w:t>
             </w:r>
           </w:p>
         </w:tc>
@@ -13713,7 +15762,7 @@
                 <w:color w:val="000000"/>
                 <w:sz w:val="24"/>
               </w:rPr>
-              <w:t>Phân hệ thành viên (Member Administration)</w:t>
+              <w:t>Phân hệ tích hợp hệ thống</w:t>
             </w:r>
           </w:p>
         </w:tc>
@@ -13735,7 +15784,7 @@
                 <w:color w:val="000000"/>
                 <w:sz w:val="24"/>
               </w:rPr>
-              <w:t>91</w:t>
+              <w:t>152,00</w:t>
             </w:r>
           </w:p>
         </w:tc>
@@ -13757,7 +15806,7 @@
                 <w:color w:val="000000"/>
                 <w:sz w:val="24"/>
               </w:rPr>
-              <w:t>13,9%</w:t>
+              <w:t>23,1%</w:t>
             </w:r>
           </w:p>
         </w:tc>
@@ -13781,7 +15830,6 @@
                 <w:color w:val="000000"/>
                 <w:sz w:val="24"/>
               </w:rPr>
-              <w:t>5</w:t>
             </w:r>
           </w:p>
         </w:tc>
@@ -13803,7 +15851,7 @@
                 <w:color w:val="000000"/>
                 <w:sz w:val="24"/>
               </w:rPr>
-              <w:t>Phân hệ đặt hàng (Order)</w:t>
+              <w:t>Tổng cộng</w:t>
             </w:r>
           </w:p>
         </w:tc>
@@ -13825,366 +15873,7 @@
                 <w:color w:val="000000"/>
                 <w:sz w:val="24"/>
               </w:rPr>
-              <w:t>129</w:t>
-            </w:r>
-          </w:p>
-        </w:tc>
-        <w:tc>
-          <w:tcPr>
-            <w:tcW w:type="dxa" w:w="1500"/>
-          </w:tcPr>
-          <w:p>
-            <w:pPr>
-              <w:spacing w:before="0" w:after="40"/>
-              <w:jc w:val="right"/>
-            </w:pPr>
-            <w:r>
-              <w:rPr>
-                <w:rFonts w:ascii="Times New Roman" w:hAnsi="Times New Roman" w:eastAsia="Times New Roman" w:cs="Times New Roman"/>
-                <w:b w:val="0"/>
-                <w:i w:val="0"/>
-                <w:caps w:val="0"/>
-                <w:color w:val="000000"/>
-                <w:sz w:val="24"/>
-              </w:rPr>
-              <w:t>19,6%</w:t>
-            </w:r>
-          </w:p>
-        </w:tc>
-      </w:tr>
-      <w:tr>
-        <w:tc>
-          <w:tcPr>
-            <w:tcW w:type="dxa" w:w="1000"/>
-          </w:tcPr>
-          <w:p>
-            <w:pPr>
-              <w:spacing w:before="0" w:after="40"/>
-              <w:jc w:val="center"/>
-            </w:pPr>
-            <w:r>
-              <w:rPr>
-                <w:rFonts w:ascii="Times New Roman" w:hAnsi="Times New Roman" w:eastAsia="Times New Roman" w:cs="Times New Roman"/>
-                <w:b w:val="0"/>
-                <w:i w:val="0"/>
-                <w:caps w:val="0"/>
-                <w:color w:val="000000"/>
-                <w:sz w:val="24"/>
-              </w:rPr>
-              <w:t>6</w:t>
-            </w:r>
-          </w:p>
-        </w:tc>
-        <w:tc>
-          <w:tcPr>
-            <w:tcW w:type="dxa" w:w="5300"/>
-          </w:tcPr>
-          <w:p>
-            <w:pPr>
-              <w:spacing w:before="0" w:after="40"/>
-              <w:jc w:val="left"/>
-            </w:pPr>
-            <w:r>
-              <w:rPr>
-                <w:rFonts w:ascii="Times New Roman" w:hAnsi="Times New Roman" w:eastAsia="Times New Roman" w:cs="Times New Roman"/>
-                <w:b w:val="0"/>
-                <w:i w:val="0"/>
-                <w:caps w:val="0"/>
-                <w:color w:val="000000"/>
-                <w:sz w:val="24"/>
-              </w:rPr>
-              <w:t>Cơ sở dữ liệu bán hàng và tích hợp hệ thống</w:t>
-            </w:r>
-          </w:p>
-        </w:tc>
-        <w:tc>
-          <w:tcPr>
-            <w:tcW w:type="dxa" w:w="1500"/>
-          </w:tcPr>
-          <w:p>
-            <w:pPr>
-              <w:spacing w:before="0" w:after="40"/>
-              <w:jc w:val="right"/>
-            </w:pPr>
-            <w:r>
-              <w:rPr>
-                <w:rFonts w:ascii="Times New Roman" w:hAnsi="Times New Roman" w:eastAsia="Times New Roman" w:cs="Times New Roman"/>
-                <w:b w:val="0"/>
-                <w:i w:val="0"/>
-                <w:caps w:val="0"/>
-                <w:color w:val="000000"/>
-                <w:sz w:val="24"/>
-              </w:rPr>
-              <w:t>93</w:t>
-            </w:r>
-          </w:p>
-        </w:tc>
-        <w:tc>
-          <w:tcPr>
-            <w:tcW w:type="dxa" w:w="1500"/>
-          </w:tcPr>
-          <w:p>
-            <w:pPr>
-              <w:spacing w:before="0" w:after="40"/>
-              <w:jc w:val="right"/>
-            </w:pPr>
-            <w:r>
-              <w:rPr>
-                <w:rFonts w:ascii="Times New Roman" w:hAnsi="Times New Roman" w:eastAsia="Times New Roman" w:cs="Times New Roman"/>
-                <w:b w:val="0"/>
-                <w:i w:val="0"/>
-                <w:caps w:val="0"/>
-                <w:color w:val="000000"/>
-                <w:sz w:val="24"/>
-              </w:rPr>
-              <w:t>14,2%</w:t>
-            </w:r>
-          </w:p>
-        </w:tc>
-      </w:tr>
-      <w:tr>
-        <w:tc>
-          <w:tcPr>
-            <w:tcW w:type="dxa" w:w="1000"/>
-          </w:tcPr>
-          <w:p>
-            <w:pPr>
-              <w:spacing w:before="0" w:after="40"/>
-              <w:jc w:val="center"/>
-            </w:pPr>
-            <w:r>
-              <w:rPr>
-                <w:rFonts w:ascii="Times New Roman" w:hAnsi="Times New Roman" w:eastAsia="Times New Roman" w:cs="Times New Roman"/>
-                <w:b w:val="0"/>
-                <w:i w:val="0"/>
-                <w:caps w:val="0"/>
-                <w:color w:val="000000"/>
-                <w:sz w:val="24"/>
-              </w:rPr>
-              <w:t>7</w:t>
-            </w:r>
-          </w:p>
-        </w:tc>
-        <w:tc>
-          <w:tcPr>
-            <w:tcW w:type="dxa" w:w="5300"/>
-          </w:tcPr>
-          <w:p>
-            <w:pPr>
-              <w:spacing w:before="0" w:after="40"/>
-              <w:jc w:val="left"/>
-            </w:pPr>
-            <w:r>
-              <w:rPr>
-                <w:rFonts w:ascii="Times New Roman" w:hAnsi="Times New Roman" w:eastAsia="Times New Roman" w:cs="Times New Roman"/>
-                <w:b w:val="0"/>
-                <w:i w:val="0"/>
-                <w:caps w:val="0"/>
-                <w:color w:val="000000"/>
-                <w:sz w:val="24"/>
-              </w:rPr>
-              <w:t>Kiểm thử hệ thống và kiểm thử vận hành</w:t>
-            </w:r>
-          </w:p>
-        </w:tc>
-        <w:tc>
-          <w:tcPr>
-            <w:tcW w:type="dxa" w:w="1500"/>
-          </w:tcPr>
-          <w:p>
-            <w:pPr>
-              <w:spacing w:before="0" w:after="40"/>
-              <w:jc w:val="right"/>
-            </w:pPr>
-            <w:r>
-              <w:rPr>
-                <w:rFonts w:ascii="Times New Roman" w:hAnsi="Times New Roman" w:eastAsia="Times New Roman" w:cs="Times New Roman"/>
-                <w:b w:val="0"/>
-                <w:i w:val="0"/>
-                <w:caps w:val="0"/>
-                <w:color w:val="000000"/>
-                <w:sz w:val="24"/>
-              </w:rPr>
-              <w:t>73</w:t>
-            </w:r>
-          </w:p>
-        </w:tc>
-        <w:tc>
-          <w:tcPr>
-            <w:tcW w:type="dxa" w:w="1500"/>
-          </w:tcPr>
-          <w:p>
-            <w:pPr>
-              <w:spacing w:before="0" w:after="40"/>
-              <w:jc w:val="right"/>
-            </w:pPr>
-            <w:r>
-              <w:rPr>
-                <w:rFonts w:ascii="Times New Roman" w:hAnsi="Times New Roman" w:eastAsia="Times New Roman" w:cs="Times New Roman"/>
-                <w:b w:val="0"/>
-                <w:i w:val="0"/>
-                <w:caps w:val="0"/>
-                <w:color w:val="000000"/>
-                <w:sz w:val="24"/>
-              </w:rPr>
-              <w:t>11,1%</w:t>
-            </w:r>
-          </w:p>
-        </w:tc>
-      </w:tr>
-      <w:tr>
-        <w:tc>
-          <w:tcPr>
-            <w:tcW w:type="dxa" w:w="1000"/>
-          </w:tcPr>
-          <w:p>
-            <w:pPr>
-              <w:spacing w:before="0" w:after="40"/>
-              <w:jc w:val="center"/>
-            </w:pPr>
-            <w:r>
-              <w:rPr>
-                <w:rFonts w:ascii="Times New Roman" w:hAnsi="Times New Roman" w:eastAsia="Times New Roman" w:cs="Times New Roman"/>
-                <w:b w:val="0"/>
-                <w:i w:val="0"/>
-                <w:caps w:val="0"/>
-                <w:color w:val="000000"/>
-                <w:sz w:val="24"/>
-              </w:rPr>
-              <w:t>8</w:t>
-            </w:r>
-          </w:p>
-        </w:tc>
-        <w:tc>
-          <w:tcPr>
-            <w:tcW w:type="dxa" w:w="5300"/>
-          </w:tcPr>
-          <w:p>
-            <w:pPr>
-              <w:spacing w:before="0" w:after="40"/>
-              <w:jc w:val="left"/>
-            </w:pPr>
-            <w:r>
-              <w:rPr>
-                <w:rFonts w:ascii="Times New Roman" w:hAnsi="Times New Roman" w:eastAsia="Times New Roman" w:cs="Times New Roman"/>
-                <w:b w:val="0"/>
-                <w:i w:val="0"/>
-                <w:caps w:val="0"/>
-                <w:color w:val="000000"/>
-                <w:sz w:val="24"/>
-              </w:rPr>
-              <w:t>Triển khai và chuyển giao</w:t>
-            </w:r>
-          </w:p>
-        </w:tc>
-        <w:tc>
-          <w:tcPr>
-            <w:tcW w:type="dxa" w:w="1500"/>
-          </w:tcPr>
-          <w:p>
-            <w:pPr>
-              <w:spacing w:before="0" w:after="40"/>
-              <w:jc w:val="right"/>
-            </w:pPr>
-            <w:r>
-              <w:rPr>
-                <w:rFonts w:ascii="Times New Roman" w:hAnsi="Times New Roman" w:eastAsia="Times New Roman" w:cs="Times New Roman"/>
-                <w:b w:val="0"/>
-                <w:i w:val="0"/>
-                <w:caps w:val="0"/>
-                <w:color w:val="000000"/>
-                <w:sz w:val="24"/>
-              </w:rPr>
-              <w:t>50</w:t>
-            </w:r>
-          </w:p>
-        </w:tc>
-        <w:tc>
-          <w:tcPr>
-            <w:tcW w:type="dxa" w:w="1500"/>
-          </w:tcPr>
-          <w:p>
-            <w:pPr>
-              <w:spacing w:before="0" w:after="40"/>
-              <w:jc w:val="right"/>
-            </w:pPr>
-            <w:r>
-              <w:rPr>
-                <w:rFonts w:ascii="Times New Roman" w:hAnsi="Times New Roman" w:eastAsia="Times New Roman" w:cs="Times New Roman"/>
-                <w:b w:val="0"/>
-                <w:i w:val="0"/>
-                <w:caps w:val="0"/>
-                <w:color w:val="000000"/>
-                <w:sz w:val="24"/>
-              </w:rPr>
-              <w:t>7,6%</w:t>
-            </w:r>
-          </w:p>
-        </w:tc>
-      </w:tr>
-      <w:tr>
-        <w:tc>
-          <w:tcPr>
-            <w:tcW w:type="dxa" w:w="1000"/>
-          </w:tcPr>
-          <w:p>
-            <w:pPr>
-              <w:spacing w:before="0" w:after="40"/>
-              <w:jc w:val="center"/>
-            </w:pPr>
-            <w:r>
-              <w:rPr>
-                <w:rFonts w:ascii="Times New Roman" w:hAnsi="Times New Roman" w:eastAsia="Times New Roman" w:cs="Times New Roman"/>
-                <w:b w:val="0"/>
-                <w:i w:val="0"/>
-                <w:caps w:val="0"/>
-                <w:color w:val="000000"/>
-                <w:sz w:val="24"/>
-              </w:rPr>
-            </w:r>
-          </w:p>
-        </w:tc>
-        <w:tc>
-          <w:tcPr>
-            <w:tcW w:type="dxa" w:w="5300"/>
-          </w:tcPr>
-          <w:p>
-            <w:pPr>
-              <w:spacing w:before="0" w:after="40"/>
-              <w:jc w:val="left"/>
-            </w:pPr>
-            <w:r>
-              <w:rPr>
-                <w:rFonts w:ascii="Times New Roman" w:hAnsi="Times New Roman" w:eastAsia="Times New Roman" w:cs="Times New Roman"/>
-                <w:b w:val="0"/>
-                <w:i w:val="0"/>
-                <w:caps w:val="0"/>
-                <w:color w:val="000000"/>
-                <w:sz w:val="24"/>
-              </w:rPr>
-              <w:t>Tổng cộng</w:t>
-            </w:r>
-          </w:p>
-        </w:tc>
-        <w:tc>
-          <w:tcPr>
-            <w:tcW w:type="dxa" w:w="1500"/>
-          </w:tcPr>
-          <w:p>
-            <w:pPr>
-              <w:spacing w:before="0" w:after="40"/>
-              <w:jc w:val="right"/>
-            </w:pPr>
-            <w:r>
-              <w:rPr>
-                <w:rFonts w:ascii="Times New Roman" w:hAnsi="Times New Roman" w:eastAsia="Times New Roman" w:cs="Times New Roman"/>
-                <w:b w:val="0"/>
-                <w:i w:val="0"/>
-                <w:caps w:val="0"/>
-                <w:color w:val="000000"/>
-                <w:sz w:val="24"/>
-              </w:rPr>
-              <w:t>657</w:t>
+              <w:t>657,00</w:t>
             </w:r>
           </w:p>
         </w:tc>
@@ -14231,7 +15920,7 @@
           <w:color w:val="000000"/>
           <w:sz w:val="26"/>
         </w:rPr>
-        <w:t>Phạm vi công việc là xây dựng Web Selling Site System từ phân tích hệ thống đến kiểm thử vận hành theo Chương V, gồm đủ 13 hạng mục Mẫu số 01A. Phạm vi được phân rã thành 8 nhóm công việc và 144 gói công việc với tổng khối lượng 657 MD. Mỗi gói có sản phẩm cụ thể và truy vết tới yêu cầu RFP và hạng mục Mẫu số 01A. Phần ngoài phạm vi là chức năng quản trị nội bộ (The internal administrative function).</w:t>
+        <w:t>Phạm vi công việc là xây dựng Web Selling Site System từ phân tích hệ thống đến kiểm thử vận hành theo Chương V, gồm đủ 13 hạng mục Mẫu số 01A. Phạm vi được phân rã thành 4 phân hệ mức 1 là quản lý sản phẩm, quản lý khách hàng, quản lý đơn hàng và tích hợp hệ thống. Phân hệ quản lý sản phẩm tương ứng chức năng tìm kiếm và hiển thị sản phẩm (Product Search) của RFP, không gồm quản trị danh mục sản phẩm thuộc Main System, phân hệ quản lý khách hàng tương ứng chức năng quản lý thành viên (Member Administration), phân hệ quản lý đơn hàng tương ứng chức năng đặt hàng (Order), phân hệ tích hợp hệ thống gồm cơ sở dữ liệu bán hàng (Selling DB) và tích hợp với Main System. Mỗi phân hệ gồm năm mục theo vòng đời là quản lý dự án, phân tích và thiết kế, xây dựng, kiểm thử, triển khai và chuyển giao. Các đầu việc chung của dự án được phân bổ vào các phân hệ theo tỷ lệ khối lượng riêng. Tổng cộng có 153 gói công việc với tổng khối lượng 657 MD. Mỗi gói có sản phẩm cụ thể và truy vết tới yêu cầu RFP và hạng mục Mẫu số 01A. Phần ngoài phạm vi là chức năng quản trị nội bộ (The internal administrative function).</w:t>
       </w:r>
     </w:p>
     <w:p>
@@ -14248,7 +15937,7 @@
           <w:color w:val="000000"/>
           <w:sz w:val="26"/>
         </w:rPr>
-        <w:t>Sản phẩm bàn giao gồm đặc tả hệ thống (Specification) với cấu hình cơ sở dữ liệu (DB Configuration) và chức năng (Function), quy trình vận hành mới (New Operational Flow), cấu trúc cơ sở dữ liệu (Database Structure), sơ đồ phân cấp menu (Menu Layer), hệ thống đã hoàn thành kiểm thử vận hành, tài liệu hướng dẫn sử dụng, tài liệu hướng dẫn vận hành kỹ thuật, mã nguồn và danh mục thư viện. Sản phẩm thiết kế bàn giao dưới dạng tài liệu và được hai bên xác nhận tại mốc M2 ngày 06/05/2027. Các chức năng chính và tích hợp với Main System được Chủ đầu tư kiểm tra tại mốc M3 ngày 16/06/2027. Hệ thống đưa vào vận hành và được nghiệm thu tại mốc M6 ngày 01/07/2027. Mã nguồn, tài liệu kỹ thuật được bàn giao bằng biên bản tại mốc M7 (gói 8.2.4). Chủ đầu tư kiểm tra sản phẩm theo đặc tả đã xác nhận và thông báo kết quả bằng văn bản theo E-ĐKC 20.1.</w:t>
+        <w:t>Sản phẩm bàn giao theo mục 3.3 Chương V gồm: (1) đặc tả hệ thống (Specification) với cấu hình cơ sở dữ liệu (DB Configuration) và chức năng (Function), (2) quy trình vận hành mới (New Operational Flow), (3) cấu trúc cơ sở dữ liệu (Database Structure), (4) sơ đồ phân cấp menu (Menu Layer), các sản phẩm thiết kế này bàn giao dưới dạng tài liệu và được hai bên xác nhận tại mốc M2 ngày 06/05/2027 (gói 3.2.5), (5) hệ thống đã hoàn thành kiểm thử vận hành, đưa vào vận hành và được nghiệm thu tại mốc M6 ngày 01/07/2027, (6) tài liệu chuyển giao gồm kết quả kiểm thử hệ thống (báo cáo kiểm thử của gói 3.4.12, 1.4.9, 2.4.10, mốc M4 ngày 17/06/2027), kết quả kiểm thử chấp nhận và kiểm thử vận hành (biên bản của gói 1.4.11, 2.4.12, 3.4.13, mốc M5 ngày 29/06/2027), tài liệu hướng dẫn sử dụng (gói 2.5.1, cập nhật tại 2.5.3), tài liệu hướng dẫn vận hành theo quy trình vận hành mới cho cán bộ Chủ đầu tư (gói 3.5.1) và hướng dẫn vận hành kỹ thuật (gói 2.5.2), mã nguồn, tài liệu cài đặt và danh mục thư viện (gói 1.5.3, bàn giao bằng biên bản tại mốc M7 ngày 01/07/2027). Các chức năng chính và tích hợp với Main System được Chủ đầu tư kiểm tra tại mốc M3 ngày 17/06/2027. Chủ đầu tư kiểm tra sản phẩm theo đặc tả đã xác nhận và thông báo kết quả bằng văn bản theo Mục 20.1 E-ĐKCT.</w:t>
       </w:r>
     </w:p>
     <w:p>
@@ -14265,7 +15954,7 @@
           <w:color w:val="000000"/>
           <w:sz w:val="26"/>
         </w:rPr>
-        <w:t>Dự án thực hiện theo 7 sprint. Yêu cầu được thu thập qua khảo sát nghiệp vụ và hệ thống hiện có (gói 2.1.1, 2.1.2), đặc tả theo từng phân hệ (2.1.3 đến 2.1.6) và trình chủ sản phẩm xem xét trong buổi làm rõ yêu cầu hằng tuần trước khi hai bên xác nhận (2.1.7). Lập trình từng chức năng bắt đầu khi thiết kế chi tiết của chức năng đó hoàn thành. Mỗi sprint kết thúc bằng trình diễn sản phẩm với Chủ đầu tư. Một công việc được coi là hoàn thành khi đạt tiêu chí hoàn thành trong kế hoạch bảo đảm chất lượng (1.1.4), đã rà soát mã nguồn (1.2.4) và đạt kiểm thử đơn vị. Mã nguồn và tài liệu được quản lý cấu hình và phiên bản (1.2.3).</w:t>
+        <w:t>Dự án thực hiện theo 7 sprint. Yêu cầu được thu thập qua khảo sát nghiệp vụ và hệ thống hiện có (gói 3.2.1, 4.2.1), đặc tả theo từng phân hệ (1.2.1, 2.2.1, 2.2.2, 3.2.2) và trình chủ sản phẩm xem xét trong buổi làm rõ yêu cầu hằng tuần trước khi hai bên xác nhận (3.2.5). Lập trình từng chức năng bắt đầu khi thiết kế chi tiết của chức năng đó hoàn thành. Mỗi sprint kết thúc bằng trình diễn sản phẩm với Chủ đầu tư. Một công việc được coi là hoàn thành khi đạt tiêu chí hoàn thành trong kế hoạch bảo đảm chất lượng (2.1.1) và đạt kiểm thử đơn vị. Sau giai đoạn lập trình phân hệ, mã nguồn và kiến trúc được rà soát tổng thể tại gói 3.3.11 trước kiểm thử hệ thống. Mã nguồn và tài liệu được quản lý cấu hình và phiên bản (1.1.4, 2.1.4, 3.1.5, 4.1.3).</w:t>
       </w:r>
     </w:p>
     <w:p>
@@ -14282,7 +15971,7 @@
           <w:color w:val="000000"/>
           <w:sz w:val="26"/>
         </w:rPr>
-        <w:t>Kiểm thử gồm kiểm thử phân hệ cho từng chức năng (3.4, 4.4, 5.4), kiểm thử tích hợp với Main System trên dịch vụ giả lập (6.2.8) và trên môi trường thử của Main System (6.2.10), kiểm thử hệ thống gồm chức năng đầu cuối, khả năng sử dụng, hiệu năng và rà soát lỗ hổng bảo mật trên môi trường kiểm thử do nhà thầu cung cấp (7.2.1, 7.2.2, 7.2.3, 7.2.5), kiểm thử chấp nhận và kiểm thử vận hành (Operation Test) cùng Chủ đầu tư từ 18/06/2027 đến 29/06/2027 (7.3.1, 7.3.2), kiểm thử hiệu năng và an toàn thông tin bản phát hành trên hạ tầng vận hành chính thức (7.3.4). Tiêu chí đạt của từng loại kiểm thử nêu trong kế hoạch kiểm thử (7.1.1). Lỗi được ghi nhận, phân loại theo mức nghiêm trọng thống nhất với Chủ đầu tư, khắc phục ngay trong từng đợt kiểm thử và kiểm thử hồi quy (7.3.3), theo biện pháp phòng ngừa của rủi ro RR10.</w:t>
+        <w:t>Kiểm thử gồm kiểm thử phân hệ cho từng chức năng (1.4, 2.4, 3.4), kiểm thử tích hợp với Main System trên dịch vụ giả lập (4.4.1) và trên môi trường thử của Main System (4.4.3), kiểm thử hệ thống gồm chức năng đầu cuối, khả năng sử dụng, hiệu năng và rà soát lỗ hổng bảo mật trên môi trường kiểm thử do nhà thầu cung cấp (3.4.12, 2.4.9, 1.4.9, 2.4.10), kiểm thử chấp nhận và kiểm thử vận hành (Operation Test) cùng Chủ đầu tư từ 18/06/2027 đến 29/06/2027 (1.4.11, 2.4.12, 3.4.13), kiểm thử hiệu năng và an toàn thông tin bản phát hành trên hạ tầng vận hành chính thức (4.4.7). Tiêu chí đạt của từng loại kiểm thử nêu trong kế hoạch kiểm thử (2.4.8). Lỗi được ghi nhận, phân loại theo mức nghiêm trọng thống nhất với Chủ đầu tư, khắc phục ngay trong từng đợt kiểm thử và kiểm thử hồi quy (2.4.11), theo biện pháp phòng ngừa của rủi ro RR10.</w:t>
       </w:r>
     </w:p>
     <w:p>
@@ -14299,7 +15988,7 @@
           <w:color w:val="000000"/>
           <w:sz w:val="26"/>
         </w:rPr>
-        <w:t>Bảo đảm chất lượng áp dụng cho từng sản phẩm bàn giao gồm kế hoạch bảo đảm chất lượng, quy chuẩn mã nguồn (1.1.4), rà soát mã nguồn và kiến trúc (1.2.4), rà soát giấy phép thư viện mã nguồn mở (1.2.5), theo dõi số lỗi theo mức độ trong báo cáo tiến độ từng sprint. Người chịu trách nhiệm theo ma trận trách nhiệm của tài liệu phân công. Giả định và phần ngoài phạm vi của giải pháp: (1) Chức năng quản trị nội bộ (The internal administrative function), RFP loại khỏi phạm vi. (2) Quản trị danh mục sản phẩm, giá, tồn kho, chương trình khuyến mại và xử lý giao vận nằm trong Main System hiện có, gói thầu chỉ đồng bộ, áp dụng và hiển thị dữ liệu. (3) Thanh toán trực tuyến qua cổng thanh toán, RFP không nêu. Phương thức thanh toán đơn hàng và cách hoàn tiền khi đổi trả theo quy tắc Chủ đầu tư xác nhận tại 2.1.5. (4) Biểu phí vận chuyển, điều kiện mã giảm giá, thời hạn giữ tồn khi đặt hàng, điều kiện hủy đơn và đổi trả theo quy tắc Chủ đầu tư xác nhận tại 2.1.5. (5) Mua sắm phần cứng, bản quyền phần mềm nền và hạ tầng máy chủ vận hành của Chủ đầu tư. (6) Chủ đầu tư cung cấp tài liệu đặc tả giao diện trao đổi dữ liệu của Main System chậm nhất 14/04/2027, môi trường thử của Main System chậm nhất 20/05/2027, dữ liệu sản phẩm, tồn kho phục vụ chuyển đổi và nội dung, hình ảnh sản phẩm chậm nhất 10/06/2027 (dau_vao/du_an.json, cam kết CK1 đến CK4). Mọi sửa đổi phía Main System do Chủ đầu tư thực hiện. (7) Luồng dữ liệu hai chiều (sản phẩm, giá, tồn kho từ Main System vào Selling DB và đơn hàng từ Selling DB sang Main System) theo quy tắc Chủ đầu tư xác nhận tại 6.2.1. RFP chỉ thể hiện chiều từ Main System vào Selling DB. (8) Hạ tầng máy chủ vận hành do Chủ đầu tư bàn giao trước khi thiết lập môi trường vận hành (8.1.2). Cần Chủ đầu tư xác nhận tại 1.1.1. (9) Thư điện tử xác nhận (khôi phục mật khẩu, xác nhận đơn hàng) gửi qua máy chủ thư của Chủ đầu tư, theo quy tắc Chủ đầu tư xác nhận tại 2.1.4 và 2.1.5. (10) Bảo hành 12 tháng sau nghiệm thu và hỗ trợ tăng cường từ 02/07/2027 đến 15/07/2027 thực hiện ngoài thời gian dự án, chi phí nằm trong khoản B của dự toán, không lập gói trong WBS. (11) Lập trình từng chức năng bắt đầu khi thiết kế chi tiết của chức năng đó hoàn thành, song song với bước xác nhận đặc tả (2.1.7). Thay đổi sau xác nhận đi qua quy trình yêu cầu thay đổi. (12) Khối lượng từng gói đã gồm thời gian tham gia họp hằng ngày và trình diễn cuối sprint của người thực hiện.</w:t>
+        <w:t>Bảo đảm chất lượng áp dụng cho từng sản phẩm bàn giao gồm kế hoạch bảo đảm chất lượng, quy chuẩn mã nguồn (2.1.1), rà soát mã nguồn và kiến trúc (3.3.11), rà soát giấy phép thư viện mã nguồn mở (4.5.5), theo dõi số lỗi theo mức độ trong báo cáo tiến độ từng sprint. Người chịu trách nhiệm theo ma trận trách nhiệm của tài liệu phân công. Giả định và phần ngoài phạm vi của giải pháp: (1) Chức năng quản trị nội bộ (The internal administrative function), RFP loại khỏi phạm vi. (2) Quản trị danh mục sản phẩm, giá, tồn kho, chương trình khuyến mại và xử lý giao vận nằm trong Main System hiện có, gói thầu chỉ đồng bộ, áp dụng và hiển thị dữ liệu. (3) Thanh toán trực tuyến qua cổng thanh toán, RFP không nêu. Phương thức thanh toán đơn hàng và cách hoàn tiền khi đổi trả theo quy tắc Chủ đầu tư xác nhận tại 3.2.2. (4) Biểu phí vận chuyển, điều kiện mã giảm giá, thời hạn giữ tồn khi đặt hàng, điều kiện hủy đơn và đổi trả theo quy tắc Chủ đầu tư xác nhận tại 3.2.2. (5) Mua sắm phần cứng, bản quyền phần mềm nền và hạ tầng máy chủ vận hành của Chủ đầu tư. (6) Chủ đầu tư cung cấp tài liệu đặc tả giao diện trao đổi dữ liệu của Main System chậm nhất 14/04/2027, môi trường thử của Main System chậm nhất 20/05/2027, dữ liệu sản phẩm, tồn kho phục vụ chuyển đổi và nội dung, hình ảnh sản phẩm chậm nhất 10/06/2027 (cam kết CK1 đến CK4), hoàn thành thay đổi phía Main System chậm nhất 20/05/2027 (CK8). Mọi sửa đổi phía Main System do Chủ đầu tư thực hiện. (7) Luồng dữ liệu hai chiều (sản phẩm, giá, tồn kho từ Main System vào Selling DB và đơn hàng từ Selling DB sang Main System) theo quy tắc Chủ đầu tư xác nhận tại 4.2.5. RFP chỉ thể hiện chiều từ Main System vào Selling DB. (8) Nhà thầu đề nghị Chủ đầu tư bàn giao hạ tầng máy chủ vận hành chính thức chậm nhất 9 giờ 00 ngày 20/05/2027 (CK7) để thiết lập môi trường vận hành (4.5.1), sớm hơn thời hạn chậm nhất tại mục 3.5 Chương V của HSMT. Thời điểm bàn giao được xác nhận tại họp khởi động (1.1.1), bàn giao chậm được xử lý theo rủi ro RR16. (9) Thư điện tử xác nhận (khôi phục mật khẩu, xác nhận đơn hàng) gửi qua máy chủ thư của Chủ đầu tư, theo quy tắc Chủ đầu tư xác nhận tại 2.2.1 và 3.2.2. (10) Bảo hành 12 tháng sau nghiệm thu và hỗ trợ tăng cường từ 02/07/2027 đến 15/07/2027 thực hiện sau cut over, song song với giai đoạn Kết thúc, ngoài phạm vi khối lượng WBS, chi phí bảo hành đã tính trong giá dự thầu. (11) Lập trình từng chức năng bắt đầu khi thiết kế chi tiết của chức năng đó hoàn thành, song song với bước xác nhận đặc tả (3.2.5). Lập trình các luồng tích hợp (4.3.5 đến 4.3.9) theo đặc tả giao diện đã lập (4.2.5), song song với bước Chủ đầu tư xác nhận đặc tả giao diện tích hợp (4.2.6), rủi ro làm lại được quản lý theo RR02. Thay đổi sau xác nhận đi qua quy trình yêu cầu thay đổi. Kiến trúc hệ thống (4.2.2) lập từ yêu cầu phi chức năng của RFP và chỉ tiêu kỹ thuật nhà thầu đề xuất, đặc tả yêu cầu phi chức năng (2.2.2) bổ sung điều kiện đo và được đối chiếu với kiến trúc khi hai bên xác nhận đặc tả (3.2.5). Kiểm thử tương thích thiết bị của 2.4.5 áp dụng cho màn hình đăng ký, đăng nhập, khôi phục mật khẩu, còn trang thành viên và sổ địa chỉ (2.3.7) được kiểm thử tương thích trong 2.4.3. Triển khai phiên bản chính thức (1.5.2) thực hiện sau khi các gói khắc phục lỗi theo kiểm thử chấp nhận và kiểm thử hồi quy (1.4.10, 1.4.12, 2.4.11, 2.4.13, 3.4.14, 4.4.9) hoàn thành theo lịch. Lỗi phát hiện cuối khoảng kiểm thử chấp nhận được xử lý bằng quỹ huy động chưa giao ở S7 của các thành viên cùng năng lực (Phạm Tuấn Anh, Vũ Đức Minh, Bùi Anh Tuấn, Trần Thu Hà) và hỗ trợ tăng cường sau cut over. (12) Khối lượng từng gói đã gồm thời gian tham gia họp hằng ngày và trình diễn cuối sprint của người thực hiện.</w:t>
       </w:r>
     </w:p>
     <w:p>
@@ -14542,7 +16231,7 @@
                 <w:color w:val="000000"/>
                 <w:sz w:val="24"/>
               </w:rPr>
-              <w:t>Khởi động dự án, khảo sát nghiệp vụ và hệ thống hiện có, đặc tả chức năng ba phân hệ, kiến trúc hệ thống, khung ứng dụng phía máy chủ và giao diện, môi trường phát triển, kiểm thử có quy trình triển khai tự động</w:t>
+              <w:t>Khảo sát nghiệp vụ và hệ thống hiện có, đặc tả chức năng ba phân hệ chức năng, nghiên cứu hành vi người dùng, kiến trúc hệ thống, khung ứng dụng phía máy chủ và giao diện, dịch vụ gửi thư điện tử</w:t>
             </w:r>
           </w:p>
         </w:tc>
@@ -14564,7 +16253,7 @@
                 <w:color w:val="000000"/>
                 <w:sz w:val="24"/>
               </w:rPr>
-              <w:t>Biên bản khởi động, báo cáo khảo sát, khung ứng dụng chạy trên môi trường phát triển qua quy trình triển khai tự động</w:t>
+              <w:t>Báo cáo khảo sát, đặc tả chức năng ba phân hệ chức năng, kiến trúc hệ thống và khung ứng dụng phía máy chủ, giao diện</w:t>
             </w:r>
           </w:p>
         </w:tc>
@@ -14654,7 +16343,7 @@
                 <w:color w:val="000000"/>
                 <w:sz w:val="24"/>
               </w:rPr>
-              <w:t>Kế hoạch quản lý dự án được Chủ đầu tư xác nhận (M1), cấu trúc và cấu hình Selling DB, sơ đồ phân cấp menu, thiết kế giao diện ưu tiên, thư viện thành phần giao diện, Selling DB trên môi trường phát triển, đặc tả use case</w:t>
+              <w:t>Cấu trúc, cấu hình Selling DB và tạo lập Selling DB trên môi trường phát triển, sơ đồ phân cấp menu, thiết kế giao diện ưu tiên ba nhóm chức năng, thư viện thành phần giao diện, môi trường phát triển và kiểm thử có quy trình triển khai tự động, đặc tả use case đợt đầu của ba phân hệ chức năng, thiết kế chi tiết đặt hàng</w:t>
             </w:r>
           </w:p>
         </w:tc>
@@ -14676,7 +16365,7 @@
                 <w:color w:val="000000"/>
                 <w:sz w:val="24"/>
               </w:rPr>
-              <w:t>Cấu trúc Selling DB, sơ đồ phân cấp menu (Menu Layer), mẫu giao diện ưu tiên ba nhóm chức năng</w:t>
+              <w:t>Selling DB trên môi trường phát triển, sơ đồ phân cấp menu (Menu Layer), mẫu giao diện ưu tiên ba nhóm chức năng, khung ứng dụng triển khai tự động lên môi trường phát triển</w:t>
             </w:r>
           </w:p>
         </w:tc>
@@ -14766,7 +16455,7 @@
                 <w:color w:val="000000"/>
                 <w:sz w:val="24"/>
               </w:rPr>
-              <w:t>Đặc tả giao diện tích hợp sau khi nhận tài liệu Main System (CK1), thiết kế chi tiết và lập trình đợt đầu các chức năng tìm kiếm, thành viên, đặt hàng, kịch bản kiểm thử phân hệ, trình Chủ đầu tư xác nhận đặc tả và giao diện ưu tiên</w:t>
+              <w:t>Hai bên xác nhận đặc tả yêu cầu và giao diện ưu tiên (M2), đặc tả giao diện tích hợp sau khi nhận tài liệu Main System (CK1) và thiết kế tích hợp, hoàn thành đặc tả use case và thiết kế chi tiết, chỉ mục tìm kiếm, lập trình đăng ký, đăng nhập, khôi phục mật khẩu, giỏ hàng, đặt hàng có phí vận chuyển và mã giảm giá, kịch bản kiểm thử phân hệ và kịch bản kiểm thử tích hợp</w:t>
             </w:r>
           </w:p>
         </w:tc>
@@ -14788,7 +16477,7 @@
                 <w:color w:val="000000"/>
                 <w:sz w:val="24"/>
               </w:rPr>
-              <w:t>Tìm kiếm sản phẩm, đăng ký, đăng nhập và giỏ hàng trên môi trường phát triển</w:t>
+              <w:t>Đăng ký, đăng nhập, khôi phục mật khẩu, giỏ hàng và đặt hàng có phí vận chuyển, mã giảm giá trên môi trường phát triển</w:t>
             </w:r>
           </w:p>
         </w:tc>
@@ -14878,7 +16567,7 @@
                 <w:color w:val="000000"/>
                 <w:sz w:val="24"/>
               </w:rPr>
-              <w:t>Hai bên xác nhận đặc tả và giao diện ưu tiên (M2), lập trình các chức năng còn lại của ba phân hệ, đồng bộ dữ liệu và chuyển đơn hàng với dịch vụ giả lập Main System, kiểm thử phân hệ theo từng nhóm chức năng</w:t>
+              <w:t>Lập trình tìm kiếm, lọc và sắp xếp sản phẩm, giữ tồn kho, theo dõi đơn hàng, hủy đơn và đổi trả, dịch vụ giả lập Main System, đồng bộ tồn kho, chuyển đơn hàng và nhận trạng thái vận chuyển theo đặc tả giao diện tích hợp đã lập, Chủ đầu tư xác nhận đặc tả giao diện tích hợp, kế hoạch kiểm thử hệ thống, kiểm thử bảo mật tài khoản và kiểm thử đặt hàng, phí vận chuyển, khuyến mại</w:t>
             </w:r>
           </w:p>
         </w:tc>
@@ -14900,7 +16589,7 @@
                 <w:color w:val="000000"/>
                 <w:sz w:val="24"/>
               </w:rPr>
-              <w:t>Luồng đăng ký, tìm kiếm, đặt hàng có phí vận chuyển và mã giảm giá trên dữ liệu giả lập</w:t>
+              <w:t>Tìm kiếm, lọc và sắp xếp sản phẩm, theo dõi và hủy đơn hàng trên môi trường phát triển, chuyển đơn hàng và nhận trạng thái vận chuyển trên dịch vụ giả lập Main System</w:t>
             </w:r>
           </w:p>
         </w:tc>
@@ -14990,7 +16679,7 @@
                 <w:color w:val="000000"/>
                 <w:sz w:val="24"/>
               </w:rPr>
-              <w:t>Kiểm thử tích hợp trên môi trường thử của Main System (CK2), hoàn thành kiểm thử và sửa lỗi phân hệ, môi trường vận hành, kịch bản kiểm thử hệ thống và kiểm thử chấp nhận</w:t>
+              <w:t>Lập trình trang chủ, danh mục, chi tiết sản phẩm, trang thành viên và sổ địa chỉ, đồng bộ danh mục sản phẩm và giá, kiểm thử tích hợp trên môi trường thử của Main System (CK2, CK8), kiểm thử và sửa lỗi phân hệ, kịch bản kiểm thử hiệu năng và kiểm thử hệ thống đầu cuối, môi trường vận hành (CK7), tài liệu hướng dẫn sử dụng, công cụ chuyển đổi dữ liệu</w:t>
             </w:r>
           </w:p>
         </w:tc>
@@ -15012,7 +16701,7 @@
                 <w:color w:val="000000"/>
                 <w:sz w:val="24"/>
               </w:rPr>
-              <w:t>Luồng đặt hàng đầu cuối có chuyển đơn hàng sang Main System thử và nhận trạng thái vận chuyển</w:t>
+              <w:t>Luồng đặt hàng đầu cuối có chuyển đơn hàng sang Main System thử, trang chủ, danh mục, chi tiết sản phẩm và trang thành viên</w:t>
             </w:r>
           </w:p>
         </w:tc>
@@ -15102,7 +16791,7 @@
                 <w:color w:val="000000"/>
                 <w:sz w:val="24"/>
               </w:rPr>
-              <w:t>Kiểm thử hệ thống (chức năng đầu cuối, hiệu năng, bảo mật, khả năng sử dụng) và khắc phục lỗi (M4), Chủ đầu tư kiểm tra chức năng chính (M3), hướng dẫn vận hành, chuyển đổi thử dữ liệu (CK3)</w:t>
+              <w:t>Kiểm thử hệ thống (chức năng đầu cuối, hiệu năng, bảo mật, khả năng sử dụng) và khắc phục lỗi (M4), sửa lỗi tích hợp, Chủ đầu tư kiểm tra chức năng chính và tích hợp với Main System (M3), giám sát, cảnh báo và sao lưu tự động trên môi trường vận hành, hướng dẫn vận hành cho cán bộ Chủ đầu tư, kế hoạch cut over, kịch bản kiểm thử chấp nhận, chuyển đổi thử dữ liệu (CK3) và nạp nội dung sản phẩm (CK4)</w:t>
             </w:r>
           </w:p>
         </w:tc>
@@ -15214,7 +16903,7 @@
                 <w:color w:val="000000"/>
                 <w:sz w:val="24"/>
               </w:rPr>
-              <w:t>Kiểm thử chấp nhận và kiểm thử vận hành cùng Chủ đầu tư (M5), khắc phục lỗi trong khoảng kiểm thử chấp nhận, kiểm thử hiệu năng và an toàn bản phát hành trên môi trường vận hành, diễn tập triển khai, chuyển đổi dữ liệu chính thức, cut over 01/07/2027 (M6), bàn giao (M7)</w:t>
+              <w:t>Kiểm thử chấp nhận và kiểm thử vận hành cùng Chủ đầu tư (M5), khắc phục lỗi trong khoảng kiểm thử chấp nhận, kiểm thử hiệu năng và an toàn bản phát hành trên môi trường vận hành, diễn tập chuyển đổi dự phòng, sao lưu và khôi phục, diễn tập triển khai, chuyển đổi dữ liệu chính thức, cut over 01/07/2027 (M6), bàn giao (M7)</w:t>
             </w:r>
           </w:p>
         </w:tc>
@@ -15781,7 +17470,7 @@
                 <w:color w:val="000000"/>
                 <w:sz w:val="24"/>
               </w:rPr>
-              <w:t>16/06/2027</w:t>
+              <w:t>17/06/2027</w:t>
             </w:r>
           </w:p>
         </w:tc>
@@ -15893,7 +17582,7 @@
                 <w:color w:val="000000"/>
                 <w:sz w:val="24"/>
               </w:rPr>
-              <w:t>16/06/2027</w:t>
+              <w:t>17/06/2027</w:t>
             </w:r>
           </w:p>
         </w:tc>
@@ -16205,7 +17894,7 @@
                 <w:color w:val="000000"/>
                 <w:sz w:val="24"/>
               </w:rPr>
-              <w:t>Nhà thầu nộp bảo lãnh bảo hành, bàn giao hồ sơ dự án</w:t>
+              <w:t>Nhà thầu nộp bảo lãnh bảo hành, bàn giao mã nguồn và hệ thống</w:t>
             </w:r>
           </w:p>
         </w:tc>
@@ -16272,6 +17961,117 @@
                 <w:sz w:val="24"/>
               </w:rPr>
               <w:t>S7</w:t>
+            </w:r>
+          </w:p>
+        </w:tc>
+      </w:tr>
+      <w:tr>
+        <w:tc>
+          <w:tcPr>
+            <w:tcW w:type="dxa" w:w="700"/>
+          </w:tcPr>
+          <w:p>
+            <w:pPr>
+              <w:spacing w:before="0" w:after="40"/>
+              <w:jc w:val="center"/>
+            </w:pPr>
+            <w:r>
+              <w:rPr>
+                <w:rFonts w:ascii="Times New Roman" w:hAnsi="Times New Roman" w:eastAsia="Times New Roman" w:cs="Times New Roman"/>
+                <w:b w:val="0"/>
+                <w:i w:val="0"/>
+                <w:caps w:val="0"/>
+                <w:color w:val="000000"/>
+                <w:sz w:val="24"/>
+              </w:rPr>
+              <w:t>M8</w:t>
+            </w:r>
+          </w:p>
+        </w:tc>
+        <w:tc>
+          <w:tcPr>
+            <w:tcW w:type="dxa" w:w="4200"/>
+          </w:tcPr>
+          <w:p>
+            <w:pPr>
+              <w:spacing w:before="0" w:after="40"/>
+              <w:jc w:val="left"/>
+            </w:pPr>
+            <w:r>
+              <w:rPr>
+                <w:rFonts w:ascii="Times New Roman" w:hAnsi="Times New Roman" w:eastAsia="Times New Roman" w:cs="Times New Roman"/>
+                <w:b w:val="0"/>
+                <w:i w:val="0"/>
+                <w:caps w:val="0"/>
+                <w:color w:val="000000"/>
+                <w:sz w:val="24"/>
+              </w:rPr>
+              <w:t>Đóng dự án, báo cáo tổng kết và bài học kinh nghiệm được lập, hồ sơ dự án được lưu trữ</w:t>
+            </w:r>
+          </w:p>
+        </w:tc>
+        <w:tc>
+          <w:tcPr>
+            <w:tcW w:type="dxa" w:w="1400"/>
+          </w:tcPr>
+          <w:p>
+            <w:pPr>
+              <w:spacing w:before="0" w:after="40"/>
+              <w:jc w:val="center"/>
+            </w:pPr>
+            <w:r>
+              <w:rPr>
+                <w:rFonts w:ascii="Times New Roman" w:hAnsi="Times New Roman" w:eastAsia="Times New Roman" w:cs="Times New Roman"/>
+                <w:b w:val="0"/>
+                <w:i w:val="0"/>
+                <w:caps w:val="0"/>
+                <w:color w:val="000000"/>
+                <w:sz w:val="24"/>
+              </w:rPr>
+              <w:t>07/07/2027</w:t>
+            </w:r>
+          </w:p>
+        </w:tc>
+        <w:tc>
+          <w:tcPr>
+            <w:tcW w:type="dxa" w:w="1300"/>
+          </w:tcPr>
+          <w:p>
+            <w:pPr>
+              <w:spacing w:before="0" w:after="40"/>
+              <w:jc w:val="center"/>
+            </w:pPr>
+            <w:r>
+              <w:rPr>
+                <w:rFonts w:ascii="Times New Roman" w:hAnsi="Times New Roman" w:eastAsia="Times New Roman" w:cs="Times New Roman"/>
+                <w:b w:val="0"/>
+                <w:i w:val="0"/>
+                <w:caps w:val="0"/>
+                <w:color w:val="000000"/>
+                <w:sz w:val="24"/>
+              </w:rPr>
+            </w:r>
+          </w:p>
+        </w:tc>
+        <w:tc>
+          <w:tcPr>
+            <w:tcW w:type="dxa" w:w="1000"/>
+          </w:tcPr>
+          <w:p>
+            <w:pPr>
+              <w:spacing w:before="0" w:after="40"/>
+              <w:jc w:val="center"/>
+            </w:pPr>
+            <w:r>
+              <w:rPr>
+                <w:rFonts w:ascii="Times New Roman" w:hAnsi="Times New Roman" w:eastAsia="Times New Roman" w:cs="Times New Roman"/>
+                <w:b w:val="0"/>
+                <w:i w:val="0"/>
+                <w:caps w:val="0"/>
+                <w:color w:val="000000"/>
+                <w:sz w:val="24"/>
+              </w:rPr>
+              <w:t>KT</w:t>
             </w:r>
           </w:p>
         </w:tc>
@@ -16296,7 +18096,7 @@
           <w:color w:val="000000"/>
           <w:sz w:val="26"/>
         </w:rPr>
-        <w:t>Nhân sự của nhà thầu được huy động theo sprint như bảng sau, tổng 796 MD huy động.</w:t>
+        <w:t>Nhân sự của nhà thầu được huy động theo sprint như bảng sau, tổng 816 MD huy động.</w:t>
       </w:r>
     </w:p>
     <w:tbl>
@@ -16520,7 +18320,7 @@
                 <w:color w:val="000000"/>
                 <w:sz w:val="24"/>
               </w:rPr>
-              <w:t>6</w:t>
+              <w:t>8</w:t>
             </w:r>
           </w:p>
         </w:tc>
@@ -16542,7 +18342,7 @@
                 <w:color w:val="000000"/>
                 <w:sz w:val="24"/>
               </w:rPr>
-              <w:t>60</w:t>
+              <w:t>80</w:t>
             </w:r>
           </w:p>
         </w:tc>
@@ -17323,7 +19123,7 @@
                 <w:color w:val="000000"/>
                 <w:sz w:val="24"/>
               </w:rPr>
-              <w:t>796</w:t>
+              <w:t>816</w:t>
             </w:r>
           </w:p>
         </w:tc>
@@ -17668,7 +19468,7 @@
                 <w:color w:val="000000"/>
                 <w:sz w:val="24"/>
               </w:rPr>
-              <w:t>Hằng tuần trong giai đoạn đặc tả theo cam kết CK5</w:t>
+              <w:t>Hai đến ba buổi mỗi tuần trong S1 đến S3 theo cam kết CK5, sau đó hằng tuần đến khi xác nhận đặc tả</w:t>
             </w:r>
           </w:p>
         </w:tc>
@@ -17802,7 +19602,7 @@
                 <w:color w:val="000000"/>
                 <w:sz w:val="24"/>
               </w:rPr>
-              <w:t>Tiến độ, rủi ro, vấn đề, yêu cầu thay đổi, dự trữ thời gian đến cut over. Đầu ra là biên bản họp (gói 1.2.1)</w:t>
+              <w:t>Tiến độ, rủi ro, vấn đề, yêu cầu thay đổi, dự trữ thời gian đến cut over. Đầu ra là biên bản họp (gói 1.1.2, 2.1.2, 3.1.3, 4.1.1). Biên bản do quản trị dự án lập và gửi trong 1 ngày làm việc, đầu mối Chủ đầu tư xác nhận bằng thư điện tử trong 2 ngày làm việc</w:t>
             </w:r>
           </w:p>
         </w:tc>
@@ -17892,7 +19692,7 @@
                 <w:color w:val="000000"/>
                 <w:sz w:val="24"/>
               </w:rPr>
-              <w:t>Trình diễn sản phẩm của sprint, ghi nhận góp ý, báo cáo tiến độ sprint gửi Chủ đầu tư (gói 1.2.1)</w:t>
+              <w:t>Trình diễn sản phẩm của sprint, ghi nhận góp ý, báo cáo tiến độ sprint gửi Chủ đầu tư (gói 1.1.2, 2.1.2, 3.1.3, 4.1.1)</w:t>
             </w:r>
           </w:p>
         </w:tc>
@@ -17982,7 +19782,7 @@
                 <w:color w:val="000000"/>
                 <w:sz w:val="24"/>
               </w:rPr>
-              <w:t>Xác nhận kế hoạch quản lý dự án (M1), đặc tả và giao diện ưu tiên (M2), kết quả kiểm tra chức năng chính và tích hợp (M3). Chủ đầu tư xem xét trong 5 ngày, đầu ra là biên bản xác nhận</w:t>
+              <w:t>Xác nhận kế hoạch quản lý dự án (M1), đặc tả và giao diện ưu tiên (M2), kết quả kiểm tra chức năng chính và tích hợp (M3). Nhà thầu đề nghị Chủ đầu tư xem xét trong 5 ngày làm việc, đầu ra là biên bản xác nhận. Biên bản do quản trị dự án lập, gửi Chủ đầu tư trong 1 ngày làm việc sau họp, đầu mối Chủ đầu tư xác nhận bằng chữ ký hoặc thư điện tử</w:t>
             </w:r>
           </w:p>
         </w:tc>
@@ -18072,7 +19872,7 @@
                 <w:color w:val="000000"/>
                 <w:sz w:val="24"/>
               </w:rPr>
-              <w:t>Đối chiếu điều kiện cut over, danh sách kiểm tra và phương án khôi phục trong kế hoạch cut over (gói 8.3.1), quyết định đưa hệ thống vào vận hành ngày 01/07/2027</w:t>
+              <w:t>Đối chiếu điều kiện cut over, danh sách kiểm tra và phương án khôi phục trong kế hoạch cut over (gói 3.5.2), quyết định đưa hệ thống vào vận hành ngày 01/07/2027</w:t>
             </w:r>
           </w:p>
         </w:tc>
@@ -18097,7 +19897,7 @@
           <w:color w:val="000000"/>
           <w:sz w:val="26"/>
         </w:rPr>
-        <w:t>Tiến độ bắt đầu từ ngày hợp đồng có hiệu lực 18/03/2027 và đưa hệ thống vào vận hành (cut over) ngày 01/07/2027, gồm 7 sprint và 8 mốc (M0, M1, M2, M3, M4, M5, M6, M7) gắn với sản phẩm bàn giao và các đợt thanh toán tại Mục 13.1 E-ĐKCT. Đường găng gồm các gói 2.1.1, 2.1.2, 2.1.5, 2.2.2, 2.2.3, 6.1.2, 5.3.5, 5.4.3, 7.2.1, 7.2.4, 5.5.2, 7.3.1, 7.3.2, 8.2.4, 8.3.3, 8.3.4. Tiến độ có 4 ngày dự trữ đến cut over. Nhà thầu theo dõi hằng tuần các rủi ro trên đường găng (RR03, RR04, RR08, RR09, RR10) và báo Chủ đầu tư khi dự trữ còn dưới hai ngày. Các công việc phụ thuộc Chủ đầu tư được xếp không sớm hơn thời hạn cung cấp tại mục 3.5 Chương V (CK1 đến CK4).</w:t>
+        <w:t>Tiến độ bắt đầu từ ngày hợp đồng có hiệu lực 18/03/2027 và đưa hệ thống vào vận hành (cut over) ngày 01/07/2027, gồm 7 sprint và 9 mốc (M0, M1, M2, M3, M4, M5, M6, M7, M8) gắn với sản phẩm bàn giao và các đợt thanh toán tại Mục 13.1 E-ĐKCT. Mốc M4 là hoàn thành kiểm thử hệ thống trên môi trường kiểm thử, hạng mục kiểm thử hệ thống của Mẫu số 10A còn gồm kiểm thử hiệu năng và an toàn thông tin trên hạ tầng vận hành chính thức (4.4.7) và kiểm thử hồi quy trong khoảng kiểm thử chấp nhận (2.4.11) nên kết thúc sau M4. Đường găng gồm các gói 4.2.1, 3.2.1, 3.2.2, 4.2.2, 4.2.3, 4.2.7, 4.4.1, 4.3.6, 4.3.7, 4.3.8, 4.4.3, 3.4.12, 4.4.4, 4.4.5, 1.4.11, 2.4.12, 3.4.13, 1.5.2, 3.4.14, 1.5.3, 2.5.3, 3.5.4. Tiến độ có 3 ngày dự trữ đến cut over. Nhà thầu theo dõi hằng tuần các rủi ro trên đường găng (RR02, RR03, RR04, RR08, RR09, RR10) và báo Chủ đầu tư khi dự trữ còn dưới hai ngày. Các công việc phụ thuộc đầu vào của Chủ đầu tư được xếp không sớm hơn thời hạn cung cấp tại mục 3.5 Chương V (CK1, CK2, CK8) và thời điểm nhà thầu đề nghị (CK3, CK4, CK7). Đầu vào được bàn giao chậm nhất 9 giờ 00 ngày hạn, công việc phụ thuộc được phép bắt đầu ngay trong ngày hạn và không bắt đầu sớm hơn thời hạn cung cấp.</w:t>
       </w:r>
     </w:p>
     <w:p>
@@ -18114,7 +19914,7 @@
           <w:color w:val="000000"/>
           <w:sz w:val="26"/>
         </w:rPr>
-        <w:t>Về tổ chức thực hiện, Lê Quốc Bảo (Giám đốc) là người đại diện ký hợp đồng của nhà thầu. Trần Bá Đạt là quản trị dự án, đầu mối làm việc với Chủ đầu tư (Công ty Cổ phần ABC Wear, đầu mối Yamada, Phòng Kế hoạch), chịu trách nhiệm chung về tiến độ, chất lượng, báo cáo và ra quyết định trong phạm vi được giao. Nguyễn Hoàng Nam (Kiến trúc sư kiêm phân tích nghiệp vụ) chủ trì thiết kế kiến trúc, cơ sở dữ liệu (gói 2.2) và họp kỹ thuật. Các nhóm công việc do nhân sự chủ chốt phụ trách như mục 6, các thành viên bổ sung tham gia lập trình và kiểm thử theo tài liệu phân công. Cơ chế phối hợp gồm họp hằng ngày nội bộ, họp tiến độ hằng tuần và trình diễn cuối sprint theo kế hoạch họp. Vấn đề vượt thẩm quyền của quản trị dự án được báo cáo người đại diện của nhà thầu. Nhà thầu không sử dụng nhà thầu phụ.</w:t>
+        <w:t>Về tổ chức thực hiện, Lê Quốc Bảo (Giám đốc) là người đại diện ký hợp đồng của nhà thầu. Trần Bá Đạt là quản trị dự án, đầu mối làm việc với Chủ đầu tư (Công ty Cổ phần ABC Wear, đầu mối Yamada, Phòng Kế hoạch), chịu trách nhiệm chung về tiến độ, chất lượng, báo cáo và ra quyết định trong phạm vi được giao. Nguyễn Hoàng Nam (Kiến trúc sư kiêm phân tích nghiệp vụ) chủ trì thiết kế kiến trúc, cơ sở dữ liệu (mục 4.2) và họp kỹ thuật. Các nhóm công việc do nhân sự chủ chốt phụ trách như mục 6, các thành viên bổ sung tham gia lập trình và kiểm thử theo tài liệu phân công. Sơ đồ tổ chức gồm ba cấp: người đại diện của nhà thầu, quản trị dự án, và bốn nhóm công việc theo phân hệ (quản lý sản phẩm, quản lý khách hàng, quản lý đơn hàng, tích hợp hệ thống) do nhân sự chủ chốt chịu trách nhiệm, các vị trí bổ sung làm việc trong các nhóm này theo tài liệu phân công. Kỹ sư phân tích nghiệp vụ kiêm kiểm thử phụ trách đặc tả và kiểm thử xuyên suốt các nhóm. Cơ chế phối hợp gồm họp hằng ngày nội bộ, họp tiến độ hằng tuần và trình diễn cuối sprint theo kế hoạch họp. Vấn đề vượt thẩm quyền của quản trị dự án được báo cáo người đại diện của nhà thầu. Nhà thầu không sử dụng nhà thầu phụ.</w:t>
       </w:r>
     </w:p>
     <w:p>
@@ -18131,7 +19931,7 @@
           <w:color w:val="000000"/>
           <w:sz w:val="26"/>
         </w:rPr>
-        <w:t>Nhân sự được huy động theo sprint như bảng huy động, từ 6 người ở S1 đến 12 người từ S3, tổng 796 MD huy động. Trương Quốc Việt tham gia từ sprint 3. Dự phòng nhân lực theo kế hoạch ứng phó của rủi ro RR04: Khi một vị trí chưa có mặt đúng sprint, Trần Bá Đạt chuyển gói của vị trí đó cho thành viên cùng năng lực còn dư quỹ và kích hoạt người dự phòng trong 3 ngày làm việc. Đối với rủi ro RR18 về phụ thuộc người triển khai hạ tầng: Lập tài liệu hướng dẫn thiết lập môi trường và triển khai, hai người cùng thực hiện các gói hạ tầng chính. Đối với rủi ro RR05: Ủy quyền chủ trì họp kỹ thuật cho Nguyễn Hoàng Nam, chuẩn hóa mẫu báo cáo tiến độ để giảm thời gian lập.</w:t>
+        <w:t>Nhân sự được huy động theo sprint như bảng huy động, từ 8 người ở S1 đến 12 người từ S3, tổng 816 MD huy động. Các vị trí bổ sung gồm Nguyễn Hoàng Nam, Lê Quang Huy, Bùi Anh Tuấn tham gia từ sprint 1, Đỗ Minh Quân, Trần Thu Hà từ sprint 2, Phạm Ngọc Anh, Trương Quốc Việt từ sprint 3. Dự phòng nhân lực theo kế hoạch ứng phó của rủi ro RR04: Khi một vị trí chưa có mặt đúng sprint, Trần Bá Đạt chuyển gói của vị trí đó cho thành viên cùng năng lực còn dư quỹ và kích hoạt người dự phòng trong 3 ngày làm việc. Đối với rủi ro RR18 về phụ thuộc người triển khai hạ tầng: Lập tài liệu hướng dẫn thiết lập môi trường và triển khai, ít nhất hai người cùng thực hiện các gói hạ tầng chính. Đối với rủi ro RR05: Ủy quyền chủ trì họp kỹ thuật cho Nguyễn Hoàng Nam, chuẩn hóa mẫu báo cáo tiến độ để giảm thời gian lập.</w:t>
       </w:r>
     </w:p>
     <w:p>
@@ -18148,8 +19948,801 @@
           <w:color w:val="000000"/>
           <w:sz w:val="26"/>
         </w:rPr>
-        <w:t>Kế hoạch chuyển giao gồm tài liệu hướng dẫn sử dụng cho khách hàng và cán bộ bán hàng (gói 8.2.1, 8.2.5), tài liệu hướng dẫn vận hành kỹ thuật (8.2.2), hướng dẫn vận hành cho cán bộ Chủ đầu tư theo quy trình vận hành mới (8.2.3), bàn giao mã nguồn và tài liệu kỹ thuật (8.2.4). Các bước chuyển sang vận hành chính thức gồm kế hoạch cut over được Chủ đầu tư xác nhận (8.3.1), diễn tập triển khai và chuyển đổi dữ liệu (8.3.2), chuyển đổi dữ liệu chính thức và triển khai phiên bản chính thức (8.3.3), hỗ trợ ngày cut over (8.3.4). Phương án quay lui theo rủi ro RR08: Khi dấu hiệu xuất hiện, Ninh Đức Toàn thực hiện phương án khôi phục trong kế hoạch cut over, Trần Bá Đạt thông báo Chủ đầu tư và thống nhất thời điểm triển khai lại trong ngày. Sau cut over, nhà thầu hỗ trợ tăng cường từ 02/07/2027 đến 15/07/2027, gồm trực hỗ trợ trong giờ hành chính, theo dõi cảnh báo và xử lý sự cố, nằm trong chi phí bảo hành.</w:t>
+        <w:t>Kế hoạch chuyển giao gồm tài liệu hướng dẫn sử dụng cho khách hàng và cán bộ bán hàng (gói 2.5.1, 2.5.3), tài liệu hướng dẫn vận hành kỹ thuật (2.5.2), hướng dẫn vận hành cho cán bộ Chủ đầu tư theo quy trình vận hành mới (3.5.1), bàn giao mã nguồn và tài liệu kỹ thuật (1.5.3). Các bước chuyển sang vận hành chính thức gồm kế hoạch cut over được Chủ đầu tư xác nhận (3.5.2), diễn tập triển khai và chuyển đổi dữ liệu (3.5.3), chuyển đổi dữ liệu chính thức và triển khai phiên bản chính thức (1.5.2), hỗ trợ ngày cut over (3.5.4). Phương án quay lui theo rủi ro RR08: Khi dấu hiệu xuất hiện, Ninh Đức Toàn thực hiện phương án khôi phục trong kế hoạch cut over, Trần Bá Đạt thông báo Chủ đầu tư và thống nhất thời điểm triển khai lại trong ngày. Hỗ trợ tăng cường sau cut over và bảo hành theo mục 13.</w:t>
       </w:r>
+    </w:p>
+    <w:p>
+      <w:pPr>
+        <w:spacing w:before="0" w:after="100" w:line="300" w:lineRule="auto"/>
+        <w:jc w:val="both"/>
+      </w:pPr>
+      <w:r>
+        <w:rPr>
+          <w:rFonts w:ascii="Times New Roman" w:hAnsi="Times New Roman" w:eastAsia="Times New Roman" w:cs="Times New Roman"/>
+          <w:b w:val="0"/>
+          <w:i w:val="0"/>
+          <w:caps w:val="0"/>
+          <w:color w:val="000000"/>
+          <w:sz w:val="26"/>
+        </w:rPr>
+        <w:t>Sơ đồ tổ chức thực hiện của nhà thầu theo vai trò và quan hệ báo cáo như bảng sau.</w:t>
+      </w:r>
+    </w:p>
+    <w:tbl>
+      <w:tblPr>
+        <w:tblStyle w:val="TableGrid"/>
+        <w:tblW w:type="auto" w:w="0"/>
+        <w:jc w:val="left"/>
+        <w:tblLayout w:type="fixed"/>
+        <w:tblLook w:firstColumn="1" w:firstRow="1" w:lastColumn="0" w:lastRow="0" w:noHBand="0" w:noVBand="1" w:val="04A0"/>
+        <w:tblCellMar>
+          <w:top w:w="40" w:type="dxa"/>
+          <w:left w:w="70" w:type="dxa"/>
+          <w:bottom w:w="40" w:type="dxa"/>
+          <w:right w:w="70" w:type="dxa"/>
+        </w:tblCellMar>
+      </w:tblPr>
+      <w:tblGrid>
+        <w:gridCol w:w="2600"/>
+        <w:gridCol w:w="3500"/>
+        <w:gridCol w:w="3200"/>
+      </w:tblGrid>
+      <w:tr>
+        <w:trPr>
+          <w:tblHeader w:val="true"/>
+        </w:trPr>
+        <w:tc>
+          <w:tcPr>
+            <w:tcW w:type="dxa" w:w="2600"/>
+          </w:tcPr>
+          <w:p>
+            <w:pPr>
+              <w:spacing w:before="0" w:after="40"/>
+              <w:jc w:val="left"/>
+            </w:pPr>
+            <w:r>
+              <w:rPr>
+                <w:rFonts w:ascii="Times New Roman" w:hAnsi="Times New Roman" w:eastAsia="Times New Roman" w:cs="Times New Roman"/>
+                <w:b w:val="0"/>
+                <w:i w:val="0"/>
+                <w:caps w:val="0"/>
+                <w:color w:val="000000"/>
+                <w:sz w:val="24"/>
+              </w:rPr>
+              <w:t>Vai trò</w:t>
+            </w:r>
+          </w:p>
+        </w:tc>
+        <w:tc>
+          <w:tcPr>
+            <w:tcW w:type="dxa" w:w="3500"/>
+          </w:tcPr>
+          <w:p>
+            <w:pPr>
+              <w:spacing w:before="0" w:after="40"/>
+              <w:jc w:val="left"/>
+            </w:pPr>
+            <w:r>
+              <w:rPr>
+                <w:rFonts w:ascii="Times New Roman" w:hAnsi="Times New Roman" w:eastAsia="Times New Roman" w:cs="Times New Roman"/>
+                <w:b w:val="0"/>
+                <w:i w:val="0"/>
+                <w:caps w:val="0"/>
+                <w:color w:val="000000"/>
+                <w:sz w:val="24"/>
+              </w:rPr>
+              <w:t>Người đảm nhận</w:t>
+            </w:r>
+          </w:p>
+        </w:tc>
+        <w:tc>
+          <w:tcPr>
+            <w:tcW w:type="dxa" w:w="3200"/>
+          </w:tcPr>
+          <w:p>
+            <w:pPr>
+              <w:spacing w:before="0" w:after="40"/>
+              <w:jc w:val="left"/>
+            </w:pPr>
+            <w:r>
+              <w:rPr>
+                <w:rFonts w:ascii="Times New Roman" w:hAnsi="Times New Roman" w:eastAsia="Times New Roman" w:cs="Times New Roman"/>
+                <w:b w:val="0"/>
+                <w:i w:val="0"/>
+                <w:caps w:val="0"/>
+                <w:color w:val="000000"/>
+                <w:sz w:val="24"/>
+              </w:rPr>
+              <w:t>Quan hệ báo cáo</w:t>
+            </w:r>
+          </w:p>
+        </w:tc>
+      </w:tr>
+      <w:tr>
+        <w:tc>
+          <w:tcPr>
+            <w:tcW w:type="dxa" w:w="2600"/>
+          </w:tcPr>
+          <w:p>
+            <w:pPr>
+              <w:spacing w:before="0" w:after="40"/>
+              <w:jc w:val="left"/>
+            </w:pPr>
+            <w:r>
+              <w:rPr>
+                <w:rFonts w:ascii="Times New Roman" w:hAnsi="Times New Roman" w:eastAsia="Times New Roman" w:cs="Times New Roman"/>
+                <w:b w:val="0"/>
+                <w:i w:val="0"/>
+                <w:caps w:val="0"/>
+                <w:color w:val="000000"/>
+                <w:sz w:val="24"/>
+              </w:rPr>
+              <w:t>Người đại diện của nhà thầu</w:t>
+            </w:r>
+          </w:p>
+        </w:tc>
+        <w:tc>
+          <w:tcPr>
+            <w:tcW w:type="dxa" w:w="3500"/>
+          </w:tcPr>
+          <w:p>
+            <w:pPr>
+              <w:spacing w:before="0" w:after="40"/>
+              <w:jc w:val="left"/>
+            </w:pPr>
+            <w:r>
+              <w:rPr>
+                <w:rFonts w:ascii="Times New Roman" w:hAnsi="Times New Roman" w:eastAsia="Times New Roman" w:cs="Times New Roman"/>
+                <w:b w:val="0"/>
+                <w:i w:val="0"/>
+                <w:caps w:val="0"/>
+                <w:color w:val="000000"/>
+                <w:sz w:val="24"/>
+              </w:rPr>
+              <w:t>Lê Quốc Bảo</w:t>
+            </w:r>
+          </w:p>
+        </w:tc>
+        <w:tc>
+          <w:tcPr>
+            <w:tcW w:type="dxa" w:w="3200"/>
+          </w:tcPr>
+          <w:p>
+            <w:pPr>
+              <w:spacing w:before="0" w:after="40"/>
+              <w:jc w:val="left"/>
+            </w:pPr>
+            <w:r>
+              <w:rPr>
+                <w:rFonts w:ascii="Times New Roman" w:hAnsi="Times New Roman" w:eastAsia="Times New Roman" w:cs="Times New Roman"/>
+                <w:b w:val="0"/>
+                <w:i w:val="0"/>
+                <w:caps w:val="0"/>
+                <w:color w:val="000000"/>
+                <w:sz w:val="24"/>
+              </w:rPr>
+              <w:t>Ký hợp đồng, quyết định vấn đề vượt thẩm quyền quản trị dự án</w:t>
+            </w:r>
+          </w:p>
+        </w:tc>
+      </w:tr>
+      <w:tr>
+        <w:tc>
+          <w:tcPr>
+            <w:tcW w:type="dxa" w:w="2600"/>
+          </w:tcPr>
+          <w:p>
+            <w:pPr>
+              <w:spacing w:before="0" w:after="40"/>
+              <w:jc w:val="left"/>
+            </w:pPr>
+            <w:r>
+              <w:rPr>
+                <w:rFonts w:ascii="Times New Roman" w:hAnsi="Times New Roman" w:eastAsia="Times New Roman" w:cs="Times New Roman"/>
+                <w:b w:val="0"/>
+                <w:i w:val="0"/>
+                <w:caps w:val="0"/>
+                <w:color w:val="000000"/>
+                <w:sz w:val="24"/>
+              </w:rPr>
+              <w:t>Quản trị dự án</w:t>
+            </w:r>
+          </w:p>
+        </w:tc>
+        <w:tc>
+          <w:tcPr>
+            <w:tcW w:type="dxa" w:w="3500"/>
+          </w:tcPr>
+          <w:p>
+            <w:pPr>
+              <w:spacing w:before="0" w:after="40"/>
+              <w:jc w:val="left"/>
+            </w:pPr>
+            <w:r>
+              <w:rPr>
+                <w:rFonts w:ascii="Times New Roman" w:hAnsi="Times New Roman" w:eastAsia="Times New Roman" w:cs="Times New Roman"/>
+                <w:b w:val="0"/>
+                <w:i w:val="0"/>
+                <w:caps w:val="0"/>
+                <w:color w:val="000000"/>
+                <w:sz w:val="24"/>
+              </w:rPr>
+              <w:t>Trần Bá Đạt</w:t>
+            </w:r>
+          </w:p>
+        </w:tc>
+        <w:tc>
+          <w:tcPr>
+            <w:tcW w:type="dxa" w:w="3200"/>
+          </w:tcPr>
+          <w:p>
+            <w:pPr>
+              <w:spacing w:before="0" w:after="40"/>
+              <w:jc w:val="left"/>
+            </w:pPr>
+            <w:r>
+              <w:rPr>
+                <w:rFonts w:ascii="Times New Roman" w:hAnsi="Times New Roman" w:eastAsia="Times New Roman" w:cs="Times New Roman"/>
+                <w:b w:val="0"/>
+                <w:i w:val="0"/>
+                <w:caps w:val="0"/>
+                <w:color w:val="000000"/>
+                <w:sz w:val="24"/>
+              </w:rPr>
+              <w:t>Báo cáo người đại diện của nhà thầu, đầu mối làm việc với Chủ đầu tư</w:t>
+            </w:r>
+          </w:p>
+        </w:tc>
+      </w:tr>
+      <w:tr>
+        <w:tc>
+          <w:tcPr>
+            <w:tcW w:type="dxa" w:w="2600"/>
+          </w:tcPr>
+          <w:p>
+            <w:pPr>
+              <w:spacing w:before="0" w:after="40"/>
+              <w:jc w:val="left"/>
+            </w:pPr>
+            <w:r>
+              <w:rPr>
+                <w:rFonts w:ascii="Times New Roman" w:hAnsi="Times New Roman" w:eastAsia="Times New Roman" w:cs="Times New Roman"/>
+                <w:b w:val="0"/>
+                <w:i w:val="0"/>
+                <w:caps w:val="0"/>
+                <w:color w:val="000000"/>
+                <w:sz w:val="24"/>
+              </w:rPr>
+              <w:t>Phụ trách nhóm phân hệ quản lý sản phẩm</w:t>
+            </w:r>
+          </w:p>
+        </w:tc>
+        <w:tc>
+          <w:tcPr>
+            <w:tcW w:type="dxa" w:w="3500"/>
+          </w:tcPr>
+          <w:p>
+            <w:pPr>
+              <w:spacing w:before="0" w:after="40"/>
+              <w:jc w:val="left"/>
+            </w:pPr>
+            <w:r>
+              <w:rPr>
+                <w:rFonts w:ascii="Times New Roman" w:hAnsi="Times New Roman" w:eastAsia="Times New Roman" w:cs="Times New Roman"/>
+                <w:b w:val="0"/>
+                <w:i w:val="0"/>
+                <w:caps w:val="0"/>
+                <w:color w:val="000000"/>
+                <w:sz w:val="24"/>
+              </w:rPr>
+              <w:t>Vũ Đức Minh</w:t>
+            </w:r>
+          </w:p>
+        </w:tc>
+        <w:tc>
+          <w:tcPr>
+            <w:tcW w:type="dxa" w:w="3200"/>
+          </w:tcPr>
+          <w:p>
+            <w:pPr>
+              <w:spacing w:before="0" w:after="40"/>
+              <w:jc w:val="left"/>
+            </w:pPr>
+            <w:r>
+              <w:rPr>
+                <w:rFonts w:ascii="Times New Roman" w:hAnsi="Times New Roman" w:eastAsia="Times New Roman" w:cs="Times New Roman"/>
+                <w:b w:val="0"/>
+                <w:i w:val="0"/>
+                <w:caps w:val="0"/>
+                <w:color w:val="000000"/>
+                <w:sz w:val="24"/>
+              </w:rPr>
+              <w:t>Báo cáo quản trị dự án</w:t>
+            </w:r>
+          </w:p>
+        </w:tc>
+      </w:tr>
+      <w:tr>
+        <w:tc>
+          <w:tcPr>
+            <w:tcW w:type="dxa" w:w="2600"/>
+          </w:tcPr>
+          <w:p>
+            <w:pPr>
+              <w:spacing w:before="0" w:after="40"/>
+              <w:jc w:val="left"/>
+            </w:pPr>
+            <w:r>
+              <w:rPr>
+                <w:rFonts w:ascii="Times New Roman" w:hAnsi="Times New Roman" w:eastAsia="Times New Roman" w:cs="Times New Roman"/>
+                <w:b w:val="0"/>
+                <w:i w:val="0"/>
+                <w:caps w:val="0"/>
+                <w:color w:val="000000"/>
+                <w:sz w:val="24"/>
+              </w:rPr>
+              <w:t>Phụ trách nhóm phân hệ quản lý khách hàng (thành viên)</w:t>
+            </w:r>
+          </w:p>
+        </w:tc>
+        <w:tc>
+          <w:tcPr>
+            <w:tcW w:type="dxa" w:w="3500"/>
+          </w:tcPr>
+          <w:p>
+            <w:pPr>
+              <w:spacing w:before="0" w:after="40"/>
+              <w:jc w:val="left"/>
+            </w:pPr>
+            <w:r>
+              <w:rPr>
+                <w:rFonts w:ascii="Times New Roman" w:hAnsi="Times New Roman" w:eastAsia="Times New Roman" w:cs="Times New Roman"/>
+                <w:b w:val="0"/>
+                <w:i w:val="0"/>
+                <w:caps w:val="0"/>
+                <w:color w:val="000000"/>
+                <w:sz w:val="24"/>
+              </w:rPr>
+              <w:t>Phạm Tuấn Anh</w:t>
+            </w:r>
+          </w:p>
+        </w:tc>
+        <w:tc>
+          <w:tcPr>
+            <w:tcW w:type="dxa" w:w="3200"/>
+          </w:tcPr>
+          <w:p>
+            <w:pPr>
+              <w:spacing w:before="0" w:after="40"/>
+              <w:jc w:val="left"/>
+            </w:pPr>
+            <w:r>
+              <w:rPr>
+                <w:rFonts w:ascii="Times New Roman" w:hAnsi="Times New Roman" w:eastAsia="Times New Roman" w:cs="Times New Roman"/>
+                <w:b w:val="0"/>
+                <w:i w:val="0"/>
+                <w:caps w:val="0"/>
+                <w:color w:val="000000"/>
+                <w:sz w:val="24"/>
+              </w:rPr>
+              <w:t>Báo cáo quản trị dự án</w:t>
+            </w:r>
+          </w:p>
+        </w:tc>
+      </w:tr>
+      <w:tr>
+        <w:tc>
+          <w:tcPr>
+            <w:tcW w:type="dxa" w:w="2600"/>
+          </w:tcPr>
+          <w:p>
+            <w:pPr>
+              <w:spacing w:before="0" w:after="40"/>
+              <w:jc w:val="left"/>
+            </w:pPr>
+            <w:r>
+              <w:rPr>
+                <w:rFonts w:ascii="Times New Roman" w:hAnsi="Times New Roman" w:eastAsia="Times New Roman" w:cs="Times New Roman"/>
+                <w:b w:val="0"/>
+                <w:i w:val="0"/>
+                <w:caps w:val="0"/>
+                <w:color w:val="000000"/>
+                <w:sz w:val="24"/>
+              </w:rPr>
+              <w:t>Phụ trách nhóm phân hệ quản lý đơn hàng (đặt hàng)</w:t>
+            </w:r>
+          </w:p>
+        </w:tc>
+        <w:tc>
+          <w:tcPr>
+            <w:tcW w:type="dxa" w:w="3500"/>
+          </w:tcPr>
+          <w:p>
+            <w:pPr>
+              <w:spacing w:before="0" w:after="40"/>
+              <w:jc w:val="left"/>
+            </w:pPr>
+            <w:r>
+              <w:rPr>
+                <w:rFonts w:ascii="Times New Roman" w:hAnsi="Times New Roman" w:eastAsia="Times New Roman" w:cs="Times New Roman"/>
+                <w:b w:val="0"/>
+                <w:i w:val="0"/>
+                <w:caps w:val="0"/>
+                <w:color w:val="000000"/>
+                <w:sz w:val="24"/>
+              </w:rPr>
+              <w:t>Phạm Tuấn Anh</w:t>
+            </w:r>
+          </w:p>
+        </w:tc>
+        <w:tc>
+          <w:tcPr>
+            <w:tcW w:type="dxa" w:w="3200"/>
+          </w:tcPr>
+          <w:p>
+            <w:pPr>
+              <w:spacing w:before="0" w:after="40"/>
+              <w:jc w:val="left"/>
+            </w:pPr>
+            <w:r>
+              <w:rPr>
+                <w:rFonts w:ascii="Times New Roman" w:hAnsi="Times New Roman" w:eastAsia="Times New Roman" w:cs="Times New Roman"/>
+                <w:b w:val="0"/>
+                <w:i w:val="0"/>
+                <w:caps w:val="0"/>
+                <w:color w:val="000000"/>
+                <w:sz w:val="24"/>
+              </w:rPr>
+              <w:t>Báo cáo quản trị dự án</w:t>
+            </w:r>
+          </w:p>
+        </w:tc>
+      </w:tr>
+      <w:tr>
+        <w:tc>
+          <w:tcPr>
+            <w:tcW w:type="dxa" w:w="2600"/>
+          </w:tcPr>
+          <w:p>
+            <w:pPr>
+              <w:spacing w:before="0" w:after="40"/>
+              <w:jc w:val="left"/>
+            </w:pPr>
+            <w:r>
+              <w:rPr>
+                <w:rFonts w:ascii="Times New Roman" w:hAnsi="Times New Roman" w:eastAsia="Times New Roman" w:cs="Times New Roman"/>
+                <w:b w:val="0"/>
+                <w:i w:val="0"/>
+                <w:caps w:val="0"/>
+                <w:color w:val="000000"/>
+                <w:sz w:val="24"/>
+              </w:rPr>
+              <w:t>Phụ trách nhóm phân hệ tích hợp hệ thống</w:t>
+            </w:r>
+          </w:p>
+        </w:tc>
+        <w:tc>
+          <w:tcPr>
+            <w:tcW w:type="dxa" w:w="3500"/>
+          </w:tcPr>
+          <w:p>
+            <w:pPr>
+              <w:spacing w:before="0" w:after="40"/>
+              <w:jc w:val="left"/>
+            </w:pPr>
+            <w:r>
+              <w:rPr>
+                <w:rFonts w:ascii="Times New Roman" w:hAnsi="Times New Roman" w:eastAsia="Times New Roman" w:cs="Times New Roman"/>
+                <w:b w:val="0"/>
+                <w:i w:val="0"/>
+                <w:caps w:val="0"/>
+                <w:color w:val="000000"/>
+                <w:sz w:val="24"/>
+              </w:rPr>
+              <w:t>Ninh Đức Toàn</w:t>
+            </w:r>
+          </w:p>
+        </w:tc>
+        <w:tc>
+          <w:tcPr>
+            <w:tcW w:type="dxa" w:w="3200"/>
+          </w:tcPr>
+          <w:p>
+            <w:pPr>
+              <w:spacing w:before="0" w:after="40"/>
+              <w:jc w:val="left"/>
+            </w:pPr>
+            <w:r>
+              <w:rPr>
+                <w:rFonts w:ascii="Times New Roman" w:hAnsi="Times New Roman" w:eastAsia="Times New Roman" w:cs="Times New Roman"/>
+                <w:b w:val="0"/>
+                <w:i w:val="0"/>
+                <w:caps w:val="0"/>
+                <w:color w:val="000000"/>
+                <w:sz w:val="24"/>
+              </w:rPr>
+              <w:t>Báo cáo quản trị dự án</w:t>
+            </w:r>
+          </w:p>
+        </w:tc>
+      </w:tr>
+      <w:tr>
+        <w:tc>
+          <w:tcPr>
+            <w:tcW w:type="dxa" w:w="2600"/>
+          </w:tcPr>
+          <w:p>
+            <w:pPr>
+              <w:spacing w:before="0" w:after="40"/>
+              <w:jc w:val="left"/>
+            </w:pPr>
+            <w:r>
+              <w:rPr>
+                <w:rFonts w:ascii="Times New Roman" w:hAnsi="Times New Roman" w:eastAsia="Times New Roman" w:cs="Times New Roman"/>
+                <w:b w:val="0"/>
+                <w:i w:val="0"/>
+                <w:caps w:val="0"/>
+                <w:color w:val="000000"/>
+                <w:sz w:val="24"/>
+              </w:rPr>
+              <w:t>Phụ trách đặc tả và kiểm thử các phân hệ</w:t>
+            </w:r>
+          </w:p>
+        </w:tc>
+        <w:tc>
+          <w:tcPr>
+            <w:tcW w:type="dxa" w:w="3500"/>
+          </w:tcPr>
+          <w:p>
+            <w:pPr>
+              <w:spacing w:before="0" w:after="40"/>
+              <w:jc w:val="left"/>
+            </w:pPr>
+            <w:r>
+              <w:rPr>
+                <w:rFonts w:ascii="Times New Roman" w:hAnsi="Times New Roman" w:eastAsia="Times New Roman" w:cs="Times New Roman"/>
+                <w:b w:val="0"/>
+                <w:i w:val="0"/>
+                <w:caps w:val="0"/>
+                <w:color w:val="000000"/>
+                <w:sz w:val="24"/>
+              </w:rPr>
+              <w:t>Nguyễn Thị Phương Liên</w:t>
+            </w:r>
+          </w:p>
+        </w:tc>
+        <w:tc>
+          <w:tcPr>
+            <w:tcW w:type="dxa" w:w="3200"/>
+          </w:tcPr>
+          <w:p>
+            <w:pPr>
+              <w:spacing w:before="0" w:after="40"/>
+              <w:jc w:val="left"/>
+            </w:pPr>
+            <w:r>
+              <w:rPr>
+                <w:rFonts w:ascii="Times New Roman" w:hAnsi="Times New Roman" w:eastAsia="Times New Roman" w:cs="Times New Roman"/>
+                <w:b w:val="0"/>
+                <w:i w:val="0"/>
+                <w:caps w:val="0"/>
+                <w:color w:val="000000"/>
+                <w:sz w:val="24"/>
+              </w:rPr>
+              <w:t>Báo cáo quản trị dự án</w:t>
+            </w:r>
+          </w:p>
+        </w:tc>
+      </w:tr>
+      <w:tr>
+        <w:tc>
+          <w:tcPr>
+            <w:tcW w:type="dxa" w:w="2600"/>
+          </w:tcPr>
+          <w:p>
+            <w:pPr>
+              <w:spacing w:before="0" w:after="40"/>
+              <w:jc w:val="left"/>
+            </w:pPr>
+            <w:r>
+              <w:rPr>
+                <w:rFonts w:ascii="Times New Roman" w:hAnsi="Times New Roman" w:eastAsia="Times New Roman" w:cs="Times New Roman"/>
+                <w:b w:val="0"/>
+                <w:i w:val="0"/>
+                <w:caps w:val="0"/>
+                <w:color w:val="000000"/>
+                <w:sz w:val="24"/>
+              </w:rPr>
+              <w:t>Phụ trách phân tích và thiết kế phân hệ tích hợp hệ thống</w:t>
+            </w:r>
+          </w:p>
+        </w:tc>
+        <w:tc>
+          <w:tcPr>
+            <w:tcW w:type="dxa" w:w="3500"/>
+          </w:tcPr>
+          <w:p>
+            <w:pPr>
+              <w:spacing w:before="0" w:after="40"/>
+              <w:jc w:val="left"/>
+            </w:pPr>
+            <w:r>
+              <w:rPr>
+                <w:rFonts w:ascii="Times New Roman" w:hAnsi="Times New Roman" w:eastAsia="Times New Roman" w:cs="Times New Roman"/>
+                <w:b w:val="0"/>
+                <w:i w:val="0"/>
+                <w:caps w:val="0"/>
+                <w:color w:val="000000"/>
+                <w:sz w:val="24"/>
+              </w:rPr>
+              <w:t>Nguyễn Hoàng Nam</w:t>
+            </w:r>
+          </w:p>
+        </w:tc>
+        <w:tc>
+          <w:tcPr>
+            <w:tcW w:type="dxa" w:w="3200"/>
+          </w:tcPr>
+          <w:p>
+            <w:pPr>
+              <w:spacing w:before="0" w:after="40"/>
+              <w:jc w:val="left"/>
+            </w:pPr>
+            <w:r>
+              <w:rPr>
+                <w:rFonts w:ascii="Times New Roman" w:hAnsi="Times New Roman" w:eastAsia="Times New Roman" w:cs="Times New Roman"/>
+                <w:b w:val="0"/>
+                <w:i w:val="0"/>
+                <w:caps w:val="0"/>
+                <w:color w:val="000000"/>
+                <w:sz w:val="24"/>
+              </w:rPr>
+              <w:t>Báo cáo quản trị dự án</w:t>
+            </w:r>
+          </w:p>
+        </w:tc>
+      </w:tr>
+      <w:tr>
+        <w:tc>
+          <w:tcPr>
+            <w:tcW w:type="dxa" w:w="2600"/>
+          </w:tcPr>
+          <w:p>
+            <w:pPr>
+              <w:spacing w:before="0" w:after="40"/>
+              <w:jc w:val="left"/>
+            </w:pPr>
+            <w:r>
+              <w:rPr>
+                <w:rFonts w:ascii="Times New Roman" w:hAnsi="Times New Roman" w:eastAsia="Times New Roman" w:cs="Times New Roman"/>
+                <w:b w:val="0"/>
+                <w:i w:val="0"/>
+                <w:caps w:val="0"/>
+                <w:color w:val="000000"/>
+                <w:sz w:val="24"/>
+              </w:rPr>
+              <w:t>Thành viên bổ sung trong các nhóm</w:t>
+            </w:r>
+          </w:p>
+        </w:tc>
+        <w:tc>
+          <w:tcPr>
+            <w:tcW w:type="dxa" w:w="3500"/>
+          </w:tcPr>
+          <w:p>
+            <w:pPr>
+              <w:spacing w:before="0" w:after="40"/>
+              <w:jc w:val="left"/>
+            </w:pPr>
+            <w:r>
+              <w:rPr>
+                <w:rFonts w:ascii="Times New Roman" w:hAnsi="Times New Roman" w:eastAsia="Times New Roman" w:cs="Times New Roman"/>
+                <w:b w:val="0"/>
+                <w:i w:val="0"/>
+                <w:caps w:val="0"/>
+                <w:color w:val="000000"/>
+                <w:sz w:val="24"/>
+              </w:rPr>
+              <w:t>Lê Quang Huy, Đỗ Minh Quân, Bùi Anh Tuấn, Trần Thu Hà, Phạm Ngọc Anh, Trương Quốc Việt</w:t>
+            </w:r>
+          </w:p>
+        </w:tc>
+        <w:tc>
+          <w:tcPr>
+            <w:tcW w:type="dxa" w:w="3200"/>
+          </w:tcPr>
+          <w:p>
+            <w:pPr>
+              <w:spacing w:before="0" w:after="40"/>
+              <w:jc w:val="left"/>
+            </w:pPr>
+            <w:r>
+              <w:rPr>
+                <w:rFonts w:ascii="Times New Roman" w:hAnsi="Times New Roman" w:eastAsia="Times New Roman" w:cs="Times New Roman"/>
+                <w:b w:val="0"/>
+                <w:i w:val="0"/>
+                <w:caps w:val="0"/>
+                <w:color w:val="000000"/>
+                <w:sz w:val="24"/>
+              </w:rPr>
+              <w:t>Báo cáo người phụ trách nhóm theo tài liệu phân công</w:t>
+            </w:r>
+          </w:p>
+        </w:tc>
+      </w:tr>
+      <w:tr>
+        <w:tc>
+          <w:tcPr>
+            <w:tcW w:type="dxa" w:w="2600"/>
+          </w:tcPr>
+          <w:p>
+            <w:pPr>
+              <w:spacing w:before="0" w:after="40"/>
+              <w:jc w:val="left"/>
+            </w:pPr>
+            <w:r>
+              <w:rPr>
+                <w:rFonts w:ascii="Times New Roman" w:hAnsi="Times New Roman" w:eastAsia="Times New Roman" w:cs="Times New Roman"/>
+                <w:b w:val="0"/>
+                <w:i w:val="0"/>
+                <w:caps w:val="0"/>
+                <w:color w:val="000000"/>
+                <w:sz w:val="24"/>
+              </w:rPr>
+              <w:t>Đầu mối Chủ đầu tư</w:t>
+            </w:r>
+          </w:p>
+        </w:tc>
+        <w:tc>
+          <w:tcPr>
+            <w:tcW w:type="dxa" w:w="3500"/>
+          </w:tcPr>
+          <w:p>
+            <w:pPr>
+              <w:spacing w:before="0" w:after="40"/>
+              <w:jc w:val="left"/>
+            </w:pPr>
+            <w:r>
+              <w:rPr>
+                <w:rFonts w:ascii="Times New Roman" w:hAnsi="Times New Roman" w:eastAsia="Times New Roman" w:cs="Times New Roman"/>
+                <w:b w:val="0"/>
+                <w:i w:val="0"/>
+                <w:caps w:val="0"/>
+                <w:color w:val="000000"/>
+                <w:sz w:val="24"/>
+              </w:rPr>
+              <w:t>Công ty Cổ phần ABC Wear, đầu mối Yamada, Phòng Kế hoạch</w:t>
+            </w:r>
+          </w:p>
+        </w:tc>
+        <w:tc>
+          <w:tcPr>
+            <w:tcW w:type="dxa" w:w="3200"/>
+          </w:tcPr>
+          <w:p>
+            <w:pPr>
+              <w:spacing w:before="0" w:after="40"/>
+              <w:jc w:val="left"/>
+            </w:pPr>
+            <w:r>
+              <w:rPr>
+                <w:rFonts w:ascii="Times New Roman" w:hAnsi="Times New Roman" w:eastAsia="Times New Roman" w:cs="Times New Roman"/>
+                <w:b w:val="0"/>
+                <w:i w:val="0"/>
+                <w:caps w:val="0"/>
+                <w:color w:val="000000"/>
+                <w:sz w:val="24"/>
+              </w:rPr>
+              <w:t>Phối hợp với quản trị dự án, xác nhận biên bản</w:t>
+            </w:r>
+          </w:p>
+        </w:tc>
+      </w:tr>
+    </w:tbl>
+    <w:p>
+      <w:pPr>
+        <w:spacing w:after="40"/>
+      </w:pPr>
     </w:p>
     <w:p>
       <w:pPr>
@@ -18323,7 +20916,7 @@
                 <w:color w:val="000000"/>
                 <w:sz w:val="24"/>
               </w:rPr>
-              <w:t>Cung cấp tài liệu đặc tả giao diện Main System, môi trường thử của Main System, dữ liệu sản phẩm, tồn kho và nội dung sản phẩm theo thời hạn tại mục 3.5 Chương V</w:t>
+              <w:t>Cung cấp tài liệu đặc tả giao diện Main System và môi trường thử của Main System theo thời hạn tại mục 3.5 Chương V, dữ liệu sản phẩm, tồn kho và nội dung sản phẩm theo thời hạn nhà thầu đề nghị (CK3, CK4)</w:t>
             </w:r>
           </w:p>
         </w:tc>
@@ -18369,7 +20962,7 @@
                 <w:color w:val="000000"/>
                 <w:sz w:val="24"/>
               </w:rPr>
-              <w:t>Đề xuất cấu hình tối thiểu, thiết lập môi trường vận hành, giám sát và sao lưu (gói 8.1.2, 8.1.3)</w:t>
+              <w:t>Đề xuất cấu hình tối thiểu, thiết lập môi trường vận hành, giám sát và sao lưu (gói 4.5.1, 4.5.2)</w:t>
             </w:r>
           </w:p>
         </w:tc>
@@ -18437,7 +21030,7 @@
                 <w:color w:val="000000"/>
                 <w:sz w:val="24"/>
               </w:rPr>
-              <w:t>Chịu trách nhiệm phía hệ thống mới, cung cấp đặc tả giao diện tích hợp (gói 6.2.1)</w:t>
+              <w:t>Chịu trách nhiệm phía hệ thống mới, cung cấp đặc tả giao diện tích hợp (gói 4.2.5)</w:t>
             </w:r>
           </w:p>
         </w:tc>
@@ -18459,7 +21052,7 @@
                 <w:color w:val="000000"/>
                 <w:sz w:val="24"/>
               </w:rPr>
-              <w:t>Thực hiện thay đổi phía Main System để trao đổi dữ liệu với hệ thống mới, xác nhận đặc tả giao diện tích hợp (gói 6.2.13)</w:t>
+              <w:t>Hoàn thành thay đổi phía Main System để trao đổi dữ liệu với hệ thống mới chậm nhất 20/05/2027 theo mục 3.5 Chương V, xác nhận đặc tả giao diện tích hợp (gói 4.2.6)</w:t>
             </w:r>
           </w:p>
         </w:tc>
@@ -18663,7 +21256,7 @@
                 <w:color w:val="000000"/>
                 <w:sz w:val="24"/>
               </w:rPr>
-              <w:t>Đề xuất thay đổi khi cần, thống nhất thay đổi bằng văn bản theo E-ĐKC 17.1(c)</w:t>
+              <w:t>Đề xuất thay đổi khi cần, thống nhất thay đổi bằng văn bản theo Mục 17.1(c) E-ĐKCT</w:t>
             </w:r>
           </w:p>
         </w:tc>
@@ -18845,7 +21438,7 @@
                 <w:color w:val="000000"/>
                 <w:sz w:val="24"/>
               </w:rPr>
-              <w:t>Lập hồ sơ nghiệm thu và thanh toán từng đợt (gói 1.3.1)</w:t>
+              <w:t>Lập hồ sơ nghiệm thu và thanh toán từng đợt (gói 1.1.4, 2.1.4, 3.1.5, 4.1.3)</w:t>
             </w:r>
           </w:p>
         </w:tc>
@@ -19145,7 +21738,7 @@
                 <w:color w:val="000000"/>
                 <w:sz w:val="24"/>
               </w:rPr>
-              <w:t>Ngày 14/04/2027 chưa nhận tài liệu đặc tả giao diện của Main System, hoặc ngày 20/05/2027 chưa có môi trường thử, hoặc đặc tả giao diện thay đổi sau khi đã xác nhận</w:t>
+              <w:t>Đến 9 giờ 00 ngày 14/04/2027 chưa nhận tài liệu đặc tả giao diện của Main System, hoặc đến 9 giờ 00 ngày 20/05/2027 chưa có môi trường thử hoặc chưa hoàn thành thay đổi phía Main System (CK8), hoặc đặc tả giao diện thay đổi sau khi đã xác nhận</w:t>
             </w:r>
           </w:p>
         </w:tc>
@@ -19213,7 +21806,7 @@
                 <w:color w:val="000000"/>
                 <w:sz w:val="24"/>
               </w:rPr>
-              <w:t>RR04</w:t>
+              <w:t>RR03</w:t>
             </w:r>
           </w:p>
         </w:tc>
@@ -19235,7 +21828,7 @@
                 <w:color w:val="000000"/>
                 <w:sz w:val="24"/>
               </w:rPr>
-              <w:t>Vị trí bổ sung không có mặt đúng sprint huy động đã thống nhất</w:t>
+              <w:t>Kiểm thử hệ thống và khắc phục lỗi hoàn thành sau ngày bắt đầu kiểm thử chấp nhận 18/06/2027</w:t>
             </w:r>
           </w:p>
         </w:tc>
@@ -19257,7 +21850,7 @@
                 <w:color w:val="000000"/>
                 <w:sz w:val="24"/>
               </w:rPr>
-              <w:t>Đến 10 ngày làm việc trước sprint huy động chưa ký hợp đồng với người giữ vị trí</w:t>
+              <w:t>Mốc M4 chưa đạt sau 2 ngày làm việc so với ngày dự kiến trong master schedule, hoặc còn từ 4 lỗi nghiêm trọng hoặc cao đang mở ngày 14/06/2027 (ngưỡng đỏ)</w:t>
             </w:r>
           </w:p>
         </w:tc>
@@ -19279,7 +21872,7 @@
                 <w:color w:val="000000"/>
                 <w:sz w:val="24"/>
               </w:rPr>
-              <w:t>Khi một vị trí chưa có mặt đúng sprint, Trần Bá Đạt chuyển gói của vị trí đó cho thành viên cùng năng lực còn dư quỹ và kích hoạt người dự phòng trong 3 ngày làm việc</w:t>
+              <w:t>Khi dấu hiệu xuất hiện, Trần Bá Đạt điều các kỹ sư phát triển đang làm gói không nằm trên đường găng sang sửa lỗi, Nguyễn Thị Phương Liên ưu tiên kịch bản các luồng chính và báo Chủ đầu tư phạm vi kiểm thử chấp nhận đợt đầu</w:t>
             </w:r>
           </w:p>
         </w:tc>
@@ -19325,6 +21918,118 @@
                 <w:color w:val="000000"/>
                 <w:sz w:val="24"/>
               </w:rPr>
+              <w:t>RR04</w:t>
+            </w:r>
+          </w:p>
+        </w:tc>
+        <w:tc>
+          <w:tcPr>
+            <w:tcW w:type="dxa" w:w="2200"/>
+          </w:tcPr>
+          <w:p>
+            <w:pPr>
+              <w:spacing w:before="0" w:after="40"/>
+              <w:jc w:val="left"/>
+            </w:pPr>
+            <w:r>
+              <w:rPr>
+                <w:rFonts w:ascii="Times New Roman" w:hAnsi="Times New Roman" w:eastAsia="Times New Roman" w:cs="Times New Roman"/>
+                <w:b w:val="0"/>
+                <w:i w:val="0"/>
+                <w:caps w:val="0"/>
+                <w:color w:val="000000"/>
+                <w:sz w:val="24"/>
+              </w:rPr>
+              <w:t>Vị trí bổ sung không có mặt đúng sprint huy động đã thống nhất</w:t>
+            </w:r>
+          </w:p>
+        </w:tc>
+        <w:tc>
+          <w:tcPr>
+            <w:tcW w:type="dxa" w:w="2000"/>
+          </w:tcPr>
+          <w:p>
+            <w:pPr>
+              <w:spacing w:before="0" w:after="40"/>
+              <w:jc w:val="left"/>
+            </w:pPr>
+            <w:r>
+              <w:rPr>
+                <w:rFonts w:ascii="Times New Roman" w:hAnsi="Times New Roman" w:eastAsia="Times New Roman" w:cs="Times New Roman"/>
+                <w:b w:val="0"/>
+                <w:i w:val="0"/>
+                <w:caps w:val="0"/>
+                <w:color w:val="000000"/>
+                <w:sz w:val="24"/>
+              </w:rPr>
+              <w:t>Đến ngày hợp đồng có hiệu lực chưa có quyết định điều động của một vị trí, hoặc người giữ vị trí chưa hoàn thành bàn giao công việc đang làm trước sprint huy động 5 ngày làm việc</w:t>
+            </w:r>
+          </w:p>
+        </w:tc>
+        <w:tc>
+          <w:tcPr>
+            <w:tcW w:type="dxa" w:w="3000"/>
+          </w:tcPr>
+          <w:p>
+            <w:pPr>
+              <w:spacing w:before="0" w:after="40"/>
+              <w:jc w:val="left"/>
+            </w:pPr>
+            <w:r>
+              <w:rPr>
+                <w:rFonts w:ascii="Times New Roman" w:hAnsi="Times New Roman" w:eastAsia="Times New Roman" w:cs="Times New Roman"/>
+                <w:b w:val="0"/>
+                <w:i w:val="0"/>
+                <w:caps w:val="0"/>
+                <w:color w:val="000000"/>
+                <w:sz w:val="24"/>
+              </w:rPr>
+              <w:t>Khi một vị trí chưa có mặt đúng sprint, Trần Bá Đạt chuyển gói của vị trí đó cho thành viên cùng năng lực còn dư quỹ và kích hoạt người dự phòng trong 3 ngày làm việc</w:t>
+            </w:r>
+          </w:p>
+        </w:tc>
+        <w:tc>
+          <w:tcPr>
+            <w:tcW w:type="dxa" w:w="1400"/>
+          </w:tcPr>
+          <w:p>
+            <w:pPr>
+              <w:spacing w:before="0" w:after="40"/>
+              <w:jc w:val="left"/>
+            </w:pPr>
+            <w:r>
+              <w:rPr>
+                <w:rFonts w:ascii="Times New Roman" w:hAnsi="Times New Roman" w:eastAsia="Times New Roman" w:cs="Times New Roman"/>
+                <w:b w:val="0"/>
+                <w:i w:val="0"/>
+                <w:caps w:val="0"/>
+                <w:color w:val="000000"/>
+                <w:sz w:val="24"/>
+              </w:rPr>
+              <w:t>Trần Bá Đạt</w:t>
+            </w:r>
+          </w:p>
+        </w:tc>
+      </w:tr>
+      <w:tr>
+        <w:tc>
+          <w:tcPr>
+            <w:tcW w:type="dxa" w:w="700"/>
+          </w:tcPr>
+          <w:p>
+            <w:pPr>
+              <w:spacing w:before="0" w:after="40"/>
+              <w:jc w:val="center"/>
+            </w:pPr>
+            <w:r>
+              <w:rPr>
+                <w:rFonts w:ascii="Times New Roman" w:hAnsi="Times New Roman" w:eastAsia="Times New Roman" w:cs="Times New Roman"/>
+                <w:b w:val="0"/>
+                <w:i w:val="0"/>
+                <w:caps w:val="0"/>
+                <w:color w:val="000000"/>
+                <w:sz w:val="24"/>
+              </w:rPr>
               <w:t>RR10</w:t>
             </w:r>
           </w:p>
@@ -19369,7 +22074,7 @@
                 <w:color w:val="000000"/>
                 <w:sz w:val="24"/>
               </w:rPr>
-              <w:t>Ngày 23/06/2027 còn từ 5 lỗi nghiêm trọng hoặc cao đang mở</w:t>
+              <w:t>Ngày 23/06/2027 còn từ 4 lỗi nghiêm trọng hoặc cao đang mở (ngưỡng đỏ)</w:t>
             </w:r>
           </w:p>
         </w:tc>
@@ -19438,7 +22143,7 @@
           <w:color w:val="000000"/>
           <w:sz w:val="26"/>
         </w:rPr>
-        <w:t>Mỗi bên được đề xuất thay đổi đặc tả khi cần thiết. Yêu cầu thay đổi được ghi vào sổ yêu cầu thay đổi (gói 1.2.2), nhà thầu đánh giá ảnh hưởng tới phạm vi, tiến độ và giá trong 3 ngày, trình Chủ đầu tư quyết định. Thay đổi chỉ được thực hiện sau khi hai bên thống nhất bằng văn bản nêu rõ nội dung và ảnh hưởng đến tiến độ, giá hợp đồng theo Mục 17.1(c) E-ĐKCT. Đặc tả, tài liệu và mã nguồn được quản lý phiên bản, sổ rủi ro và kế hoạch quản lý thay đổi được cập nhật theo đường cơ sở đặc tả (gói 1.1.3, 1.2.3).</w:t>
+        <w:t>Mỗi bên được đề xuất thay đổi đặc tả khi cần thiết. Yêu cầu thay đổi được ghi vào sổ yêu cầu thay đổi (gói 1.1.3, 2.1.3, 3.1.4, 4.1.2), nhà thầu đánh giá ảnh hưởng tới phạm vi, tiến độ và giá trong 3 ngày, trình Chủ đầu tư quyết định. Yêu cầu được lập theo mẫu phiếu yêu cầu thay đổi của kế hoạch quản lý thay đổi (mã yêu cầu, nội dung, lý do, gói bị ảnh hưởng, MD và chi phí tăng, ngày chậm, mốc bị ảnh hưởng, quyết định), phía nhà thầu do quản trị dự án Trần Bá Đạt phê duyệt thay đổi nội bộ và người đại diện của nhà thầu Lê Quốc Bảo phê duyệt thay đổi chạm cam kết hợp đồng trước khi trình Chủ đầu tư. Thay đổi chỉ được thực hiện sau khi hai bên thống nhất bằng văn bản nêu rõ nội dung và ảnh hưởng đến tiến độ, giá hợp đồng theo Mục 17.1(c) E-ĐKCT. Đặc tả, tài liệu và mã nguồn được quản lý phiên bản, sổ rủi ro và kế hoạch quản lý thay đổi được cập nhật theo đường cơ sở đặc tả (gói 3.1.6, 1.1.4, 2.1.4, 3.1.5, 4.1.3).</w:t>
       </w:r>
     </w:p>
     <w:p>
@@ -19455,7 +22160,7 @@
           <w:color w:val="000000"/>
           <w:sz w:val="26"/>
         </w:rPr>
-        <w:t>Sổ rủi ro nhận diện 21 rủi ro gồm 2 cơ hội, trong đó 5 rủi ro hạng A (RR02, RR04, RR10, RR01, RR13). Sổ rủi ro bao quát các rủi ro chính của gói thầu về tích hợp với Main System (RR02), thời gian đến ngày cut over (RR03, RR10), hiệu năng (RR06) và hoạt động liên tục (RR07). Tổng giá trị kỳ vọng (EMV) của sổ rủi ro là 147 triệu đồng, trong khoảng 110 đến 183 triệu đồng. Mỗi rủi ro có biện pháp phòng ngừa, dấu hiệu, kế hoạch ứng phó và người phụ trách, được theo dõi trong họp tiến độ hằng tuần và báo cáo tiến độ từng sprint (gói 1.2.2). Kế hoạch ứng phó của các rủi ro chính nêu tại bảng rủi ro chính của mục này.</w:t>
+        <w:t>Sổ rủi ro nhận diện 21 rủi ro gồm 2 cơ hội, trong đó 6 rủi ro hạng A (RR02, RR03, RR04, RR10, RR01, RR13). Sổ rủi ro bao quát các rủi ro chính của gói thầu về tích hợp với Main System (RR02), thời gian đến ngày cut over (RR03, RR10), hiệu năng (RR06) và hoạt động liên tục (RR07). Tổng giá trị kỳ vọng (EMV) của sổ rủi ro là 141 triệu đồng, trong khoảng 105 đến 177 triệu đồng. Mỗi rủi ro có biện pháp phòng ngừa, dấu hiệu, kế hoạch ứng phó và người phụ trách, được theo dõi trong họp tiến độ hằng tuần và báo cáo tiến độ từng sprint (gói 1.1.3, 2.1.3, 3.1.4, 4.1.2). Kế hoạch ứng phó của các rủi ro mức cao (RR02, RR03, RR04, RR10) nêu tại bảng rủi ro của mục này, kế hoạch ứng phó của các rủi ro khác nêu trong sổ rủi ro.</w:t>
       </w:r>
     </w:p>
     <w:p>
@@ -19472,7 +22177,7 @@
           <w:color w:val="000000"/>
           <w:sz w:val="26"/>
         </w:rPr>
-        <w:t>Trong thời hạn 12 tháng kể từ ngày hệ thống được nghiệm thu, nhà thầu sửa chữa lỗi logic và sai sót thuộc trách nhiệm của mình bằng chi phí của nhà thầu theo Mục 20.1 E-ĐKCT và duy trì bảo lãnh bảo hành 5% giá hợp đồng. Lỗi được tiếp nhận qua đầu mối của nhà thầu, phân loại theo mức lỗi, phản hồi và khắc phục theo thời hạn của bảng sau. Đối với rủi ro RR17: Lập danh sách lỗi tồn tại khi bàn giao có biên bản Chủ đầu tư đồng ý, bàn giao tài liệu vận hành đầy đủ.</w:t>
+        <w:t>Trong thời hạn 12 tháng kể từ ngày hệ thống được nghiệm thu, nhà thầu sửa chữa lỗi logic và sai sót thuộc trách nhiệm của mình bằng chi phí của nhà thầu theo Mục 20.1 E-ĐKCT và duy trì bảo lãnh bảo hành 5% giá hợp đồng. Lỗi được tiếp nhận qua đầu mối của nhà thầu, phân loại theo mức lỗi, thời hạn phản hồi và khắc phục của từng mức tính theo cách nêu tại bảng mức lỗi. Đối với rủi ro RR17: Lập danh sách lỗi tồn tại khi bàn giao có biên bản Chủ đầu tư đồng ý, bàn giao tài liệu vận hành đầy đủ.</w:t>
       </w:r>
     </w:p>
     <w:p>
@@ -19507,9 +22212,10 @@
         </w:tblCellMar>
       </w:tblPr>
       <w:tblGrid>
-        <w:gridCol w:w="2600"/>
-        <w:gridCol w:w="3300"/>
-        <w:gridCol w:w="3400"/>
+        <w:gridCol w:w="1700"/>
+        <w:gridCol w:w="1700"/>
+        <w:gridCol w:w="2000"/>
+        <w:gridCol w:w="3900"/>
       </w:tblGrid>
       <w:tr>
         <w:trPr>
@@ -19517,7 +22223,7 @@
         </w:trPr>
         <w:tc>
           <w:tcPr>
-            <w:tcW w:type="dxa" w:w="2600"/>
+            <w:tcW w:type="dxa" w:w="1700"/>
           </w:tcPr>
           <w:p>
             <w:pPr>
@@ -19539,7 +22245,7 @@
         </w:tc>
         <w:tc>
           <w:tcPr>
-            <w:tcW w:type="dxa" w:w="3300"/>
+            <w:tcW w:type="dxa" w:w="1700"/>
           </w:tcPr>
           <w:p>
             <w:pPr>
@@ -19561,7 +22267,7 @@
         </w:tc>
         <w:tc>
           <w:tcPr>
-            <w:tcW w:type="dxa" w:w="3400"/>
+            <w:tcW w:type="dxa" w:w="2000"/>
           </w:tcPr>
           <w:p>
             <w:pPr>
@@ -19578,6 +22284,28 @@
                 <w:sz w:val="24"/>
               </w:rPr>
               <w:t>Thời hạn khắc phục</w:t>
+            </w:r>
+          </w:p>
+        </w:tc>
+        <w:tc>
+          <w:tcPr>
+            <w:tcW w:type="dxa" w:w="3900"/>
+          </w:tcPr>
+          <w:p>
+            <w:pPr>
+              <w:spacing w:before="0" w:after="40"/>
+              <w:jc w:val="left"/>
+            </w:pPr>
+            <w:r>
+              <w:rPr>
+                <w:rFonts w:ascii="Times New Roman" w:hAnsi="Times New Roman" w:eastAsia="Times New Roman" w:cs="Times New Roman"/>
+                <w:b w:val="0"/>
+                <w:i w:val="0"/>
+                <w:caps w:val="0"/>
+                <w:color w:val="000000"/>
+                <w:sz w:val="24"/>
+              </w:rPr>
+              <w:t>Cách tính thời hạn</w:t>
             </w:r>
           </w:p>
         </w:tc>
@@ -19585,7 +22313,7 @@
       <w:tr>
         <w:tc>
           <w:tcPr>
-            <w:tcW w:type="dxa" w:w="2600"/>
+            <w:tcW w:type="dxa" w:w="1700"/>
           </w:tcPr>
           <w:p>
             <w:pPr>
@@ -19607,7 +22335,7 @@
         </w:tc>
         <w:tc>
           <w:tcPr>
-            <w:tcW w:type="dxa" w:w="3300"/>
+            <w:tcW w:type="dxa" w:w="1700"/>
           </w:tcPr>
           <w:p>
             <w:pPr>
@@ -19629,7 +22357,7 @@
         </w:tc>
         <w:tc>
           <w:tcPr>
-            <w:tcW w:type="dxa" w:w="3400"/>
+            <w:tcW w:type="dxa" w:w="2000"/>
           </w:tcPr>
           <w:p>
             <w:pPr>
@@ -19646,6 +22374,28 @@
                 <w:sz w:val="24"/>
               </w:rPr>
               <w:t>8 giờ</w:t>
+            </w:r>
+          </w:p>
+        </w:tc>
+        <w:tc>
+          <w:tcPr>
+            <w:tcW w:type="dxa" w:w="3900"/>
+          </w:tcPr>
+          <w:p>
+            <w:pPr>
+              <w:spacing w:before="0" w:after="40"/>
+              <w:jc w:val="left"/>
+            </w:pPr>
+            <w:r>
+              <w:rPr>
+                <w:rFonts w:ascii="Times New Roman" w:hAnsi="Times New Roman" w:eastAsia="Times New Roman" w:cs="Times New Roman"/>
+                <w:b w:val="0"/>
+                <w:i w:val="0"/>
+                <w:caps w:val="0"/>
+                <w:color w:val="000000"/>
+                <w:sz w:val="24"/>
+              </w:rPr>
+              <w:t>Tính liên tục 24 giờ mỗi ngày, kể cả ngày nghỉ, từ khi tiếp nhận báo lỗi</w:t>
             </w:r>
           </w:p>
         </w:tc>
@@ -19653,7 +22403,7 @@
       <w:tr>
         <w:tc>
           <w:tcPr>
-            <w:tcW w:type="dxa" w:w="2600"/>
+            <w:tcW w:type="dxa" w:w="1700"/>
           </w:tcPr>
           <w:p>
             <w:pPr>
@@ -19675,29 +22425,29 @@
         </w:tc>
         <w:tc>
           <w:tcPr>
-            <w:tcW w:type="dxa" w:w="3300"/>
-          </w:tcPr>
-          <w:p>
-            <w:pPr>
-              <w:spacing w:before="0" w:after="40"/>
-              <w:jc w:val="left"/>
-            </w:pPr>
-            <w:r>
-              <w:rPr>
-                <w:rFonts w:ascii="Times New Roman" w:hAnsi="Times New Roman" w:eastAsia="Times New Roman" w:cs="Times New Roman"/>
-                <w:b w:val="0"/>
-                <w:i w:val="0"/>
-                <w:caps w:val="0"/>
-                <w:color w:val="000000"/>
-                <w:sz w:val="24"/>
-              </w:rPr>
-              <w:t>Hai bên thống nhất khi xác nhận đặc tả</w:t>
-            </w:r>
-          </w:p>
-        </w:tc>
-        <w:tc>
-          <w:tcPr>
-            <w:tcW w:type="dxa" w:w="3400"/>
+            <w:tcW w:type="dxa" w:w="1700"/>
+          </w:tcPr>
+          <w:p>
+            <w:pPr>
+              <w:spacing w:before="0" w:after="40"/>
+              <w:jc w:val="left"/>
+            </w:pPr>
+            <w:r>
+              <w:rPr>
+                <w:rFonts w:ascii="Times New Roman" w:hAnsi="Times New Roman" w:eastAsia="Times New Roman" w:cs="Times New Roman"/>
+                <w:b w:val="0"/>
+                <w:i w:val="0"/>
+                <w:caps w:val="0"/>
+                <w:color w:val="000000"/>
+                <w:sz w:val="24"/>
+              </w:rPr>
+              <w:t>4 giờ</w:t>
+            </w:r>
+          </w:p>
+        </w:tc>
+        <w:tc>
+          <w:tcPr>
+            <w:tcW w:type="dxa" w:w="2000"/>
           </w:tcPr>
           <w:p>
             <w:pPr>
@@ -19714,6 +22464,28 @@
                 <w:sz w:val="24"/>
               </w:rPr>
               <w:t>1 ngày làm việc</w:t>
+            </w:r>
+          </w:p>
+        </w:tc>
+        <w:tc>
+          <w:tcPr>
+            <w:tcW w:type="dxa" w:w="3900"/>
+          </w:tcPr>
+          <w:p>
+            <w:pPr>
+              <w:spacing w:before="0" w:after="40"/>
+              <w:jc w:val="left"/>
+            </w:pPr>
+            <w:r>
+              <w:rPr>
+                <w:rFonts w:ascii="Times New Roman" w:hAnsi="Times New Roman" w:eastAsia="Times New Roman" w:cs="Times New Roman"/>
+                <w:b w:val="0"/>
+                <w:i w:val="0"/>
+                <w:caps w:val="0"/>
+                <w:color w:val="000000"/>
+                <w:sz w:val="24"/>
+              </w:rPr>
+              <w:t>Tính trong giờ hành chính (8 giờ 00 đến 17 giờ 00 các ngày làm việc) từ khi tiếp nhận</w:t>
             </w:r>
           </w:p>
         </w:tc>
@@ -19721,7 +22493,7 @@
       <w:tr>
         <w:tc>
           <w:tcPr>
-            <w:tcW w:type="dxa" w:w="2600"/>
+            <w:tcW w:type="dxa" w:w="1700"/>
           </w:tcPr>
           <w:p>
             <w:pPr>
@@ -19743,29 +22515,29 @@
         </w:tc>
         <w:tc>
           <w:tcPr>
-            <w:tcW w:type="dxa" w:w="3300"/>
-          </w:tcPr>
-          <w:p>
-            <w:pPr>
-              <w:spacing w:before="0" w:after="40"/>
-              <w:jc w:val="left"/>
-            </w:pPr>
-            <w:r>
-              <w:rPr>
-                <w:rFonts w:ascii="Times New Roman" w:hAnsi="Times New Roman" w:eastAsia="Times New Roman" w:cs="Times New Roman"/>
-                <w:b w:val="0"/>
-                <w:i w:val="0"/>
-                <w:caps w:val="0"/>
-                <w:color w:val="000000"/>
-                <w:sz w:val="24"/>
-              </w:rPr>
-              <w:t>Hai bên thống nhất khi xác nhận đặc tả</w:t>
-            </w:r>
-          </w:p>
-        </w:tc>
-        <w:tc>
-          <w:tcPr>
-            <w:tcW w:type="dxa" w:w="3400"/>
+            <w:tcW w:type="dxa" w:w="1700"/>
+          </w:tcPr>
+          <w:p>
+            <w:pPr>
+              <w:spacing w:before="0" w:after="40"/>
+              <w:jc w:val="left"/>
+            </w:pPr>
+            <w:r>
+              <w:rPr>
+                <w:rFonts w:ascii="Times New Roman" w:hAnsi="Times New Roman" w:eastAsia="Times New Roman" w:cs="Times New Roman"/>
+                <w:b w:val="0"/>
+                <w:i w:val="0"/>
+                <w:caps w:val="0"/>
+                <w:color w:val="000000"/>
+                <w:sz w:val="24"/>
+              </w:rPr>
+              <w:t>8 giờ</w:t>
+            </w:r>
+          </w:p>
+        </w:tc>
+        <w:tc>
+          <w:tcPr>
+            <w:tcW w:type="dxa" w:w="2000"/>
           </w:tcPr>
           <w:p>
             <w:pPr>
@@ -19782,6 +22554,28 @@
                 <w:sz w:val="24"/>
               </w:rPr>
               <w:t>3 ngày làm việc</w:t>
+            </w:r>
+          </w:p>
+        </w:tc>
+        <w:tc>
+          <w:tcPr>
+            <w:tcW w:type="dxa" w:w="3900"/>
+          </w:tcPr>
+          <w:p>
+            <w:pPr>
+              <w:spacing w:before="0" w:after="40"/>
+              <w:jc w:val="left"/>
+            </w:pPr>
+            <w:r>
+              <w:rPr>
+                <w:rFonts w:ascii="Times New Roman" w:hAnsi="Times New Roman" w:eastAsia="Times New Roman" w:cs="Times New Roman"/>
+                <w:b w:val="0"/>
+                <w:i w:val="0"/>
+                <w:caps w:val="0"/>
+                <w:color w:val="000000"/>
+                <w:sz w:val="24"/>
+              </w:rPr>
+              <w:t>Tính trong giờ hành chính (8 giờ 00 đến 17 giờ 00 các ngày làm việc) từ khi tiếp nhận</w:t>
             </w:r>
           </w:p>
         </w:tc>
@@ -19876,7 +22670,7 @@
           <w:color w:val="000000"/>
           <w:sz w:val="26"/>
         </w:rPr>
-        <w:t>Nhà thầu đề nghị Chủ đầu tư: cử đầu mối và chủ sản phẩm có thẩm quyền quyết định yêu cầu nghiệp vụ, tham gia làm rõ yêu cầu và trình diễn cuối sprint (CK5). Xác nhận phương thức thanh toán đơn hàng tại họp khởi động và ghi vào biên bản xác nhận đặc tả (biện pháp của rủi ro RR11). Bàn giao tài liệu giao diện và dữ liệu mẫu của Main System tại họp khởi động, môi trường thử của Main System theo từng phần ngay khi sẵn sàng (biện pháp của rủi ro RR02, RR21). Thống nhất cấu hình và thời điểm bàn giao hạ tầng tại họp khởi động (biện pháp của rủi ro RR16). Bố trí người dùng nghiệp vụ tham gia kiểm thử chấp nhận (CK6).</w:t>
+        <w:t>Nhà thầu đề nghị Chủ đầu tư: cử đầu mối và chủ sản phẩm có thẩm quyền quyết định yêu cầu nghiệp vụ, tham gia làm rõ yêu cầu và trình diễn cuối sprint (CK5). Xác nhận phương thức thanh toán đơn hàng tại họp khởi động và ghi vào biên bản xác nhận đặc tả (biện pháp của rủi ro RR11). Bàn giao tài liệu giao diện và dữ liệu mẫu của Main System tại họp khởi động, môi trường thử của Main System theo từng phần ngay khi sẵn sàng (biện pháp của rủi ro RR02, RR21). Bàn giao hạ tầng vận hành chính thức theo cấu hình hai bên thống nhất chậm nhất 9 giờ 00 ngày 20/05/2027 (CK7), thời điểm bàn giao được xác nhận tại họp khởi động (biện pháp của rủi ro RR16). Cung cấp dữ liệu sản phẩm, tồn kho phục vụ chuyển đổi và nội dung, hình ảnh sản phẩm chậm nhất 10/06/2027 (CK3, CK4), bố trí người dùng nghiệp vụ tham gia kiểm thử chấp nhận (CK6). Các đầu vào có hạn được bàn giao chậm nhất 9 giờ 00 ngày hạn để công việc phụ thuộc được phép bắt đầu ngay trong ngày hạn.</w:t>
       </w:r>
     </w:p>
     <w:p>
@@ -19893,7 +22687,7 @@
           <w:color w:val="000000"/>
           <w:sz w:val="26"/>
         </w:rPr>
-        <w:t>Đề xuất bổ sung cho thành công của dự án, không làm thay đổi phạm vi, thời gian thực hiện hợp đồng và không phát sinh nghĩa vụ cho Chủ đầu tư. Thứ nhất, lập dịch vụ giả lập Main System (gói 6.2.8) để lập trình và kiểm thử tích hợp không phụ thuộc thời điểm có môi trường thử, giảm tác động của rủi ro RR02 tới đường găng. Thứ hai, diễn tập triển khai, chuyển đổi dữ liệu và khôi phục trên môi trường vận hành trước cut over (gói 7.3.6, 8.3.2), giảm rủi ro RR07, RR08 trong ngày đưa hệ thống vào vận hành. Thứ ba, mời cán bộ Chủ đầu tư dự trình diễn cuối sprint từ S4 và gửi tài liệu hướng dẫn trước buổi hướng dẫn vận hành (biện pháp của rủi ro RR09), giúp cán bộ sẵn sàng vận hành theo quy trình vận hành mới. Thứ tư, tái sử dụng khung ứng dụng và thư viện giao diện nhà thầu có quyền sử dụng từ hai hợp đồng tương tự (cơ hội RR20), thời gian tiết kiệm được chuyển sang lập trình phân hệ và kiểm thử.</w:t>
+        <w:t>Đề xuất bổ sung cho thành công của dự án, không làm thay đổi phạm vi, thời gian thực hiện hợp đồng và giá dự thầu. Thứ nhất, lập dịch vụ giả lập Main System (gói 4.4.1) để lập trình và kiểm thử tích hợp không phụ thuộc thời điểm có môi trường thử, giảm tác động của rủi ro RR02 tới đường găng. Thứ hai, diễn tập triển khai, chuyển đổi dữ liệu và khôi phục trên môi trường vận hành trước cut over (gói 4.4.8, 3.5.3), giảm rủi ro RR07, RR08 trong ngày đưa hệ thống vào vận hành. Thứ ba, mời cán bộ Chủ đầu tư dự trình diễn cuối sprint từ S4 và gửi tài liệu hướng dẫn trước buổi hướng dẫn vận hành (biện pháp của rủi ro RR09), giúp cán bộ sẵn sàng vận hành theo quy trình vận hành mới. Thứ tư, tái sử dụng khung ứng dụng và thư viện giao diện nhà thầu có quyền sử dụng từ hai hợp đồng tương tự (cơ hội RR20), thời gian tiết kiệm được chuyển sang lập trình phân hệ và kiểm thử.</w:t>
       </w:r>
     </w:p>
     <w:p>
@@ -19910,7 +22704,7 @@
           <w:color w:val="000000"/>
           <w:sz w:val="26"/>
         </w:rPr>
-        <w:t>Để nâng cao hiệu quả của kênh bán hàng trực tuyến, giao diện dùng thư viện thành phần tương thích thiết bị di động (gói 2.3.6) giúp khách hàng truy cập từ nhiều loại thiết bị, góp phần mở rộng khách hàng qua internet. Lớp ứng dụng mở rộng theo chiều ngang (KT03) cho phép tăng số nút ứng dụng khi số lượng khách hàng tăng mà không thay đổi kiến trúc. Giám sát tích hợp và cảnh báo lỗi đồng bộ (gói 6.2.7) bảo đảm sản phẩm, giá, tồn kho hiển thị cho khách hàng nhất quán với Main System.</w:t>
+        <w:t>Để nâng cao hiệu quả của kênh bán hàng trực tuyến, giao diện dùng thư viện thành phần tương thích thiết bị di động (gói 1.2.4) giúp khách hàng truy cập từ nhiều loại thiết bị, góp phần mở rộng khách hàng qua internet. Lớp ứng dụng mở rộng theo chiều ngang (KT03) cho phép tăng số nút ứng dụng khi số lượng khách hàng tăng mà không thay đổi kiến trúc. Giám sát tích hợp và cảnh báo lỗi đồng bộ (gói 4.3.9) bảo đảm sản phẩm, giá, tồn kho hiển thị cho khách hàng nhất quán với Main System.</w:t>
       </w:r>
     </w:p>
     <w:p>
@@ -21068,7 +23862,7 @@
                 <w:color w:val="000000"/>
                 <w:sz w:val="24"/>
               </w:rPr>
-              <w:t>16/06/2027</w:t>
+              <w:t>17/06/2027</w:t>
             </w:r>
           </w:p>
         </w:tc>
@@ -21246,7 +24040,7 @@
                 <w:color w:val="000000"/>
                 <w:sz w:val="24"/>
               </w:rPr>
-              <w:t>16/06/2027</w:t>
+              <w:t>17/06/2027</w:t>
             </w:r>
           </w:p>
         </w:tc>
@@ -21424,7 +24218,7 @@
                 <w:color w:val="000000"/>
                 <w:sz w:val="24"/>
               </w:rPr>
-              <w:t>16/06/2027</w:t>
+              <w:t>17/06/2027</w:t>
             </w:r>
           </w:p>
         </w:tc>
@@ -21602,7 +24396,7 @@
                 <w:color w:val="000000"/>
                 <w:sz w:val="24"/>
               </w:rPr>
-              <w:t>16/06/2027</w:t>
+              <w:t>17/06/2027</w:t>
             </w:r>
           </w:p>
         </w:tc>
@@ -21780,7 +24574,7 @@
                 <w:color w:val="000000"/>
                 <w:sz w:val="24"/>
               </w:rPr>
-              <w:t>16/06/2027</w:t>
+              <w:t>17/06/2027</w:t>
             </w:r>
           </w:p>
         </w:tc>
@@ -24966,7 +27760,7 @@
           <w:color w:val="000000"/>
           <w:sz w:val="26"/>
         </w:rPr>
-        <w:t>Chi phí ước tính của gói thầu được lập từ khối lượng 657 MD theo WBS, phân theo loại công việc: Quản lý dự án 49 MD, Phân tích nghiệp vụ, kiến trúc 90 MD, Phát triển phần mềm 318 MD, Kiểm thử, bảo đảm chất lượng 160 MD, Triển khai và vận hành 40 MD. Đơn giá theo người-tháng của từng loại công việc lần lượt là 55.000.000 đồng, 43.000.000 đồng, 42.000.000 đồng, 40.000.000 đồng, 52.000.000 đồng. Đơn giá trọn gói theo người-tháng của nhà thầu, đã gồm lương, bảo hiểm và chi phí quản lý trực tiếp của nhân sự. Chi phí khác gồm Môi trường, công cụ, bảo hành 12 tháng và dự phòng, trong đó dự phòng rủi ro 50.000.000 đồng.</w:t>
+        <w:t>Chi phí ước tính của gói thầu được lập từ khối lượng 657 MD theo WBS, phân theo loại công việc: Quản lý dự án 49 MD, Phân tích nghiệp vụ, kiến trúc 90 MD, Phát triển phần mềm 318 MD, Kiểm thử, bảo đảm chất lượng 160 MD, Triển khai và vận hành 40 MD. Đơn giá theo người-tháng của từng loại công việc lần lượt là 55.000.000 đồng, 43.000.000 đồng, 42.000.000 đồng, 40.000.000 đồng, 52.000.000 đồng. Đơn giá trọn gói theo người-tháng của nhà thầu, đã gồm lương, bảo hiểm và chi phí quản lý trực tiếp của nhân sự. Chi phí khác gồm chi phí môi trường, công cụ, bảo hành 12 tháng và dự phòng rủi ro, trong đó dự phòng rủi ro 50.000.000 đồng.</w:t>
       </w:r>
     </w:p>
     <w:p>
@@ -24983,7 +27777,7 @@
           <w:color w:val="000000"/>
           <w:sz w:val="26"/>
         </w:rPr>
-        <w:t>Dự phòng được đối chiếu với sổ rủi ro. Tổng giá trị kỳ vọng (EMV) của sổ rủi ro là 147 triệu đồng, trong khoảng 110 đến 183 triệu đồng. Dự phòng chỉ dùng khi một rủi ro trong sổ xảy ra hoặc kế hoạch ứng phó được kích hoạt, không dùng để bù thay đổi phạm vi theo yêu cầu của Chủ đầu tư.</w:t>
+        <w:t>Dự phòng được đối chiếu với sổ rủi ro. Tổng giá trị kỳ vọng (EMV) của sổ rủi ro là 141 triệu đồng, trong khoảng 105 đến 177 triệu đồng. Dự phòng chỉ dùng khi một rủi ro trong sổ xảy ra hoặc kế hoạch ứng phó được kích hoạt, không dùng để bù thay đổi phạm vi theo yêu cầu của Chủ đầu tư. Phần chi phí ứng phó vượt dự phòng do nhà thầu tự chịu trong giá trọn gói, không phát sinh chi phí cho Chủ đầu tư.</w:t>
       </w:r>
     </w:p>
     <w:p>
@@ -25000,7 +27794,7 @@
           <w:color w:val="000000"/>
           <w:sz w:val="26"/>
         </w:rPr>
-        <w:t>Giá dự thầu 1.750.000.000 đồng thấp hơn giá gói thầu 250.000.000 đồng, được phân bổ cho 13 hạng mục Mẫu số 11A theo khối lượng các gói WBS của từng hạng mục. Giá hợp lý vì khối lượng được ước lượng theo danh mục chức năng, đối chiếu với hai hợp đồng tương tự, đơn giá theo loại công việc và bao gồm bảo hành 12 tháng. Dịch vụ phần mềm thuộc đối tượng không chịu thuế GTGT (Luật Thuế GTGT số 48/2024/QH15, khoản 21 Điều 5; Nghị định số 181/2025/NĐ-CP, khoản 13 Điều 4). Chi tiết cơ sở tính giá theo tệp cost estimate kèm theo.</w:t>
+        <w:t>Giá dự thầu được phân bổ cho 13 hạng mục Mẫu số 11A theo khối lượng các gói WBS của từng hạng mục. Giá hợp lý vì khối lượng được ước lượng theo danh mục chức năng, đối chiếu với hai hợp đồng tương tự, đơn giá theo loại công việc và bao gồm bảo hành 12 tháng. Chi tiết cơ sở tính giá theo tệp cost estimate kèm theo.</w:t>
       </w:r>
     </w:p>
     <w:sectPr>
